--- a/src/locales/Romanian.docx
+++ b/src/locales/Romanian.docx
@@ -20,7 +20,6 @@
           </w:tcPr>
           <w:p>
             <w:pPr>
-              <w:spacing w:line="240" w:lineRule="auto"/>
               <w:rPr>
                 <w:rStyle w:val="Fontdeparagrafimplicit1"/>
                 <w:rFonts w:ascii="Comfortaa" w:hAnsi="Comfortaa"/>
@@ -38,7 +37,6 @@
           </w:tcPr>
           <w:p>
             <w:pPr>
-              <w:spacing w:line="240" w:lineRule="auto"/>
               <w:rPr>
                 <w:rFonts w:ascii="Comfortaa" w:hAnsi="Comfortaa"/>
               </w:rPr>
@@ -75,7 +73,6 @@
           </w:tcPr>
           <w:p>
             <w:pPr>
-              <w:spacing w:line="240" w:lineRule="auto"/>
               <w:rPr>
                 <w:rFonts w:ascii="Comfortaa" w:hAnsi="Comfortaa"/>
               </w:rPr>
@@ -90,7 +87,6 @@
           </w:tcPr>
           <w:p>
             <w:pPr>
-              <w:spacing w:line="240" w:lineRule="auto"/>
               <w:rPr>
                 <w:rStyle w:val="Fontdeparagrafimplicit1"/>
                 <w:rFonts w:ascii="Comfortaa" w:hAnsi="Comfortaa"/>
@@ -124,7 +120,6 @@
           </w:tcPr>
           <w:p>
             <w:pPr>
-              <w:spacing w:line="240" w:lineRule="auto"/>
               <w:rPr>
                 <w:rFonts w:ascii="Comfortaa" w:hAnsi="Comfortaa"/>
               </w:rPr>
@@ -158,7 +153,6 @@
           </w:tcPr>
           <w:p>
             <w:pPr>
-              <w:spacing w:line="240" w:lineRule="auto"/>
               <w:rPr>
                 <w:rFonts w:ascii="Comfortaa" w:hAnsi="Comfortaa"/>
                 <w:b/>
@@ -176,7 +170,6 @@
           </w:p>
           <w:p>
             <w:pPr>
-              <w:spacing w:line="240" w:lineRule="auto"/>
               <w:rPr>
                 <w:rStyle w:val="Fontdeparagrafimplicit1"/>
                 <w:rFonts w:ascii="Comfortaa" w:hAnsi="Comfortaa"/>
@@ -193,7 +186,6 @@
           </w:tcPr>
           <w:p>
             <w:pPr>
-              <w:spacing w:line="240" w:lineRule="auto"/>
               <w:rPr>
                 <w:rFonts w:ascii="Comfortaa" w:hAnsi="Comfortaa"/>
                 <w:b/>
@@ -211,7 +203,6 @@
           </w:p>
           <w:p>
             <w:pPr>
-              <w:spacing w:line="240" w:lineRule="auto"/>
               <w:rPr>
                 <w:rFonts w:ascii="Comfortaa" w:hAnsi="Comfortaa"/>
               </w:rPr>
@@ -226,7 +217,6 @@
           </w:tcPr>
           <w:p>
             <w:pPr>
-              <w:spacing w:line="240" w:lineRule="auto"/>
               <w:rPr>
                 <w:rFonts w:ascii="Comfortaa" w:hAnsi="Comfortaa"/>
                 <w:b/>
@@ -249,7 +239,6 @@
           </w:tcPr>
           <w:p>
             <w:pPr>
-              <w:spacing w:line="240" w:lineRule="auto"/>
               <w:rPr>
                 <w:rFonts w:ascii="Comfortaa" w:hAnsi="Comfortaa"/>
               </w:rPr>
@@ -273,7 +262,6 @@
           </w:tcPr>
           <w:p>
             <w:pPr>
-              <w:spacing w:line="240" w:lineRule="auto"/>
               <w:rPr>
                 <w:rFonts w:ascii="Comfortaa" w:hAnsi="Comfortaa"/>
                 <w:b/>
@@ -297,7 +285,6 @@
           </w:tcPr>
           <w:p>
             <w:pPr>
-              <w:spacing w:line="240" w:lineRule="auto"/>
               <w:rPr>
                 <w:rFonts w:ascii="Comfortaa" w:hAnsi="Comfortaa"/>
               </w:rPr>
@@ -321,7 +308,6 @@
           </w:tcPr>
           <w:p>
             <w:pPr>
-              <w:spacing w:line="240" w:lineRule="auto"/>
               <w:rPr>
                 <w:rFonts w:ascii="Comfortaa" w:hAnsi="Comfortaa"/>
                 <w:b/>
@@ -339,7 +325,6 @@
           </w:p>
           <w:p>
             <w:pPr>
-              <w:spacing w:line="240" w:lineRule="auto"/>
               <w:rPr>
                 <w:rFonts w:ascii="Comfortaa" w:hAnsi="Comfortaa"/>
                 <w:b/>
@@ -357,7 +342,6 @@
           </w:p>
           <w:p>
             <w:pPr>
-              <w:spacing w:line="240" w:lineRule="auto"/>
               <w:rPr>
                 <w:rFonts w:ascii="Comfortaa" w:hAnsi="Comfortaa"/>
                 <w:b/>
@@ -391,7 +375,6 @@
           </w:tcPr>
           <w:p>
             <w:pPr>
-              <w:spacing w:line="240" w:lineRule="auto"/>
               <w:rPr>
                 <w:rFonts w:ascii="Comfortaa" w:hAnsi="Comfortaa"/>
                 <w:b/>
@@ -437,7 +420,6 @@
           </w:p>
           <w:p>
             <w:pPr>
-              <w:spacing w:line="240" w:lineRule="auto"/>
               <w:rPr>
                 <w:rFonts w:ascii="Comfortaa" w:hAnsi="Comfortaa"/>
                 <w:b/>
@@ -455,7 +437,6 @@
           </w:p>
           <w:p>
             <w:pPr>
-              <w:spacing w:line="240" w:lineRule="auto"/>
               <w:rPr>
                 <w:rFonts w:ascii="Comfortaa" w:hAnsi="Comfortaa"/>
               </w:rPr>
@@ -517,7 +498,6 @@
           </w:tcPr>
           <w:p>
             <w:pPr>
-              <w:spacing w:line="240" w:lineRule="auto"/>
               <w:rPr>
                 <w:rFonts w:ascii="Comfortaa" w:hAnsi="Comfortaa"/>
                 <w:b/>
@@ -535,7 +515,6 @@
           </w:p>
           <w:p>
             <w:pPr>
-              <w:spacing w:line="240" w:lineRule="auto"/>
               <w:rPr>
                 <w:rFonts w:ascii="Comfortaa" w:hAnsi="Comfortaa"/>
                 <w:b/>
@@ -553,7 +532,6 @@
           </w:p>
           <w:p>
             <w:pPr>
-              <w:spacing w:line="240" w:lineRule="auto"/>
               <w:rPr>
                 <w:rFonts w:ascii="Comfortaa" w:hAnsi="Comfortaa"/>
                 <w:b/>
@@ -577,7 +555,6 @@
           </w:tcPr>
           <w:p>
             <w:pPr>
-              <w:spacing w:line="240" w:lineRule="auto"/>
               <w:rPr>
                 <w:rFonts w:ascii="Comfortaa" w:hAnsi="Comfortaa"/>
                 <w:b/>
@@ -597,7 +574,6 @@
           </w:p>
           <w:p>
             <w:pPr>
-              <w:spacing w:line="240" w:lineRule="auto"/>
               <w:rPr>
                 <w:rFonts w:ascii="Comfortaa" w:hAnsi="Comfortaa"/>
                 <w:b/>
@@ -617,7 +593,6 @@
           </w:p>
           <w:p>
             <w:pPr>
-              <w:spacing w:line="240" w:lineRule="auto"/>
               <w:rPr>
                 <w:rFonts w:ascii="Comfortaa" w:hAnsi="Comfortaa"/>
               </w:rPr>
@@ -643,7 +618,6 @@
           </w:tcPr>
           <w:p>
             <w:pPr>
-              <w:spacing w:line="240" w:lineRule="auto"/>
               <w:rPr>
                 <w:rFonts w:ascii="Comfortaa" w:hAnsi="Comfortaa"/>
                 <w:b/>
@@ -667,7 +641,6 @@
           </w:tcPr>
           <w:p>
             <w:pPr>
-              <w:spacing w:line="240" w:lineRule="auto"/>
               <w:rPr>
                 <w:rFonts w:ascii="Comfortaa" w:hAnsi="Comfortaa"/>
               </w:rPr>
@@ -689,9 +662,6 @@
             <w:tcW w:w="5382" w:type="dxa"/>
           </w:tcPr>
           <w:p>
-            <w:pPr>
-              <w:spacing w:line="240" w:lineRule="auto"/>
-            </w:pPr>
             <w:r>
               <w:rPr>
                 <w:rStyle w:val="Fontdeparagrafimplicit1"/>
@@ -705,7 +675,6 @@
           </w:p>
           <w:p>
             <w:pPr>
-              <w:spacing w:line="240" w:lineRule="auto"/>
               <w:rPr>
                 <w:rFonts w:ascii="Comfortaa" w:hAnsi="Comfortaa"/>
                 <w:b/>
@@ -733,7 +702,6 @@
           </w:p>
           <w:p>
             <w:pPr>
-              <w:spacing w:line="240" w:lineRule="auto"/>
               <w:rPr>
                 <w:rFonts w:ascii="Comfortaa" w:hAnsi="Comfortaa"/>
                 <w:b/>
@@ -748,7 +716,6 @@
                 <w:ilvl w:val="0"/>
                 <w:numId w:val="1"/>
               </w:numPr>
-              <w:spacing w:line="240" w:lineRule="auto"/>
               <w:rPr>
                 <w:rFonts w:ascii="Comfortaa" w:hAnsi="Comfortaa"/>
                 <w:b/>
@@ -771,7 +738,6 @@
                 <w:ilvl w:val="0"/>
                 <w:numId w:val="1"/>
               </w:numPr>
-              <w:spacing w:line="240" w:lineRule="auto"/>
               <w:rPr>
                 <w:rFonts w:ascii="Comfortaa" w:hAnsi="Comfortaa"/>
                 <w:b/>
@@ -794,7 +760,6 @@
                 <w:ilvl w:val="0"/>
                 <w:numId w:val="1"/>
               </w:numPr>
-              <w:spacing w:line="240" w:lineRule="auto"/>
               <w:rPr>
                 <w:rFonts w:ascii="Comfortaa" w:hAnsi="Comfortaa"/>
                 <w:b/>
@@ -817,7 +782,6 @@
                 <w:ilvl w:val="0"/>
                 <w:numId w:val="1"/>
               </w:numPr>
-              <w:spacing w:line="240" w:lineRule="auto"/>
               <w:rPr>
                 <w:rFonts w:ascii="Comfortaa" w:hAnsi="Comfortaa"/>
                 <w:b/>
@@ -840,7 +804,6 @@
                 <w:ilvl w:val="0"/>
                 <w:numId w:val="1"/>
               </w:numPr>
-              <w:spacing w:line="240" w:lineRule="auto"/>
               <w:rPr>
                 <w:rFonts w:ascii="Comfortaa" w:hAnsi="Comfortaa"/>
                 <w:b/>
@@ -863,7 +826,6 @@
                 <w:ilvl w:val="0"/>
                 <w:numId w:val="1"/>
               </w:numPr>
-              <w:spacing w:line="240" w:lineRule="auto"/>
               <w:rPr>
                 <w:rFonts w:ascii="Comfortaa" w:hAnsi="Comfortaa"/>
                 <w:b/>
@@ -886,7 +848,6 @@
                 <w:ilvl w:val="0"/>
                 <w:numId w:val="1"/>
               </w:numPr>
-              <w:spacing w:line="240" w:lineRule="auto"/>
               <w:rPr>
                 <w:rFonts w:ascii="Comfortaa" w:hAnsi="Comfortaa"/>
                 <w:b/>
@@ -917,7 +878,6 @@
                 <w:ilvl w:val="0"/>
                 <w:numId w:val="1"/>
               </w:numPr>
-              <w:spacing w:line="240" w:lineRule="auto"/>
               <w:rPr>
                 <w:rFonts w:ascii="Comfortaa" w:hAnsi="Comfortaa"/>
                 <w:b/>
@@ -940,7 +900,6 @@
                 <w:ilvl w:val="0"/>
                 <w:numId w:val="1"/>
               </w:numPr>
-              <w:spacing w:line="240" w:lineRule="auto"/>
               <w:rPr>
                 <w:rFonts w:ascii="Comfortaa" w:hAnsi="Comfortaa"/>
                 <w:b/>
@@ -963,7 +922,6 @@
                 <w:ilvl w:val="0"/>
                 <w:numId w:val="1"/>
               </w:numPr>
-              <w:spacing w:line="240" w:lineRule="auto"/>
               <w:rPr>
                 <w:rFonts w:ascii="Comfortaa" w:hAnsi="Comfortaa"/>
                 <w:b/>
@@ -1004,7 +962,6 @@
                 <w:ilvl w:val="0"/>
                 <w:numId w:val="1"/>
               </w:numPr>
-              <w:spacing w:line="240" w:lineRule="auto"/>
               <w:rPr>
                 <w:rFonts w:ascii="Comfortaa" w:hAnsi="Comfortaa"/>
                 <w:b/>
@@ -1055,7 +1012,6 @@
                 <w:ilvl w:val="0"/>
                 <w:numId w:val="1"/>
               </w:numPr>
-              <w:spacing w:line="240" w:lineRule="auto"/>
               <w:rPr>
                 <w:rFonts w:ascii="Comfortaa" w:hAnsi="Comfortaa"/>
                 <w:b/>
@@ -1078,9 +1034,6 @@
             <w:tcW w:w="4252" w:type="dxa"/>
           </w:tcPr>
           <w:p>
-            <w:pPr>
-              <w:spacing w:line="240" w:lineRule="auto"/>
-            </w:pPr>
             <w:r>
               <w:rPr>
                 <w:rStyle w:val="Fontdeparagrafimplicit1"/>
@@ -1094,7 +1047,6 @@
           </w:p>
           <w:p>
             <w:pPr>
-              <w:spacing w:line="240" w:lineRule="auto"/>
               <w:rPr>
                 <w:rFonts w:ascii="Comfortaa" w:hAnsi="Comfortaa"/>
                 <w:b/>
@@ -1113,7 +1065,6 @@
           </w:p>
           <w:p>
             <w:pPr>
-              <w:spacing w:line="240" w:lineRule="auto"/>
               <w:rPr>
                 <w:rFonts w:ascii="Comfortaa" w:hAnsi="Comfortaa"/>
                 <w:b/>
@@ -1128,7 +1079,6 @@
                 <w:ilvl w:val="0"/>
                 <w:numId w:val="1"/>
               </w:numPr>
-              <w:spacing w:line="240" w:lineRule="auto"/>
               <w:rPr>
                 <w:rFonts w:ascii="Comfortaa" w:hAnsi="Comfortaa"/>
                 <w:b/>
@@ -1171,7 +1121,6 @@
                 <w:ilvl w:val="0"/>
                 <w:numId w:val="1"/>
               </w:numPr>
-              <w:spacing w:line="240" w:lineRule="auto"/>
               <w:rPr>
                 <w:rFonts w:ascii="Comfortaa" w:hAnsi="Comfortaa"/>
                 <w:b/>
@@ -1232,7 +1181,6 @@
                 <w:ilvl w:val="0"/>
                 <w:numId w:val="1"/>
               </w:numPr>
-              <w:spacing w:line="240" w:lineRule="auto"/>
               <w:rPr>
                 <w:rFonts w:ascii="Comfortaa" w:hAnsi="Comfortaa"/>
                 <w:b/>
@@ -1293,7 +1241,6 @@
                 <w:ilvl w:val="0"/>
                 <w:numId w:val="1"/>
               </w:numPr>
-              <w:spacing w:line="240" w:lineRule="auto"/>
               <w:rPr>
                 <w:rFonts w:ascii="Comfortaa" w:hAnsi="Comfortaa"/>
                 <w:b/>
@@ -1354,7 +1301,6 @@
                 <w:ilvl w:val="0"/>
                 <w:numId w:val="1"/>
               </w:numPr>
-              <w:spacing w:line="240" w:lineRule="auto"/>
               <w:rPr>
                 <w:rFonts w:ascii="Comfortaa" w:hAnsi="Comfortaa"/>
                 <w:b/>
@@ -1423,7 +1369,6 @@
                 <w:ilvl w:val="0"/>
                 <w:numId w:val="1"/>
               </w:numPr>
-              <w:spacing w:line="240" w:lineRule="auto"/>
               <w:rPr>
                 <w:rFonts w:ascii="Comfortaa" w:hAnsi="Comfortaa"/>
                 <w:b/>
@@ -1474,7 +1419,6 @@
                 <w:ilvl w:val="0"/>
                 <w:numId w:val="1"/>
               </w:numPr>
-              <w:spacing w:line="240" w:lineRule="auto"/>
               <w:rPr>
                 <w:rFonts w:ascii="Comfortaa" w:hAnsi="Comfortaa"/>
                 <w:b/>
@@ -1517,7 +1461,6 @@
                 <w:ilvl w:val="0"/>
                 <w:numId w:val="1"/>
               </w:numPr>
-              <w:spacing w:line="240" w:lineRule="auto"/>
               <w:rPr>
                 <w:rFonts w:ascii="Comfortaa" w:hAnsi="Comfortaa"/>
                 <w:b/>
@@ -1596,7 +1539,6 @@
                 <w:ilvl w:val="0"/>
                 <w:numId w:val="1"/>
               </w:numPr>
-              <w:spacing w:line="240" w:lineRule="auto"/>
               <w:rPr>
                 <w:rFonts w:ascii="Comfortaa" w:hAnsi="Comfortaa"/>
                 <w:b/>
@@ -1683,7 +1625,6 @@
                 <w:ilvl w:val="0"/>
                 <w:numId w:val="1"/>
               </w:numPr>
-              <w:spacing w:line="240" w:lineRule="auto"/>
               <w:rPr>
                 <w:rFonts w:ascii="Comfortaa" w:hAnsi="Comfortaa"/>
                 <w:b/>
@@ -1733,7 +1674,6 @@
                 <w:ilvl w:val="0"/>
                 <w:numId w:val="1"/>
               </w:numPr>
-              <w:spacing w:line="240" w:lineRule="auto"/>
               <w:rPr>
                 <w:rFonts w:ascii="Comfortaa" w:hAnsi="Comfortaa"/>
                 <w:b/>
@@ -1784,7 +1724,6 @@
                 <w:ilvl w:val="0"/>
                 <w:numId w:val="1"/>
               </w:numPr>
-              <w:spacing w:line="240" w:lineRule="auto"/>
               <w:rPr>
                 <w:rFonts w:ascii="Comfortaa" w:hAnsi="Comfortaa"/>
                 <w:b/>
@@ -1812,7 +1751,6 @@
           </w:p>
           <w:p>
             <w:pPr>
-              <w:spacing w:line="240" w:lineRule="auto"/>
               <w:rPr>
                 <w:rFonts w:ascii="Comfortaa" w:hAnsi="Comfortaa"/>
               </w:rPr>
@@ -1829,9 +1767,6 @@
             <w:tcW w:w="5382" w:type="dxa"/>
           </w:tcPr>
           <w:p>
-            <w:pPr>
-              <w:spacing w:line="240" w:lineRule="auto"/>
-            </w:pPr>
             <w:r>
               <w:rPr>
                 <w:rStyle w:val="Fontdeparagrafimplicit1"/>
@@ -1856,7 +1791,6 @@
           </w:p>
           <w:p>
             <w:pPr>
-              <w:spacing w:line="240" w:lineRule="auto"/>
               <w:rPr>
                 <w:rFonts w:ascii="Comfortaa" w:hAnsi="Comfortaa"/>
                 <w:b/>
@@ -1870,9 +1804,6 @@
             <w:tcW w:w="4252" w:type="dxa"/>
           </w:tcPr>
           <w:p>
-            <w:pPr>
-              <w:spacing w:line="240" w:lineRule="auto"/>
-            </w:pPr>
             <w:r>
               <w:rPr>
                 <w:rStyle w:val="Fontdeparagrafimplicit1"/>
@@ -1897,7 +1828,6 @@
           </w:p>
           <w:p>
             <w:pPr>
-              <w:spacing w:line="240" w:lineRule="auto"/>
               <w:rPr>
                 <w:rFonts w:ascii="Comfortaa" w:hAnsi="Comfortaa"/>
               </w:rPr>
@@ -1916,7 +1846,6 @@
           </w:tcPr>
           <w:p>
             <w:pPr>
-              <w:spacing w:line="240" w:lineRule="auto"/>
               <w:rPr>
                 <w:rStyle w:val="Fontdeparagrafimplicit1"/>
                 <w:rFonts w:ascii="Comfortaa" w:hAnsi="Comfortaa"/>
@@ -1943,7 +1872,6 @@
           </w:tcPr>
           <w:p>
             <w:pPr>
-              <w:spacing w:line="240" w:lineRule="auto"/>
               <w:rPr>
                 <w:rFonts w:ascii="Comfortaa" w:hAnsi="Comfortaa"/>
               </w:rPr>
@@ -2241,7 +2169,6 @@
           </w:tcPr>
           <w:p>
             <w:pPr>
-              <w:spacing w:line="240" w:lineRule="auto"/>
               <w:rPr>
                 <w:rFonts w:ascii="Comfortaa" w:hAnsi="Comfortaa"/>
                 <w:b/>
@@ -2259,7 +2186,6 @@
           </w:p>
           <w:p>
             <w:pPr>
-              <w:spacing w:line="240" w:lineRule="auto"/>
               <w:rPr>
                 <w:rFonts w:ascii="Comfortaa" w:hAnsi="Comfortaa"/>
                 <w:b/>
@@ -2274,7 +2200,6 @@
           </w:tcPr>
           <w:p>
             <w:pPr>
-              <w:spacing w:line="240" w:lineRule="auto"/>
               <w:rPr>
                 <w:rFonts w:ascii="Comfortaa" w:hAnsi="Comfortaa"/>
                 <w:b/>
@@ -2320,7 +2245,6 @@
           </w:p>
           <w:p>
             <w:pPr>
-              <w:spacing w:line="240" w:lineRule="auto"/>
               <w:ind w:left="708" w:hanging="708"/>
               <w:rPr>
                 <w:rFonts w:ascii="Comfortaa" w:hAnsi="Comfortaa"/>
@@ -2339,7 +2263,6 @@
           </w:tcPr>
           <w:p>
             <w:pPr>
-              <w:spacing w:line="240" w:lineRule="auto"/>
               <w:rPr>
                 <w:rFonts w:ascii="Comfortaa" w:hAnsi="Comfortaa"/>
                 <w:b/>
@@ -2389,7 +2312,6 @@
           </w:tcPr>
           <w:p>
             <w:pPr>
-              <w:spacing w:line="240" w:lineRule="auto"/>
               <w:rPr>
                 <w:rFonts w:ascii="Comfortaa" w:hAnsi="Comfortaa"/>
               </w:rPr>
@@ -2787,7 +2709,6 @@
           </w:tcPr>
           <w:p>
             <w:pPr>
-              <w:spacing w:line="240" w:lineRule="auto"/>
               <w:rPr>
                 <w:rFonts w:ascii="Comfortaa" w:hAnsi="Comfortaa"/>
                 <w:b/>
@@ -2806,7 +2727,6 @@
           </w:p>
           <w:p>
             <w:pPr>
-              <w:spacing w:line="240" w:lineRule="auto"/>
               <w:rPr>
                 <w:rFonts w:ascii="Comfortaa" w:hAnsi="Comfortaa"/>
                 <w:b/>
@@ -2821,7 +2741,6 @@
           </w:tcPr>
           <w:p>
             <w:pPr>
-              <w:spacing w:line="240" w:lineRule="auto"/>
               <w:rPr>
                 <w:rFonts w:ascii="Comfortaa" w:hAnsi="Comfortaa"/>
                 <w:b/>
@@ -3505,7 +3424,6 @@
           </w:p>
           <w:p>
             <w:pPr>
-              <w:spacing w:line="240" w:lineRule="auto"/>
               <w:rPr>
                 <w:rFonts w:ascii="Comfortaa" w:hAnsi="Comfortaa"/>
               </w:rPr>
@@ -3523,7 +3441,6 @@
           </w:tcPr>
           <w:p>
             <w:pPr>
-              <w:spacing w:line="240" w:lineRule="auto"/>
               <w:rPr>
                 <w:rFonts w:ascii="Comfortaa" w:hAnsi="Comfortaa"/>
                 <w:b/>
@@ -3546,7 +3463,6 @@
           </w:tcPr>
           <w:p>
             <w:pPr>
-              <w:spacing w:line="240" w:lineRule="auto"/>
               <w:rPr>
                 <w:rFonts w:ascii="Comfortaa" w:hAnsi="Comfortaa"/>
               </w:rPr>
@@ -3579,7 +3495,6 @@
                 <w:ilvl w:val="0"/>
                 <w:numId w:val="12"/>
               </w:numPr>
-              <w:spacing w:line="240" w:lineRule="auto"/>
               <w:rPr>
                 <w:rFonts w:ascii="Comfortaa" w:hAnsi="Comfortaa"/>
                 <w:b/>
@@ -3602,7 +3517,6 @@
                 <w:ilvl w:val="0"/>
                 <w:numId w:val="12"/>
               </w:numPr>
-              <w:spacing w:line="240" w:lineRule="auto"/>
               <w:rPr>
                 <w:rFonts w:ascii="Comfortaa" w:hAnsi="Comfortaa"/>
                 <w:b/>
@@ -3625,7 +3539,6 @@
                 <w:ilvl w:val="0"/>
                 <w:numId w:val="12"/>
               </w:numPr>
-              <w:spacing w:line="240" w:lineRule="auto"/>
               <w:rPr>
                 <w:rFonts w:ascii="Comfortaa" w:hAnsi="Comfortaa"/>
                 <w:b/>
@@ -3648,7 +3561,6 @@
                 <w:ilvl w:val="0"/>
                 <w:numId w:val="12"/>
               </w:numPr>
-              <w:spacing w:line="240" w:lineRule="auto"/>
               <w:rPr>
                 <w:rFonts w:ascii="Comfortaa" w:hAnsi="Comfortaa"/>
                 <w:b/>
@@ -3679,7 +3591,6 @@
                 <w:ilvl w:val="0"/>
                 <w:numId w:val="12"/>
               </w:numPr>
-              <w:spacing w:line="240" w:lineRule="auto"/>
               <w:rPr>
                 <w:rFonts w:ascii="Comfortaa" w:hAnsi="Comfortaa"/>
                 <w:b/>
@@ -3697,7 +3608,6 @@
           </w:p>
           <w:p>
             <w:pPr>
-              <w:spacing w:line="240" w:lineRule="auto"/>
               <w:rPr>
                 <w:rFonts w:ascii="Comfortaa" w:hAnsi="Comfortaa"/>
                 <w:b/>
@@ -3717,7 +3627,6 @@
                 <w:ilvl w:val="0"/>
                 <w:numId w:val="37"/>
               </w:numPr>
-              <w:spacing w:line="240" w:lineRule="auto"/>
               <w:rPr>
                 <w:rFonts w:ascii="Comfortaa" w:hAnsi="Comfortaa"/>
                 <w:b/>
@@ -3768,7 +3677,6 @@
                 <w:ilvl w:val="0"/>
                 <w:numId w:val="37"/>
               </w:numPr>
-              <w:spacing w:line="240" w:lineRule="auto"/>
               <w:rPr>
                 <w:rFonts w:ascii="Comfortaa" w:hAnsi="Comfortaa"/>
                 <w:b/>
@@ -3809,7 +3717,6 @@
                 <w:ilvl w:val="0"/>
                 <w:numId w:val="37"/>
               </w:numPr>
-              <w:spacing w:line="240" w:lineRule="auto"/>
               <w:rPr>
                 <w:rFonts w:ascii="Comfortaa" w:hAnsi="Comfortaa"/>
                 <w:b/>
@@ -3842,7 +3749,6 @@
                 <w:ilvl w:val="0"/>
                 <w:numId w:val="37"/>
               </w:numPr>
-              <w:spacing w:line="240" w:lineRule="auto"/>
               <w:rPr>
                 <w:rFonts w:ascii="Comfortaa" w:hAnsi="Comfortaa"/>
                 <w:b/>
@@ -3973,7 +3879,6 @@
                 <w:ilvl w:val="0"/>
                 <w:numId w:val="37"/>
               </w:numPr>
-              <w:spacing w:line="240" w:lineRule="auto"/>
               <w:rPr>
                 <w:rFonts w:ascii="Comfortaa" w:hAnsi="Comfortaa"/>
                 <w:b/>
@@ -4001,7 +3906,6 @@
           </w:p>
           <w:p>
             <w:pPr>
-              <w:spacing w:line="240" w:lineRule="auto"/>
               <w:rPr>
                 <w:rFonts w:ascii="Comfortaa" w:hAnsi="Comfortaa"/>
               </w:rPr>
@@ -4024,7 +3928,6 @@
                 <w:ilvl w:val="0"/>
                 <w:numId w:val="39"/>
               </w:numPr>
-              <w:spacing w:line="240" w:lineRule="auto"/>
               <w:rPr>
                 <w:rFonts w:ascii="Comfortaa" w:hAnsi="Comfortaa"/>
                 <w:b/>
@@ -4047,7 +3950,6 @@
                 <w:ilvl w:val="0"/>
                 <w:numId w:val="39"/>
               </w:numPr>
-              <w:spacing w:line="240" w:lineRule="auto"/>
               <w:rPr>
                 <w:rFonts w:ascii="Comfortaa" w:hAnsi="Comfortaa"/>
                 <w:b/>
@@ -4070,7 +3972,6 @@
                 <w:ilvl w:val="0"/>
                 <w:numId w:val="39"/>
               </w:numPr>
-              <w:spacing w:line="240" w:lineRule="auto"/>
               <w:rPr>
                 <w:rFonts w:ascii="Comfortaa" w:hAnsi="Comfortaa"/>
                 <w:b/>
@@ -4093,7 +3994,6 @@
                 <w:ilvl w:val="0"/>
                 <w:numId w:val="39"/>
               </w:numPr>
-              <w:spacing w:line="240" w:lineRule="auto"/>
               <w:rPr>
                 <w:rFonts w:ascii="Comfortaa" w:hAnsi="Comfortaa"/>
                 <w:b/>
@@ -4121,7 +4021,6 @@
                 <w:ilvl w:val="0"/>
                 <w:numId w:val="38"/>
               </w:numPr>
-              <w:spacing w:line="240" w:lineRule="auto"/>
               <w:rPr>
                 <w:rFonts w:ascii="Comfortaa" w:hAnsi="Comfortaa"/>
                 <w:b/>
@@ -4144,7 +4043,6 @@
                 <w:ilvl w:val="0"/>
                 <w:numId w:val="38"/>
               </w:numPr>
-              <w:spacing w:line="240" w:lineRule="auto"/>
               <w:rPr>
                 <w:rFonts w:ascii="Comfortaa" w:hAnsi="Comfortaa"/>
                 <w:b/>
@@ -4249,7 +4147,6 @@
                 <w:ilvl w:val="0"/>
                 <w:numId w:val="38"/>
               </w:numPr>
-              <w:spacing w:line="240" w:lineRule="auto"/>
               <w:rPr>
                 <w:rFonts w:ascii="Comfortaa" w:hAnsi="Comfortaa"/>
                 <w:b/>
@@ -4318,7 +4215,6 @@
                 <w:ilvl w:val="0"/>
                 <w:numId w:val="38"/>
               </w:numPr>
-              <w:spacing w:line="240" w:lineRule="auto"/>
               <w:rPr>
                 <w:rFonts w:ascii="Comfortaa" w:hAnsi="Comfortaa"/>
                 <w:b/>
@@ -4412,7 +4308,6 @@
           <w:p>
             <w:pPr>
               <w:shd w:val="clear" w:color="auto" w:fill="15C550"/>
-              <w:spacing w:line="240" w:lineRule="auto"/>
               <w:rPr>
                 <w:rFonts w:ascii="Comfortaa" w:hAnsi="Comfortaa"/>
                 <w:b/>
@@ -4448,7 +4343,6 @@
           </w:p>
           <w:p>
             <w:pPr>
-              <w:spacing w:line="240" w:lineRule="auto"/>
               <w:rPr>
                 <w:rFonts w:ascii="Comfortaa" w:hAnsi="Comfortaa"/>
                 <w:b/>
@@ -4465,7 +4359,6 @@
           <w:p>
             <w:pPr>
               <w:shd w:val="clear" w:color="auto" w:fill="15C550"/>
-              <w:spacing w:line="240" w:lineRule="auto"/>
               <w:rPr>
                 <w:rFonts w:ascii="Comfortaa" w:hAnsi="Comfortaa"/>
                 <w:b/>
@@ -4557,7 +4450,6 @@
           </w:p>
           <w:p>
             <w:pPr>
-              <w:spacing w:line="240" w:lineRule="auto"/>
               <w:rPr>
                 <w:rFonts w:ascii="Comfortaa" w:hAnsi="Comfortaa"/>
               </w:rPr>
@@ -4575,7 +4467,6 @@
           </w:tcPr>
           <w:p>
             <w:pPr>
-              <w:spacing w:line="240" w:lineRule="auto"/>
               <w:rPr>
                 <w:rFonts w:ascii="Comfortaa" w:hAnsi="Comfortaa"/>
                 <w:b/>
@@ -4593,7 +4484,6 @@
           </w:p>
           <w:p>
             <w:pPr>
-              <w:spacing w:line="240" w:lineRule="auto"/>
               <w:rPr>
                 <w:rFonts w:ascii="Comfortaa" w:hAnsi="Comfortaa"/>
                 <w:b/>
@@ -4624,7 +4514,6 @@
           </w:tcPr>
           <w:p>
             <w:pPr>
-              <w:spacing w:line="240" w:lineRule="auto"/>
               <w:rPr>
                 <w:rFonts w:ascii="Comfortaa" w:hAnsi="Comfortaa"/>
               </w:rPr>
@@ -4668,7 +4557,6 @@
           </w:tcPr>
           <w:p>
             <w:pPr>
-              <w:spacing w:line="240" w:lineRule="auto"/>
               <w:rPr>
                 <w:rFonts w:ascii="Comfortaa" w:hAnsi="Comfortaa"/>
                 <w:b/>
@@ -4692,7 +4580,6 @@
           </w:tcPr>
           <w:p>
             <w:pPr>
-              <w:spacing w:line="240" w:lineRule="auto"/>
               <w:rPr>
                 <w:rFonts w:ascii="Comfortaa" w:hAnsi="Comfortaa"/>
               </w:rPr>
@@ -4750,7 +4637,6 @@
           </w:tcPr>
           <w:p>
             <w:pPr>
-              <w:spacing w:line="240" w:lineRule="auto"/>
               <w:rPr>
                 <w:rFonts w:ascii="Comfortaa" w:hAnsi="Comfortaa"/>
                 <w:b/>
@@ -4784,7 +4670,6 @@
           </w:tcPr>
           <w:p>
             <w:pPr>
-              <w:spacing w:line="240" w:lineRule="auto"/>
               <w:rPr>
                 <w:rFonts w:ascii="Comfortaa" w:hAnsi="Comfortaa"/>
               </w:rPr>
@@ -4903,7 +4788,6 @@
           </w:tcPr>
           <w:p>
             <w:pPr>
-              <w:spacing w:line="240" w:lineRule="auto"/>
               <w:rPr>
                 <w:rFonts w:ascii="Comfortaa" w:hAnsi="Comfortaa"/>
                 <w:b/>
@@ -4936,7 +4820,6 @@
           </w:tcPr>
           <w:p>
             <w:pPr>
-              <w:spacing w:line="240" w:lineRule="auto"/>
               <w:rPr>
                 <w:rFonts w:ascii="Comfortaa" w:hAnsi="Comfortaa"/>
               </w:rPr>
@@ -4983,7 +4866,6 @@
           </w:tcPr>
           <w:p>
             <w:pPr>
-              <w:spacing w:line="240" w:lineRule="auto"/>
               <w:rPr>
                 <w:rFonts w:ascii="Comfortaa" w:hAnsi="Comfortaa"/>
                 <w:b/>
@@ -5007,7 +4889,6 @@
           </w:tcPr>
           <w:p>
             <w:pPr>
-              <w:spacing w:line="240" w:lineRule="auto"/>
               <w:rPr>
                 <w:rFonts w:ascii="Comfortaa" w:hAnsi="Comfortaa"/>
               </w:rPr>
@@ -5115,7 +4996,6 @@
           </w:tcPr>
           <w:p>
             <w:pPr>
-              <w:spacing w:line="240" w:lineRule="auto"/>
               <w:rPr>
                 <w:rStyle w:val="Fontdeparagrafimplicit1"/>
                 <w:rFonts w:ascii="Comfortaa" w:hAnsi="Comfortaa"/>
@@ -5150,7 +5030,6 @@
           </w:tcPr>
           <w:p>
             <w:pPr>
-              <w:spacing w:line="240" w:lineRule="auto"/>
               <w:rPr>
                 <w:rFonts w:ascii="Comfortaa" w:hAnsi="Comfortaa"/>
               </w:rPr>
@@ -5187,7 +5066,6 @@
           </w:tcPr>
           <w:p>
             <w:pPr>
-              <w:spacing w:line="240" w:lineRule="auto"/>
               <w:rPr>
                 <w:rFonts w:ascii="Comfortaa" w:hAnsi="Comfortaa"/>
                 <w:b/>
@@ -5205,7 +5083,6 @@
           </w:p>
           <w:p>
             <w:pPr>
-              <w:spacing w:line="240" w:lineRule="auto"/>
               <w:rPr>
                 <w:rStyle w:val="Fontdeparagrafimplicit1"/>
                 <w:rFonts w:ascii="Comfortaa" w:hAnsi="Comfortaa"/>
@@ -5222,7 +5099,6 @@
           </w:tcPr>
           <w:p>
             <w:pPr>
-              <w:spacing w:line="240" w:lineRule="auto"/>
               <w:rPr>
                 <w:rFonts w:ascii="Comfortaa" w:hAnsi="Comfortaa"/>
                 <w:b/>
@@ -5268,7 +5144,6 @@
           </w:p>
           <w:p>
             <w:pPr>
-              <w:spacing w:line="240" w:lineRule="auto"/>
               <w:rPr>
                 <w:rFonts w:ascii="Comfortaa" w:hAnsi="Comfortaa"/>
               </w:rPr>
@@ -5286,7 +5161,6 @@
           </w:tcPr>
           <w:p>
             <w:pPr>
-              <w:spacing w:line="240" w:lineRule="auto"/>
               <w:rPr>
                 <w:rFonts w:ascii="Comfortaa" w:hAnsi="Comfortaa"/>
                 <w:b/>
@@ -5305,7 +5179,6 @@
           </w:p>
           <w:p>
             <w:pPr>
-              <w:spacing w:line="240" w:lineRule="auto"/>
               <w:rPr>
                 <w:rStyle w:val="Fontdeparagrafimplicit1"/>
                 <w:rFonts w:ascii="Comfortaa" w:hAnsi="Comfortaa"/>
@@ -5322,7 +5195,6 @@
           </w:tcPr>
           <w:p>
             <w:pPr>
-              <w:spacing w:line="240" w:lineRule="auto"/>
               <w:rPr>
                 <w:rFonts w:ascii="Comfortaa" w:hAnsi="Comfortaa"/>
                 <w:b/>
@@ -5386,7 +5258,6 @@
           </w:p>
           <w:p>
             <w:pPr>
-              <w:spacing w:line="240" w:lineRule="auto"/>
               <w:rPr>
                 <w:rFonts w:ascii="Comfortaa" w:hAnsi="Comfortaa"/>
               </w:rPr>
@@ -5404,7 +5275,6 @@
           </w:tcPr>
           <w:p>
             <w:pPr>
-              <w:spacing w:line="240" w:lineRule="auto"/>
               <w:rPr>
                 <w:rFonts w:ascii="Comfortaa" w:hAnsi="Comfortaa"/>
                 <w:b/>
@@ -5426,12 +5296,20 @@
                 <w:bCs/>
               </w:rPr>
               <w:br/>
-              <w:t>Mici microbi care trăiesc între granulele mele de nisip lucrează zi și noapte, transformând amoniacul în nitrat și apoi în gaz inofensiv.</w:t>
-            </w:r>
-          </w:p>
-          <w:p>
-            <w:pPr>
-              <w:spacing w:line="240" w:lineRule="auto"/>
+              <w:t xml:space="preserve">Mici microbi care trăiesc între granulele mele de </w:t>
+            </w:r>
+            <w:r>
+              <w:rPr>
+                <w:rFonts w:ascii="Comfortaa" w:hAnsi="Comfortaa"/>
+                <w:b/>
+                <w:bCs/>
+              </w:rPr>
+              <w:lastRenderedPageBreak/>
+              <w:t>nisip lucrează zi și noapte, transformând amoniacul în nitrat și apoi în gaz inofensiv.</w:t>
+            </w:r>
+          </w:p>
+          <w:p>
+            <w:pPr>
               <w:rPr>
                 <w:rStyle w:val="Fontdeparagrafimplicit1"/>
                 <w:rFonts w:ascii="Comfortaa" w:hAnsi="Comfortaa"/>
@@ -5448,7 +5326,6 @@
           </w:tcPr>
           <w:p>
             <w:pPr>
-              <w:spacing w:line="240" w:lineRule="auto"/>
               <w:rPr>
                 <w:rFonts w:ascii="Comfortaa" w:hAnsi="Comfortaa"/>
                 <w:b/>
@@ -5677,6 +5554,7 @@
                 <w:b/>
                 <w:bCs/>
               </w:rPr>
+              <w:lastRenderedPageBreak/>
               <w:t>grains</w:t>
             </w:r>
             <w:proofErr w:type="spellEnd"/>
@@ -5785,7 +5663,6 @@
                 <w:b/>
                 <w:bCs/>
               </w:rPr>
-              <w:lastRenderedPageBreak/>
               <w:t>ammonium</w:t>
             </w:r>
             <w:proofErr w:type="spellEnd"/>
@@ -5890,7 +5767,6 @@
           </w:p>
           <w:p>
             <w:pPr>
-              <w:spacing w:line="240" w:lineRule="auto"/>
               <w:rPr>
                 <w:rFonts w:ascii="Comfortaa" w:hAnsi="Comfortaa"/>
               </w:rPr>
@@ -5908,7 +5784,6 @@
           </w:tcPr>
           <w:p>
             <w:pPr>
-              <w:spacing w:line="240" w:lineRule="auto"/>
               <w:rPr>
                 <w:rFonts w:ascii="Comfortaa" w:hAnsi="Comfortaa"/>
                 <w:b/>
@@ -5945,7 +5820,6 @@
           </w:p>
           <w:p>
             <w:pPr>
-              <w:spacing w:line="240" w:lineRule="auto"/>
               <w:rPr>
                 <w:rStyle w:val="Fontdeparagrafimplicit1"/>
                 <w:rFonts w:ascii="Comfortaa" w:hAnsi="Comfortaa"/>
@@ -5962,7 +5836,6 @@
           </w:tcPr>
           <w:p>
             <w:pPr>
-              <w:spacing w:line="240" w:lineRule="auto"/>
               <w:rPr>
                 <w:rFonts w:ascii="Comfortaa" w:hAnsi="Comfortaa"/>
                 <w:b/>
@@ -6512,7 +6385,6 @@
           </w:p>
           <w:p>
             <w:pPr>
-              <w:spacing w:line="240" w:lineRule="auto"/>
               <w:rPr>
                 <w:rFonts w:ascii="Comfortaa" w:hAnsi="Comfortaa"/>
               </w:rPr>
@@ -6530,7 +6402,6 @@
           </w:tcPr>
           <w:p>
             <w:pPr>
-              <w:spacing w:line="240" w:lineRule="auto"/>
               <w:rPr>
                 <w:rFonts w:ascii="Comfortaa" w:hAnsi="Comfortaa"/>
                 <w:b/>
@@ -6548,7 +6419,6 @@
           </w:p>
           <w:p>
             <w:pPr>
-              <w:spacing w:line="240" w:lineRule="auto"/>
               <w:rPr>
                 <w:rStyle w:val="Fontdeparagrafimplicit1"/>
                 <w:rFonts w:ascii="Comfortaa" w:hAnsi="Comfortaa"/>
@@ -6565,7 +6435,6 @@
           </w:tcPr>
           <w:p>
             <w:pPr>
-              <w:spacing w:line="240" w:lineRule="auto"/>
               <w:rPr>
                 <w:rFonts w:ascii="Comfortaa" w:hAnsi="Comfortaa"/>
                 <w:b/>
@@ -6585,7 +6454,6 @@
           </w:p>
           <w:p>
             <w:pPr>
-              <w:spacing w:line="240" w:lineRule="auto"/>
               <w:rPr>
                 <w:rFonts w:ascii="Comfortaa" w:hAnsi="Comfortaa"/>
               </w:rPr>
@@ -6608,7 +6476,6 @@
                 <w:ilvl w:val="0"/>
                 <w:numId w:val="13"/>
               </w:numPr>
-              <w:spacing w:line="240" w:lineRule="auto"/>
               <w:rPr>
                 <w:rFonts w:ascii="Comfortaa" w:hAnsi="Comfortaa"/>
                 <w:b/>
@@ -6647,7 +6514,6 @@
                 <w:ilvl w:val="0"/>
                 <w:numId w:val="13"/>
               </w:numPr>
-              <w:spacing w:line="240" w:lineRule="auto"/>
               <w:rPr>
                 <w:rFonts w:ascii="Comfortaa" w:hAnsi="Comfortaa"/>
                 <w:b/>
@@ -6678,7 +6544,6 @@
                 <w:ilvl w:val="0"/>
                 <w:numId w:val="13"/>
               </w:numPr>
-              <w:spacing w:line="240" w:lineRule="auto"/>
               <w:rPr>
                 <w:rFonts w:ascii="Comfortaa" w:hAnsi="Comfortaa"/>
                 <w:b/>
@@ -6714,7 +6579,6 @@
           <w:p>
             <w:pPr>
               <w:pStyle w:val="Lijstalinea"/>
-              <w:spacing w:line="240" w:lineRule="auto"/>
               <w:rPr>
                 <w:rStyle w:val="Fontdeparagrafimplicit1"/>
                 <w:rFonts w:ascii="Comfortaa" w:hAnsi="Comfortaa"/>
@@ -6736,7 +6600,6 @@
                 <w:ilvl w:val="0"/>
                 <w:numId w:val="40"/>
               </w:numPr>
-              <w:spacing w:line="240" w:lineRule="auto"/>
               <w:rPr>
                 <w:rFonts w:ascii="Comfortaa" w:hAnsi="Comfortaa"/>
                 <w:b/>
@@ -6759,7 +6622,6 @@
                 <w:ilvl w:val="0"/>
                 <w:numId w:val="40"/>
               </w:numPr>
-              <w:spacing w:line="240" w:lineRule="auto"/>
               <w:rPr>
                 <w:rFonts w:ascii="Comfortaa" w:hAnsi="Comfortaa"/>
                 <w:b/>
@@ -6792,7 +6654,6 @@
                 <w:ilvl w:val="0"/>
                 <w:numId w:val="40"/>
               </w:numPr>
-              <w:spacing w:line="240" w:lineRule="auto"/>
               <w:rPr>
                 <w:rFonts w:ascii="Comfortaa" w:hAnsi="Comfortaa"/>
                 <w:b/>
@@ -6911,7 +6772,6 @@
           </w:p>
           <w:p>
             <w:pPr>
-              <w:spacing w:line="240" w:lineRule="auto"/>
               <w:rPr>
                 <w:rFonts w:ascii="Comfortaa" w:hAnsi="Comfortaa"/>
               </w:rPr>
@@ -6934,7 +6794,6 @@
                 <w:ilvl w:val="0"/>
                 <w:numId w:val="42"/>
               </w:numPr>
-              <w:spacing w:line="240" w:lineRule="auto"/>
               <w:rPr>
                 <w:rFonts w:ascii="Comfortaa" w:hAnsi="Comfortaa"/>
                 <w:b/>
@@ -6957,7 +6816,6 @@
                 <w:ilvl w:val="0"/>
                 <w:numId w:val="42"/>
               </w:numPr>
-              <w:spacing w:line="240" w:lineRule="auto"/>
               <w:rPr>
                 <w:rFonts w:ascii="Comfortaa" w:hAnsi="Comfortaa"/>
                 <w:b/>
@@ -6980,7 +6838,6 @@
                 <w:ilvl w:val="0"/>
                 <w:numId w:val="42"/>
               </w:numPr>
-              <w:spacing w:line="240" w:lineRule="auto"/>
               <w:rPr>
                 <w:rFonts w:ascii="Comfortaa" w:hAnsi="Comfortaa"/>
                 <w:b/>
@@ -7003,7 +6860,6 @@
                 <w:ilvl w:val="0"/>
                 <w:numId w:val="42"/>
               </w:numPr>
-              <w:spacing w:line="240" w:lineRule="auto"/>
               <w:rPr>
                 <w:rFonts w:ascii="Comfortaa" w:hAnsi="Comfortaa"/>
                 <w:b/>
@@ -7021,7 +6877,6 @@
           </w:p>
           <w:p>
             <w:pPr>
-              <w:spacing w:line="240" w:lineRule="auto"/>
               <w:rPr>
                 <w:rStyle w:val="Fontdeparagrafimplicit1"/>
                 <w:rFonts w:ascii="Comfortaa" w:hAnsi="Comfortaa"/>
@@ -7043,7 +6898,6 @@
                 <w:ilvl w:val="0"/>
                 <w:numId w:val="41"/>
               </w:numPr>
-              <w:spacing w:line="240" w:lineRule="auto"/>
               <w:rPr>
                 <w:rFonts w:ascii="Comfortaa" w:hAnsi="Comfortaa"/>
                 <w:b/>
@@ -7068,7 +6922,6 @@
                 <w:ilvl w:val="0"/>
                 <w:numId w:val="41"/>
               </w:numPr>
-              <w:spacing w:line="240" w:lineRule="auto"/>
               <w:rPr>
                 <w:rFonts w:ascii="Comfortaa" w:hAnsi="Comfortaa"/>
                 <w:b/>
@@ -7093,7 +6946,6 @@
                 <w:ilvl w:val="0"/>
                 <w:numId w:val="41"/>
               </w:numPr>
-              <w:spacing w:line="240" w:lineRule="auto"/>
               <w:rPr>
                 <w:rFonts w:ascii="Comfortaa" w:hAnsi="Comfortaa"/>
                 <w:b/>
@@ -7118,7 +6970,6 @@
                 <w:ilvl w:val="0"/>
                 <w:numId w:val="41"/>
               </w:numPr>
-              <w:spacing w:line="240" w:lineRule="auto"/>
               <w:rPr>
                 <w:rFonts w:ascii="Comfortaa" w:hAnsi="Comfortaa"/>
                 <w:b/>
@@ -7138,7 +6989,6 @@
           </w:p>
           <w:p>
             <w:pPr>
-              <w:spacing w:line="240" w:lineRule="auto"/>
               <w:rPr>
                 <w:rFonts w:ascii="Comfortaa" w:hAnsi="Comfortaa"/>
               </w:rPr>
@@ -7156,7 +7006,6 @@
           </w:tcPr>
           <w:p>
             <w:pPr>
-              <w:spacing w:line="240" w:lineRule="auto"/>
               <w:rPr>
                 <w:rFonts w:ascii="Comfortaa" w:hAnsi="Comfortaa"/>
                 <w:b/>
@@ -7174,7 +7023,6 @@
           </w:p>
           <w:p>
             <w:pPr>
-              <w:spacing w:line="240" w:lineRule="auto"/>
               <w:rPr>
                 <w:rStyle w:val="Fontdeparagrafimplicit1"/>
                 <w:rFonts w:ascii="Comfortaa" w:hAnsi="Comfortaa"/>
@@ -7191,7 +7039,6 @@
           </w:tcPr>
           <w:p>
             <w:pPr>
-              <w:spacing w:line="240" w:lineRule="auto"/>
               <w:rPr>
                 <w:rFonts w:ascii="Comfortaa" w:hAnsi="Comfortaa"/>
                 <w:b/>
@@ -7209,7 +7056,6 @@
           </w:p>
           <w:p>
             <w:pPr>
-              <w:spacing w:line="240" w:lineRule="auto"/>
               <w:rPr>
                 <w:rFonts w:ascii="Comfortaa" w:hAnsi="Comfortaa"/>
               </w:rPr>
@@ -7227,7 +7073,6 @@
           </w:tcPr>
           <w:p>
             <w:pPr>
-              <w:spacing w:line="240" w:lineRule="auto"/>
               <w:rPr>
                 <w:rFonts w:ascii="Comfortaa" w:hAnsi="Comfortaa"/>
                 <w:b/>
@@ -7245,7 +7090,6 @@
           </w:p>
           <w:p>
             <w:pPr>
-              <w:spacing w:line="240" w:lineRule="auto"/>
               <w:rPr>
                 <w:rStyle w:val="Fontdeparagrafimplicit1"/>
                 <w:rFonts w:ascii="Comfortaa" w:hAnsi="Comfortaa"/>
@@ -7262,7 +7106,6 @@
           </w:tcPr>
           <w:p>
             <w:pPr>
-              <w:spacing w:line="240" w:lineRule="auto"/>
               <w:rPr>
                 <w:rFonts w:ascii="Comfortaa" w:hAnsi="Comfortaa"/>
                 <w:b/>
@@ -7388,7 +7231,6 @@
           </w:p>
           <w:p>
             <w:pPr>
-              <w:spacing w:line="240" w:lineRule="auto"/>
               <w:rPr>
                 <w:rFonts w:ascii="Comfortaa" w:hAnsi="Comfortaa"/>
               </w:rPr>
@@ -7406,7 +7248,6 @@
           </w:tcPr>
           <w:p>
             <w:pPr>
-              <w:spacing w:line="240" w:lineRule="auto"/>
               <w:rPr>
                 <w:rFonts w:ascii="Comfortaa" w:hAnsi="Comfortaa"/>
                 <w:b/>
@@ -7424,7 +7265,6 @@
           </w:p>
           <w:p>
             <w:pPr>
-              <w:spacing w:line="240" w:lineRule="auto"/>
               <w:rPr>
                 <w:rStyle w:val="Fontdeparagrafimplicit1"/>
                 <w:rFonts w:ascii="Comfortaa" w:hAnsi="Comfortaa"/>
@@ -7441,7 +7281,6 @@
           </w:tcPr>
           <w:p>
             <w:pPr>
-              <w:spacing w:line="240" w:lineRule="auto"/>
               <w:rPr>
                 <w:rFonts w:ascii="Comfortaa" w:hAnsi="Comfortaa"/>
                 <w:b/>
@@ -7487,7 +7326,6 @@
           </w:p>
           <w:p>
             <w:pPr>
-              <w:spacing w:line="240" w:lineRule="auto"/>
               <w:rPr>
                 <w:rFonts w:ascii="Comfortaa" w:hAnsi="Comfortaa"/>
               </w:rPr>
@@ -7505,7 +7343,6 @@
           </w:tcPr>
           <w:p>
             <w:pPr>
-              <w:spacing w:line="240" w:lineRule="auto"/>
               <w:rPr>
                 <w:rStyle w:val="Fontdeparagrafimplicit1"/>
                 <w:rFonts w:ascii="Comfortaa" w:hAnsi="Comfortaa"/>
@@ -7530,7 +7367,6 @@
           </w:tcPr>
           <w:p>
             <w:pPr>
-              <w:spacing w:line="240" w:lineRule="auto"/>
               <w:rPr>
                 <w:rFonts w:ascii="Comfortaa" w:hAnsi="Comfortaa"/>
               </w:rPr>
@@ -7612,7 +7448,6 @@
           </w:tcPr>
           <w:p>
             <w:pPr>
-              <w:spacing w:line="240" w:lineRule="auto"/>
               <w:rPr>
                 <w:rStyle w:val="Fontdeparagrafimplicit1"/>
                 <w:rFonts w:ascii="Comfortaa" w:hAnsi="Comfortaa"/>
@@ -7655,7 +7490,6 @@
           </w:tcPr>
           <w:p>
             <w:pPr>
-              <w:spacing w:line="240" w:lineRule="auto"/>
               <w:rPr>
                 <w:rFonts w:ascii="Comfortaa" w:hAnsi="Comfortaa"/>
               </w:rPr>
@@ -8267,7 +8101,6 @@
           </w:tcPr>
           <w:p>
             <w:pPr>
-              <w:spacing w:line="240" w:lineRule="auto"/>
               <w:rPr>
                 <w:rStyle w:val="Fontdeparagrafimplicit1"/>
                 <w:rFonts w:ascii="Comfortaa" w:hAnsi="Comfortaa"/>
@@ -8293,7 +8126,6 @@
           </w:tcPr>
           <w:p>
             <w:pPr>
-              <w:spacing w:line="240" w:lineRule="auto"/>
               <w:rPr>
                 <w:rFonts w:ascii="Comfortaa" w:hAnsi="Comfortaa"/>
               </w:rPr>
@@ -8613,7 +8445,6 @@
                 <w:ilvl w:val="0"/>
                 <w:numId w:val="14"/>
               </w:numPr>
-              <w:spacing w:line="240" w:lineRule="auto"/>
               <w:rPr>
                 <w:rFonts w:ascii="Comfortaa" w:hAnsi="Comfortaa"/>
                 <w:b/>
@@ -8636,7 +8467,6 @@
                 <w:ilvl w:val="0"/>
                 <w:numId w:val="14"/>
               </w:numPr>
-              <w:spacing w:line="240" w:lineRule="auto"/>
               <w:rPr>
                 <w:rFonts w:ascii="Comfortaa" w:hAnsi="Comfortaa"/>
                 <w:b/>
@@ -8659,25 +8489,24 @@
                 <w:ilvl w:val="0"/>
                 <w:numId w:val="14"/>
               </w:numPr>
-              <w:spacing w:line="240" w:lineRule="auto"/>
-              <w:rPr>
-                <w:rFonts w:ascii="Comfortaa" w:hAnsi="Comfortaa"/>
-                <w:b/>
-                <w:bCs/>
-              </w:rPr>
-            </w:pPr>
-            <w:r>
-              <w:rPr>
-                <w:rFonts w:ascii="Comfortaa" w:hAnsi="Comfortaa"/>
-                <w:b/>
-                <w:bCs/>
-              </w:rPr>
+              <w:rPr>
+                <w:rFonts w:ascii="Comfortaa" w:hAnsi="Comfortaa"/>
+                <w:b/>
+                <w:bCs/>
+              </w:rPr>
+            </w:pPr>
+            <w:r>
+              <w:rPr>
+                <w:rFonts w:ascii="Comfortaa" w:hAnsi="Comfortaa"/>
+                <w:b/>
+                <w:bCs/>
+              </w:rPr>
+              <w:lastRenderedPageBreak/>
               <w:t>Încărcarea cu azot din sursele din amonte și din bazinele hidrografice</w:t>
             </w:r>
           </w:p>
           <w:p>
             <w:pPr>
-              <w:spacing w:line="240" w:lineRule="auto"/>
               <w:rPr>
                 <w:rFonts w:ascii="Comfortaa" w:hAnsi="Comfortaa"/>
                 <w:b/>
@@ -8692,7 +8521,6 @@
                 <w:ilvl w:val="0"/>
                 <w:numId w:val="14"/>
               </w:numPr>
-              <w:spacing w:line="240" w:lineRule="auto"/>
               <w:rPr>
                 <w:rFonts w:ascii="Comfortaa" w:hAnsi="Comfortaa"/>
                 <w:b/>
@@ -8715,7 +8543,6 @@
                 <w:ilvl w:val="0"/>
                 <w:numId w:val="14"/>
               </w:numPr>
-              <w:spacing w:line="240" w:lineRule="auto"/>
               <w:rPr>
                 <w:rFonts w:ascii="Comfortaa" w:hAnsi="Comfortaa"/>
                 <w:b/>
@@ -8738,7 +8565,6 @@
                 <w:ilvl w:val="0"/>
                 <w:numId w:val="14"/>
               </w:numPr>
-              <w:spacing w:line="240" w:lineRule="auto"/>
               <w:rPr>
                 <w:rFonts w:ascii="Comfortaa" w:hAnsi="Comfortaa"/>
                 <w:b/>
@@ -8756,7 +8582,6 @@
           </w:p>
           <w:p>
             <w:pPr>
-              <w:spacing w:line="240" w:lineRule="auto"/>
               <w:rPr>
                 <w:rFonts w:ascii="Comfortaa" w:hAnsi="Comfortaa"/>
                 <w:b/>
@@ -8771,7 +8596,6 @@
                 <w:ilvl w:val="0"/>
                 <w:numId w:val="14"/>
               </w:numPr>
-              <w:spacing w:line="240" w:lineRule="auto"/>
               <w:rPr>
                 <w:rFonts w:ascii="Comfortaa" w:hAnsi="Comfortaa"/>
                 <w:b/>
@@ -8794,7 +8618,6 @@
                 <w:ilvl w:val="0"/>
                 <w:numId w:val="14"/>
               </w:numPr>
-              <w:spacing w:line="240" w:lineRule="auto"/>
               <w:rPr>
                 <w:rFonts w:ascii="Comfortaa" w:hAnsi="Comfortaa"/>
                 <w:b/>
@@ -8820,7 +8643,6 @@
           </w:p>
           <w:p>
             <w:pPr>
-              <w:spacing w:line="240" w:lineRule="auto"/>
               <w:rPr>
                 <w:rStyle w:val="Fontdeparagrafimplicit1"/>
                 <w:rFonts w:ascii="Comfortaa" w:hAnsi="Comfortaa"/>
@@ -8842,7 +8664,6 @@
                 <w:ilvl w:val="0"/>
                 <w:numId w:val="43"/>
               </w:numPr>
-              <w:spacing w:line="240" w:lineRule="auto"/>
               <w:rPr>
                 <w:rFonts w:ascii="Comfortaa" w:hAnsi="Comfortaa"/>
                 <w:b/>
@@ -8868,7 +8689,6 @@
                 <w:ilvl w:val="0"/>
                 <w:numId w:val="43"/>
               </w:numPr>
-              <w:spacing w:line="240" w:lineRule="auto"/>
               <w:rPr>
                 <w:rFonts w:ascii="Comfortaa" w:hAnsi="Comfortaa"/>
                 <w:b/>
@@ -8891,19 +8711,19 @@
                 <w:ilvl w:val="0"/>
                 <w:numId w:val="43"/>
               </w:numPr>
-              <w:spacing w:line="240" w:lineRule="auto"/>
-              <w:rPr>
-                <w:rFonts w:ascii="Comfortaa" w:hAnsi="Comfortaa"/>
-                <w:b/>
-                <w:bCs/>
-              </w:rPr>
-            </w:pPr>
-            <w:r>
-              <w:rPr>
-                <w:rFonts w:ascii="Comfortaa" w:hAnsi="Comfortaa"/>
-                <w:b/>
-                <w:bCs/>
-              </w:rPr>
+              <w:rPr>
+                <w:rFonts w:ascii="Comfortaa" w:hAnsi="Comfortaa"/>
+                <w:b/>
+                <w:bCs/>
+              </w:rPr>
+            </w:pPr>
+            <w:r>
+              <w:rPr>
+                <w:rFonts w:ascii="Comfortaa" w:hAnsi="Comfortaa"/>
+                <w:b/>
+                <w:bCs/>
+              </w:rPr>
+              <w:lastRenderedPageBreak/>
               <w:t xml:space="preserve">Nitrogen </w:t>
             </w:r>
             <w:proofErr w:type="spellStart"/>
@@ -9017,7 +8837,6 @@
           </w:p>
           <w:p>
             <w:pPr>
-              <w:spacing w:line="240" w:lineRule="auto"/>
               <w:rPr>
                 <w:rFonts w:ascii="Comfortaa" w:hAnsi="Comfortaa"/>
                 <w:b/>
@@ -9032,7 +8851,6 @@
                 <w:ilvl w:val="0"/>
                 <w:numId w:val="43"/>
               </w:numPr>
-              <w:spacing w:line="240" w:lineRule="auto"/>
               <w:rPr>
                 <w:rFonts w:ascii="Comfortaa" w:hAnsi="Comfortaa"/>
                 <w:b/>
@@ -9057,7 +8875,6 @@
                 <w:ilvl w:val="0"/>
                 <w:numId w:val="43"/>
               </w:numPr>
-              <w:spacing w:line="240" w:lineRule="auto"/>
               <w:rPr>
                 <w:rFonts w:ascii="Comfortaa" w:hAnsi="Comfortaa"/>
                 <w:b/>
@@ -9100,7 +8917,6 @@
                 <w:ilvl w:val="0"/>
                 <w:numId w:val="43"/>
               </w:numPr>
-              <w:spacing w:line="240" w:lineRule="auto"/>
               <w:rPr>
                 <w:rFonts w:ascii="Comfortaa" w:hAnsi="Comfortaa"/>
                 <w:b/>
@@ -9138,7 +8954,6 @@
           </w:p>
           <w:p>
             <w:pPr>
-              <w:spacing w:line="240" w:lineRule="auto"/>
               <w:rPr>
                 <w:rFonts w:ascii="Comfortaa" w:hAnsi="Comfortaa"/>
                 <w:b/>
@@ -9153,7 +8968,6 @@
                 <w:ilvl w:val="0"/>
                 <w:numId w:val="43"/>
               </w:numPr>
-              <w:spacing w:line="240" w:lineRule="auto"/>
               <w:rPr>
                 <w:rFonts w:ascii="Comfortaa" w:hAnsi="Comfortaa"/>
                 <w:b/>
@@ -9176,7 +8990,6 @@
                 <w:ilvl w:val="0"/>
                 <w:numId w:val="43"/>
               </w:numPr>
-              <w:spacing w:line="240" w:lineRule="auto"/>
               <w:rPr>
                 <w:rFonts w:ascii="Comfortaa" w:hAnsi="Comfortaa"/>
                 <w:b/>
@@ -9196,7 +9009,6 @@
           </w:p>
           <w:p>
             <w:pPr>
-              <w:spacing w:line="240" w:lineRule="auto"/>
               <w:rPr>
                 <w:rFonts w:ascii="Comfortaa" w:hAnsi="Comfortaa"/>
               </w:rPr>
@@ -9214,7 +9026,6 @@
           </w:tcPr>
           <w:p>
             <w:pPr>
-              <w:spacing w:line="240" w:lineRule="auto"/>
               <w:rPr>
                 <w:rFonts w:ascii="Comfortaa" w:hAnsi="Comfortaa"/>
                 <w:b/>
@@ -9233,7 +9044,6 @@
           </w:p>
           <w:p>
             <w:pPr>
-              <w:spacing w:line="240" w:lineRule="auto"/>
               <w:rPr>
                 <w:rStyle w:val="Fontdeparagrafimplicit1"/>
                 <w:rFonts w:ascii="Comfortaa" w:hAnsi="Comfortaa"/>
@@ -9250,7 +9060,6 @@
           </w:tcPr>
           <w:p>
             <w:pPr>
-              <w:spacing w:line="240" w:lineRule="auto"/>
               <w:rPr>
                 <w:rFonts w:ascii="Comfortaa" w:hAnsi="Comfortaa"/>
                 <w:b/>
@@ -9296,7 +9105,6 @@
           </w:p>
           <w:p>
             <w:pPr>
-              <w:spacing w:line="240" w:lineRule="auto"/>
               <w:rPr>
                 <w:rFonts w:ascii="Comfortaa" w:hAnsi="Comfortaa"/>
               </w:rPr>
@@ -9314,7 +9122,6 @@
           </w:tcPr>
           <w:p>
             <w:pPr>
-              <w:spacing w:line="240" w:lineRule="auto"/>
               <w:rPr>
                 <w:rStyle w:val="Fontdeparagrafimplicit1"/>
                 <w:rFonts w:ascii="Comfortaa" w:hAnsi="Comfortaa"/>
@@ -9339,7 +9146,6 @@
           </w:tcPr>
           <w:p>
             <w:pPr>
-              <w:spacing w:line="240" w:lineRule="auto"/>
               <w:rPr>
                 <w:rFonts w:ascii="Comfortaa" w:hAnsi="Comfortaa"/>
               </w:rPr>
@@ -9403,7 +9209,6 @@
           </w:tcPr>
           <w:p>
             <w:pPr>
-              <w:spacing w:line="240" w:lineRule="auto"/>
               <w:rPr>
                 <w:rFonts w:ascii="Comfortaa" w:hAnsi="Comfortaa"/>
                 <w:b/>
@@ -9421,7 +9226,6 @@
           </w:p>
           <w:p>
             <w:pPr>
-              <w:spacing w:line="240" w:lineRule="auto"/>
               <w:rPr>
                 <w:rStyle w:val="Fontdeparagrafimplicit1"/>
                 <w:rFonts w:ascii="Comfortaa" w:hAnsi="Comfortaa"/>
@@ -9438,7 +9242,6 @@
           </w:tcPr>
           <w:p>
             <w:pPr>
-              <w:spacing w:line="240" w:lineRule="auto"/>
               <w:rPr>
                 <w:rFonts w:ascii="Comfortaa" w:hAnsi="Comfortaa"/>
                 <w:b/>
@@ -9718,7 +9521,6 @@
           </w:p>
           <w:p>
             <w:pPr>
-              <w:spacing w:line="240" w:lineRule="auto"/>
               <w:rPr>
                 <w:rFonts w:ascii="Comfortaa" w:hAnsi="Comfortaa"/>
               </w:rPr>
@@ -9736,7 +9538,6 @@
           </w:tcPr>
           <w:p>
             <w:pPr>
-              <w:spacing w:line="240" w:lineRule="auto"/>
               <w:rPr>
                 <w:rStyle w:val="Fontdeparagrafimplicit1"/>
                 <w:rFonts w:ascii="Comfortaa" w:hAnsi="Comfortaa"/>
@@ -9761,7 +9562,6 @@
           </w:tcPr>
           <w:p>
             <w:pPr>
-              <w:spacing w:line="240" w:lineRule="auto"/>
               <w:rPr>
                 <w:rFonts w:ascii="Comfortaa" w:hAnsi="Comfortaa"/>
               </w:rPr>
@@ -10103,7 +9903,6 @@
           </w:tcPr>
           <w:p>
             <w:pPr>
-              <w:spacing w:line="240" w:lineRule="auto"/>
               <w:rPr>
                 <w:rStyle w:val="Fontdeparagrafimplicit1"/>
                 <w:rFonts w:ascii="Comfortaa" w:hAnsi="Comfortaa"/>
@@ -10128,7 +9927,6 @@
           </w:tcPr>
           <w:p>
             <w:pPr>
-              <w:spacing w:line="240" w:lineRule="auto"/>
               <w:rPr>
                 <w:rFonts w:ascii="Comfortaa" w:hAnsi="Comfortaa"/>
               </w:rPr>
@@ -10529,7 +10327,6 @@
                 <w:ilvl w:val="0"/>
                 <w:numId w:val="15"/>
               </w:numPr>
-              <w:spacing w:line="240" w:lineRule="auto"/>
               <w:rPr>
                 <w:rFonts w:ascii="Comfortaa" w:hAnsi="Comfortaa"/>
                 <w:b/>
@@ -10552,7 +10349,6 @@
                 <w:ilvl w:val="0"/>
                 <w:numId w:val="15"/>
               </w:numPr>
-              <w:spacing w:line="240" w:lineRule="auto"/>
               <w:rPr>
                 <w:rFonts w:ascii="Comfortaa" w:hAnsi="Comfortaa"/>
                 <w:b/>
@@ -10575,7 +10371,6 @@
                 <w:ilvl w:val="0"/>
                 <w:numId w:val="15"/>
               </w:numPr>
-              <w:spacing w:line="240" w:lineRule="auto"/>
               <w:rPr>
                 <w:rFonts w:ascii="Comfortaa" w:hAnsi="Comfortaa"/>
                 <w:b/>
@@ -10598,7 +10393,6 @@
                 <w:ilvl w:val="0"/>
                 <w:numId w:val="15"/>
               </w:numPr>
-              <w:spacing w:line="240" w:lineRule="auto"/>
               <w:rPr>
                 <w:rFonts w:ascii="Comfortaa" w:hAnsi="Comfortaa"/>
                 <w:b/>
@@ -10621,7 +10415,6 @@
                 <w:ilvl w:val="0"/>
                 <w:numId w:val="15"/>
               </w:numPr>
-              <w:spacing w:line="240" w:lineRule="auto"/>
               <w:rPr>
                 <w:rFonts w:ascii="Comfortaa" w:hAnsi="Comfortaa"/>
                 <w:b/>
@@ -10644,7 +10437,6 @@
                 <w:ilvl w:val="0"/>
                 <w:numId w:val="15"/>
               </w:numPr>
-              <w:spacing w:line="240" w:lineRule="auto"/>
               <w:rPr>
                 <w:rFonts w:ascii="Comfortaa" w:hAnsi="Comfortaa"/>
                 <w:b/>
@@ -10670,7 +10462,6 @@
           </w:p>
           <w:p>
             <w:pPr>
-              <w:spacing w:line="240" w:lineRule="auto"/>
               <w:rPr>
                 <w:rStyle w:val="Fontdeparagrafimplicit1"/>
                 <w:rFonts w:ascii="Comfortaa" w:hAnsi="Comfortaa"/>
@@ -10692,7 +10483,6 @@
                 <w:ilvl w:val="0"/>
                 <w:numId w:val="15"/>
               </w:numPr>
-              <w:spacing w:line="240" w:lineRule="auto"/>
               <w:rPr>
                 <w:rFonts w:ascii="Comfortaa" w:hAnsi="Comfortaa"/>
                 <w:b/>
@@ -10717,7 +10507,6 @@
                 <w:ilvl w:val="0"/>
                 <w:numId w:val="15"/>
               </w:numPr>
-              <w:spacing w:line="240" w:lineRule="auto"/>
               <w:rPr>
                 <w:rFonts w:ascii="Comfortaa" w:hAnsi="Comfortaa"/>
                 <w:b/>
@@ -10768,7 +10557,6 @@
                 <w:ilvl w:val="0"/>
                 <w:numId w:val="15"/>
               </w:numPr>
-              <w:spacing w:line="240" w:lineRule="auto"/>
               <w:rPr>
                 <w:rFonts w:ascii="Comfortaa" w:hAnsi="Comfortaa"/>
                 <w:b/>
@@ -10809,7 +10597,6 @@
                 <w:ilvl w:val="0"/>
                 <w:numId w:val="15"/>
               </w:numPr>
-              <w:spacing w:line="240" w:lineRule="auto"/>
               <w:rPr>
                 <w:rFonts w:ascii="Comfortaa" w:hAnsi="Comfortaa"/>
                 <w:b/>
@@ -10842,7 +10629,6 @@
                 <w:ilvl w:val="0"/>
                 <w:numId w:val="15"/>
               </w:numPr>
-              <w:spacing w:line="240" w:lineRule="auto"/>
               <w:rPr>
                 <w:rFonts w:ascii="Comfortaa" w:hAnsi="Comfortaa"/>
                 <w:b/>
@@ -10975,7 +10761,6 @@
                 <w:ilvl w:val="0"/>
                 <w:numId w:val="15"/>
               </w:numPr>
-              <w:spacing w:line="240" w:lineRule="auto"/>
               <w:rPr>
                 <w:rFonts w:ascii="Comfortaa" w:hAnsi="Comfortaa"/>
                 <w:b/>
@@ -11003,7 +10788,6 @@
           </w:p>
           <w:p>
             <w:pPr>
-              <w:spacing w:line="240" w:lineRule="auto"/>
               <w:rPr>
                 <w:rFonts w:ascii="Comfortaa" w:hAnsi="Comfortaa"/>
               </w:rPr>
@@ -11026,7 +10810,6 @@
                 <w:ilvl w:val="0"/>
                 <w:numId w:val="15"/>
               </w:numPr>
-              <w:spacing w:line="240" w:lineRule="auto"/>
               <w:rPr>
                 <w:rFonts w:ascii="Comfortaa" w:hAnsi="Comfortaa"/>
                 <w:b/>
@@ -11049,7 +10832,6 @@
                 <w:ilvl w:val="0"/>
                 <w:numId w:val="15"/>
               </w:numPr>
-              <w:spacing w:line="240" w:lineRule="auto"/>
               <w:rPr>
                 <w:rFonts w:ascii="Comfortaa" w:hAnsi="Comfortaa"/>
                 <w:b/>
@@ -11082,7 +10864,6 @@
                 <w:ilvl w:val="0"/>
                 <w:numId w:val="15"/>
               </w:numPr>
-              <w:spacing w:line="240" w:lineRule="auto"/>
               <w:rPr>
                 <w:rFonts w:ascii="Comfortaa" w:hAnsi="Comfortaa"/>
                 <w:b/>
@@ -11105,7 +10886,6 @@
                 <w:ilvl w:val="0"/>
                 <w:numId w:val="15"/>
               </w:numPr>
-              <w:spacing w:line="240" w:lineRule="auto"/>
               <w:rPr>
                 <w:rFonts w:ascii="Comfortaa" w:hAnsi="Comfortaa"/>
                 <w:b/>
@@ -11128,7 +10908,6 @@
                 <w:ilvl w:val="0"/>
                 <w:numId w:val="15"/>
               </w:numPr>
-              <w:spacing w:line="240" w:lineRule="auto"/>
               <w:rPr>
                 <w:rStyle w:val="Fontdeparagrafimplicit1"/>
                 <w:rFonts w:ascii="Comfortaa" w:hAnsi="Comfortaa"/>
@@ -11166,7 +10945,6 @@
                 <w:ilvl w:val="0"/>
                 <w:numId w:val="15"/>
               </w:numPr>
-              <w:spacing w:line="240" w:lineRule="auto"/>
               <w:rPr>
                 <w:rFonts w:ascii="Comfortaa" w:hAnsi="Comfortaa"/>
                 <w:b/>
@@ -11189,7 +10967,6 @@
                 <w:ilvl w:val="0"/>
                 <w:numId w:val="15"/>
               </w:numPr>
-              <w:spacing w:line="240" w:lineRule="auto"/>
               <w:rPr>
                 <w:rFonts w:ascii="Comfortaa" w:hAnsi="Comfortaa"/>
                 <w:b/>
@@ -11304,7 +11081,6 @@
                 <w:ilvl w:val="0"/>
                 <w:numId w:val="15"/>
               </w:numPr>
-              <w:spacing w:line="240" w:lineRule="auto"/>
               <w:rPr>
                 <w:rFonts w:ascii="Comfortaa" w:hAnsi="Comfortaa"/>
                 <w:b/>
@@ -11409,7 +11185,6 @@
                 <w:ilvl w:val="0"/>
                 <w:numId w:val="15"/>
               </w:numPr>
-              <w:spacing w:line="240" w:lineRule="auto"/>
               <w:rPr>
                 <w:rFonts w:ascii="Comfortaa" w:hAnsi="Comfortaa"/>
                 <w:b/>
@@ -11473,7 +11248,6 @@
           </w:p>
           <w:p>
             <w:pPr>
-              <w:spacing w:line="240" w:lineRule="auto"/>
               <w:rPr>
                 <w:rFonts w:ascii="Comfortaa" w:hAnsi="Comfortaa"/>
               </w:rPr>
@@ -11599,7 +11373,6 @@
           </w:tcPr>
           <w:p>
             <w:pPr>
-              <w:spacing w:line="240" w:lineRule="auto"/>
               <w:rPr>
                 <w:rStyle w:val="Fontdeparagrafimplicit1"/>
                 <w:rFonts w:ascii="MS Mincho" w:eastAsia="MS Mincho" w:hAnsi="MS Mincho" w:cs="MS Mincho"/>
@@ -11629,7 +11402,6 @@
           </w:p>
           <w:p>
             <w:pPr>
-              <w:spacing w:line="240" w:lineRule="auto"/>
               <w:rPr>
                 <w:rStyle w:val="Fontdeparagrafimplicit1"/>
                 <w:rFonts w:ascii="MS Mincho" w:eastAsia="MS Mincho" w:hAnsi="MS Mincho" w:cs="MS Mincho"/>
@@ -11640,7 +11412,6 @@
           </w:p>
           <w:p>
             <w:pPr>
-              <w:spacing w:line="240" w:lineRule="auto"/>
               <w:rPr>
                 <w:rStyle w:val="Fontdeparagrafimplicit1"/>
                 <w:rFonts w:ascii="Comfortaa" w:hAnsi="Comfortaa"/>
@@ -11695,7 +11466,6 @@
           </w:tcPr>
           <w:p>
             <w:pPr>
-              <w:spacing w:line="240" w:lineRule="auto"/>
               <w:rPr>
                 <w:rStyle w:val="Fontdeparagrafimplicit1"/>
                 <w:rFonts w:ascii="MS Mincho" w:eastAsia="MS Mincho" w:hAnsi="MS Mincho" w:cs="MS Mincho"/>
@@ -11787,7 +11557,6 @@
           </w:p>
           <w:p>
             <w:pPr>
-              <w:spacing w:line="240" w:lineRule="auto"/>
               <w:rPr>
                 <w:rStyle w:val="Fontdeparagrafimplicit1"/>
                 <w:rFonts w:ascii="MS Mincho" w:eastAsia="MS Mincho" w:hAnsi="MS Mincho" w:cs="MS Mincho"/>
@@ -11798,7 +11567,6 @@
           </w:p>
           <w:p>
             <w:pPr>
-              <w:spacing w:line="240" w:lineRule="auto"/>
               <w:rPr>
                 <w:rFonts w:ascii="Comfortaa" w:hAnsi="Comfortaa"/>
               </w:rPr>
@@ -12073,7 +11841,6 @@
           </w:tcPr>
           <w:p>
             <w:pPr>
-              <w:spacing w:line="240" w:lineRule="auto"/>
               <w:rPr>
                 <w:rStyle w:val="Fontdeparagrafimplicit1"/>
                 <w:rFonts w:ascii="Comfortaa" w:hAnsi="Comfortaa"/>
@@ -12088,12 +11855,12 @@
                 <w:b/>
                 <w:bCs/>
               </w:rPr>
+              <w:lastRenderedPageBreak/>
               <w:t>Scurgerile din orașe și drumuri</w:t>
             </w:r>
           </w:p>
           <w:p>
             <w:pPr>
-              <w:spacing w:line="240" w:lineRule="auto"/>
               <w:rPr>
                 <w:rStyle w:val="Fontdeparagrafimplicit1"/>
                 <w:rFonts w:ascii="Comfortaa" w:hAnsi="Comfortaa"/>
@@ -12103,9 +11870,6 @@
             </w:pPr>
           </w:p>
           <w:p>
-            <w:pPr>
-              <w:spacing w:line="240" w:lineRule="auto"/>
-            </w:pPr>
             <w:r>
               <w:rPr>
                 <w:rStyle w:val="Fontdeparagrafimplicit1"/>
@@ -12113,7 +11877,6 @@
                 <w:b/>
                 <w:bCs/>
               </w:rPr>
-              <w:lastRenderedPageBreak/>
               <w:t xml:space="preserve">Apa de ploaie </w:t>
             </w:r>
             <w:r>
@@ -12148,7 +11911,6 @@
           </w:p>
           <w:p>
             <w:pPr>
-              <w:spacing w:line="240" w:lineRule="auto"/>
               <w:rPr>
                 <w:rStyle w:val="Fontdeparagrafimplicit1"/>
                 <w:rFonts w:ascii="Comfortaa" w:hAnsi="Comfortaa"/>
@@ -12165,7 +11927,6 @@
           </w:tcPr>
           <w:p>
             <w:pPr>
-              <w:spacing w:line="240" w:lineRule="auto"/>
               <w:rPr>
                 <w:rStyle w:val="Fontdeparagrafimplicit1"/>
                 <w:rFonts w:ascii="Comfortaa" w:hAnsi="Comfortaa"/>
@@ -12181,7 +11942,6 @@
                 <w:b/>
                 <w:bCs/>
               </w:rPr>
-              <w:lastRenderedPageBreak/>
               <w:t>Runoff</w:t>
             </w:r>
             <w:proofErr w:type="spellEnd"/>
@@ -12268,7 +12028,6 @@
           </w:p>
           <w:p>
             <w:pPr>
-              <w:spacing w:line="240" w:lineRule="auto"/>
               <w:rPr>
                 <w:rStyle w:val="Fontdeparagrafimplicit1"/>
                 <w:rFonts w:ascii="Comfortaa" w:hAnsi="Comfortaa"/>
@@ -12278,9 +12037,6 @@
             </w:pPr>
           </w:p>
           <w:p>
-            <w:pPr>
-              <w:spacing w:line="240" w:lineRule="auto"/>
-            </w:pPr>
             <w:proofErr w:type="spellStart"/>
             <w:r>
               <w:rPr>
@@ -12289,7 +12045,6 @@
                 <w:b/>
                 <w:bCs/>
               </w:rPr>
-              <w:lastRenderedPageBreak/>
               <w:t>Rainwater</w:t>
             </w:r>
             <w:proofErr w:type="spellEnd"/>
@@ -12569,7 +12324,6 @@
           </w:p>
           <w:p>
             <w:pPr>
-              <w:spacing w:line="240" w:lineRule="auto"/>
               <w:rPr>
                 <w:rFonts w:ascii="Comfortaa" w:hAnsi="Comfortaa"/>
               </w:rPr>
@@ -12587,26 +12341,23 @@
           </w:tcPr>
           <w:p>
             <w:pPr>
-              <w:spacing w:line="240" w:lineRule="auto"/>
-              <w:rPr>
-                <w:rFonts w:ascii="Comfortaa" w:hAnsi="Comfortaa"/>
-                <w:b/>
-                <w:bCs/>
-              </w:rPr>
-            </w:pPr>
-            <w:r>
-              <w:rPr>
-                <w:rFonts w:ascii="Comfortaa" w:hAnsi="Comfortaa"/>
-                <w:b/>
-                <w:bCs/>
-              </w:rPr>
-              <w:lastRenderedPageBreak/>
+              <w:rPr>
+                <w:rFonts w:ascii="Comfortaa" w:hAnsi="Comfortaa"/>
+                <w:b/>
+                <w:bCs/>
+              </w:rPr>
+            </w:pPr>
+            <w:r>
+              <w:rPr>
+                <w:rFonts w:ascii="Comfortaa" w:hAnsi="Comfortaa"/>
+                <w:b/>
+                <w:bCs/>
+              </w:rPr>
               <w:t>Funcția de autopurificare</w:t>
             </w:r>
           </w:p>
           <w:p>
             <w:pPr>
-              <w:spacing w:line="240" w:lineRule="auto"/>
               <w:rPr>
                 <w:rStyle w:val="Fontdeparagrafimplicit1"/>
                 <w:rFonts w:ascii="Comfortaa" w:hAnsi="Comfortaa"/>
@@ -12623,7 +12374,6 @@
           </w:tcPr>
           <w:p>
             <w:pPr>
-              <w:spacing w:line="240" w:lineRule="auto"/>
               <w:rPr>
                 <w:rFonts w:ascii="Comfortaa" w:hAnsi="Comfortaa"/>
                 <w:b/>
@@ -12669,7 +12419,6 @@
           </w:p>
           <w:p>
             <w:pPr>
-              <w:spacing w:line="240" w:lineRule="auto"/>
               <w:rPr>
                 <w:rFonts w:ascii="Comfortaa" w:hAnsi="Comfortaa"/>
               </w:rPr>
@@ -12687,7 +12436,6 @@
           </w:tcPr>
           <w:p>
             <w:pPr>
-              <w:spacing w:line="240" w:lineRule="auto"/>
               <w:rPr>
                 <w:rFonts w:ascii="Comfortaa" w:hAnsi="Comfortaa"/>
                 <w:b/>
@@ -12706,7 +12454,6 @@
           </w:p>
           <w:p>
             <w:pPr>
-              <w:spacing w:line="240" w:lineRule="auto"/>
               <w:rPr>
                 <w:rStyle w:val="Fontdeparagrafimplicit1"/>
                 <w:rFonts w:ascii="Comfortaa" w:hAnsi="Comfortaa"/>
@@ -12723,7 +12470,6 @@
           </w:tcPr>
           <w:p>
             <w:pPr>
-              <w:spacing w:line="240" w:lineRule="auto"/>
               <w:rPr>
                 <w:rFonts w:ascii="Comfortaa" w:hAnsi="Comfortaa"/>
                 <w:b/>
@@ -12805,7 +12551,6 @@
           </w:p>
           <w:p>
             <w:pPr>
-              <w:spacing w:line="240" w:lineRule="auto"/>
               <w:rPr>
                 <w:rFonts w:ascii="Comfortaa" w:hAnsi="Comfortaa"/>
               </w:rPr>
@@ -12823,7 +12568,6 @@
           </w:tcPr>
           <w:p>
             <w:pPr>
-              <w:spacing w:line="240" w:lineRule="auto"/>
               <w:rPr>
                 <w:rStyle w:val="Fontdeparagrafimplicit1"/>
                 <w:rFonts w:ascii="Comfortaa" w:hAnsi="Comfortaa"/>
@@ -12848,7 +12592,6 @@
           </w:tcPr>
           <w:p>
             <w:pPr>
-              <w:spacing w:line="240" w:lineRule="auto"/>
               <w:rPr>
                 <w:rFonts w:ascii="Comfortaa" w:hAnsi="Comfortaa"/>
               </w:rPr>
@@ -13028,7 +12771,6 @@
           </w:tcPr>
           <w:p>
             <w:pPr>
-              <w:spacing w:line="240" w:lineRule="auto"/>
               <w:rPr>
                 <w:rStyle w:val="Fontdeparagrafimplicit1"/>
                 <w:rFonts w:ascii="Comfortaa" w:hAnsi="Comfortaa"/>
@@ -13053,7 +12795,6 @@
           </w:tcPr>
           <w:p>
             <w:pPr>
-              <w:spacing w:line="240" w:lineRule="auto"/>
               <w:rPr>
                 <w:rFonts w:ascii="Comfortaa" w:hAnsi="Comfortaa"/>
               </w:rPr>
@@ -13485,7 +13226,6 @@
           </w:tcPr>
           <w:p>
             <w:pPr>
-              <w:spacing w:line="240" w:lineRule="auto"/>
               <w:rPr>
                 <w:rFonts w:ascii="Comfortaa" w:hAnsi="Comfortaa"/>
                 <w:b/>
@@ -13503,7 +13243,6 @@
           </w:p>
           <w:p>
             <w:pPr>
-              <w:spacing w:line="240" w:lineRule="auto"/>
               <w:rPr>
                 <w:rStyle w:val="Fontdeparagrafimplicit1"/>
                 <w:rFonts w:ascii="Comfortaa" w:hAnsi="Comfortaa"/>
@@ -13520,7 +13259,6 @@
           </w:tcPr>
           <w:p>
             <w:pPr>
-              <w:spacing w:line="240" w:lineRule="auto"/>
               <w:rPr>
                 <w:rFonts w:ascii="Comfortaa" w:hAnsi="Comfortaa"/>
                 <w:b/>
@@ -13836,7 +13574,6 @@
           </w:p>
           <w:p>
             <w:pPr>
-              <w:spacing w:line="240" w:lineRule="auto"/>
               <w:rPr>
                 <w:rFonts w:ascii="Comfortaa" w:hAnsi="Comfortaa"/>
               </w:rPr>
@@ -13859,7 +13596,6 @@
                 <w:ilvl w:val="0"/>
                 <w:numId w:val="16"/>
               </w:numPr>
-              <w:spacing w:line="240" w:lineRule="auto"/>
               <w:rPr>
                 <w:rFonts w:ascii="Comfortaa" w:hAnsi="Comfortaa"/>
                 <w:b/>
@@ -13882,7 +13618,6 @@
                 <w:ilvl w:val="0"/>
                 <w:numId w:val="16"/>
               </w:numPr>
-              <w:spacing w:line="240" w:lineRule="auto"/>
               <w:rPr>
                 <w:rFonts w:ascii="Comfortaa" w:hAnsi="Comfortaa"/>
                 <w:b/>
@@ -13921,7 +13656,6 @@
                 <w:ilvl w:val="0"/>
                 <w:numId w:val="16"/>
               </w:numPr>
-              <w:spacing w:line="240" w:lineRule="auto"/>
               <w:rPr>
                 <w:rFonts w:ascii="Comfortaa" w:hAnsi="Comfortaa"/>
                 <w:b/>
@@ -13947,7 +13681,6 @@
           </w:p>
           <w:p>
             <w:pPr>
-              <w:spacing w:line="240" w:lineRule="auto"/>
               <w:rPr>
                 <w:rStyle w:val="Fontdeparagrafimplicit1"/>
                 <w:rFonts w:ascii="Comfortaa" w:hAnsi="Comfortaa"/>
@@ -13969,7 +13702,6 @@
                 <w:ilvl w:val="0"/>
                 <w:numId w:val="16"/>
               </w:numPr>
-              <w:spacing w:line="240" w:lineRule="auto"/>
               <w:rPr>
                 <w:rFonts w:ascii="Comfortaa" w:hAnsi="Comfortaa"/>
                 <w:b/>
@@ -13994,7 +13726,6 @@
                 <w:ilvl w:val="0"/>
                 <w:numId w:val="16"/>
               </w:numPr>
-              <w:spacing w:line="240" w:lineRule="auto"/>
               <w:rPr>
                 <w:rFonts w:ascii="Comfortaa" w:hAnsi="Comfortaa"/>
                 <w:b/>
@@ -14127,7 +13858,6 @@
                 <w:ilvl w:val="0"/>
                 <w:numId w:val="16"/>
               </w:numPr>
-              <w:spacing w:line="240" w:lineRule="auto"/>
               <w:rPr>
                 <w:rFonts w:ascii="Comfortaa" w:hAnsi="Comfortaa"/>
                 <w:b/>
@@ -14160,7 +13890,6 @@
                 <w:ilvl w:val="1"/>
                 <w:numId w:val="16"/>
               </w:numPr>
-              <w:spacing w:line="240" w:lineRule="auto"/>
               <w:rPr>
                 <w:rFonts w:ascii="Comfortaa" w:hAnsi="Comfortaa"/>
               </w:rPr>
@@ -14178,7 +13907,6 @@
           </w:tcPr>
           <w:p>
             <w:pPr>
-              <w:spacing w:line="240" w:lineRule="auto"/>
               <w:rPr>
                 <w:rStyle w:val="Fontdeparagrafimplicit1"/>
               </w:rPr>
@@ -14210,7 +13938,6 @@
           </w:tcPr>
           <w:p>
             <w:pPr>
-              <w:spacing w:line="240" w:lineRule="auto"/>
               <w:rPr>
                 <w:rFonts w:ascii="Comfortaa" w:hAnsi="Comfortaa"/>
               </w:rPr>
@@ -14258,7 +13985,6 @@
           </w:tcPr>
           <w:p>
             <w:pPr>
-              <w:spacing w:line="240" w:lineRule="auto"/>
               <w:rPr>
                 <w:rStyle w:val="Fontdeparagrafimplicit1"/>
                 <w:rFonts w:ascii="Comfortaa" w:hAnsi="Comfortaa"/>
@@ -14284,7 +14010,6 @@
           </w:tcPr>
           <w:p>
             <w:pPr>
-              <w:spacing w:line="240" w:lineRule="auto"/>
               <w:rPr>
                 <w:rFonts w:ascii="Comfortaa" w:hAnsi="Comfortaa"/>
               </w:rPr>
@@ -14362,7 +14087,6 @@
           </w:tcPr>
           <w:p>
             <w:pPr>
-              <w:spacing w:line="240" w:lineRule="auto"/>
               <w:rPr>
                 <w:rStyle w:val="Fontdeparagrafimplicit1"/>
                 <w:rFonts w:ascii="Comfortaa" w:hAnsi="Comfortaa"/>
@@ -14388,7 +14112,6 @@
           </w:tcPr>
           <w:p>
             <w:pPr>
-              <w:spacing w:line="240" w:lineRule="auto"/>
               <w:rPr>
                 <w:rFonts w:ascii="Comfortaa" w:hAnsi="Comfortaa"/>
                 <w:b/>
@@ -14420,7 +14143,6 @@
           </w:tcPr>
           <w:p>
             <w:pPr>
-              <w:spacing w:line="240" w:lineRule="auto"/>
               <w:rPr>
                 <w:rFonts w:ascii="Comfortaa" w:hAnsi="Comfortaa"/>
                 <w:b/>
@@ -14438,7 +14160,6 @@
           </w:p>
           <w:p>
             <w:pPr>
-              <w:spacing w:line="240" w:lineRule="auto"/>
               <w:rPr>
                 <w:rStyle w:val="Fontdeparagrafimplicit1"/>
                 <w:rFonts w:ascii="Comfortaa" w:hAnsi="Comfortaa"/>
@@ -14455,7 +14176,6 @@
           </w:tcPr>
           <w:p>
             <w:pPr>
-              <w:spacing w:line="240" w:lineRule="auto"/>
               <w:rPr>
                 <w:rFonts w:ascii="Comfortaa" w:hAnsi="Comfortaa"/>
                 <w:b/>
@@ -14501,7 +14221,6 @@
           </w:p>
           <w:p>
             <w:pPr>
-              <w:spacing w:line="240" w:lineRule="auto"/>
               <w:rPr>
                 <w:rFonts w:ascii="Comfortaa" w:hAnsi="Comfortaa"/>
               </w:rPr>
@@ -14519,7 +14238,6 @@
           </w:tcPr>
           <w:p>
             <w:pPr>
-              <w:spacing w:line="240" w:lineRule="auto"/>
               <w:rPr>
                 <w:rStyle w:val="Fontdeparagrafimplicit1"/>
                 <w:rFonts w:ascii="Comfortaa" w:hAnsi="Comfortaa"/>
@@ -14544,7 +14262,6 @@
           </w:tcPr>
           <w:p>
             <w:pPr>
-              <w:spacing w:line="240" w:lineRule="auto"/>
               <w:rPr>
                 <w:rFonts w:ascii="Comfortaa" w:hAnsi="Comfortaa"/>
               </w:rPr>
@@ -14644,7 +14361,6 @@
           </w:tcPr>
           <w:p>
             <w:pPr>
-              <w:spacing w:line="240" w:lineRule="auto"/>
               <w:rPr>
                 <w:rFonts w:ascii="Comfortaa" w:hAnsi="Comfortaa"/>
                 <w:b/>
@@ -14662,7 +14378,6 @@
           </w:p>
           <w:p>
             <w:pPr>
-              <w:spacing w:line="240" w:lineRule="auto"/>
               <w:rPr>
                 <w:rStyle w:val="Fontdeparagrafimplicit1"/>
                 <w:rFonts w:ascii="Comfortaa" w:hAnsi="Comfortaa"/>
@@ -14687,7 +14402,6 @@
           </w:tcPr>
           <w:p>
             <w:pPr>
-              <w:spacing w:line="240" w:lineRule="auto"/>
               <w:rPr>
                 <w:rFonts w:ascii="Comfortaa" w:hAnsi="Comfortaa"/>
                 <w:b/>
@@ -14985,7 +14699,6 @@
           </w:p>
           <w:p>
             <w:pPr>
-              <w:spacing w:line="240" w:lineRule="auto"/>
               <w:rPr>
                 <w:rFonts w:ascii="Comfortaa" w:hAnsi="Comfortaa"/>
               </w:rPr>
@@ -15440,7 +15153,6 @@
                 <w:ilvl w:val="0"/>
                 <w:numId w:val="17"/>
               </w:numPr>
-              <w:spacing w:line="240" w:lineRule="auto"/>
               <w:rPr>
                 <w:rFonts w:ascii="Comfortaa" w:hAnsi="Comfortaa"/>
                 <w:b/>
@@ -15463,19 +15175,19 @@
                 <w:ilvl w:val="0"/>
                 <w:numId w:val="17"/>
               </w:numPr>
-              <w:spacing w:line="240" w:lineRule="auto"/>
-              <w:rPr>
-                <w:rFonts w:ascii="Comfortaa" w:hAnsi="Comfortaa"/>
-                <w:b/>
-                <w:bCs/>
-              </w:rPr>
-            </w:pPr>
-            <w:r>
-              <w:rPr>
-                <w:rFonts w:ascii="Comfortaa" w:hAnsi="Comfortaa"/>
-                <w:b/>
-                <w:bCs/>
-              </w:rPr>
+              <w:rPr>
+                <w:rFonts w:ascii="Comfortaa" w:hAnsi="Comfortaa"/>
+                <w:b/>
+                <w:bCs/>
+              </w:rPr>
+            </w:pPr>
+            <w:r>
+              <w:rPr>
+                <w:rFonts w:ascii="Comfortaa" w:hAnsi="Comfortaa"/>
+                <w:b/>
+                <w:bCs/>
+              </w:rPr>
+              <w:lastRenderedPageBreak/>
               <w:t>Încărc</w:t>
             </w:r>
             <w:r>
@@ -15502,7 +15214,6 @@
                 <w:ilvl w:val="0"/>
                 <w:numId w:val="17"/>
               </w:numPr>
-              <w:spacing w:line="240" w:lineRule="auto"/>
               <w:rPr>
                 <w:rFonts w:ascii="Comfortaa" w:hAnsi="Comfortaa"/>
                 <w:b/>
@@ -15528,7 +15239,6 @@
           </w:p>
           <w:p>
             <w:pPr>
-              <w:spacing w:line="240" w:lineRule="auto"/>
               <w:rPr>
                 <w:rStyle w:val="Fontdeparagrafimplicit1"/>
                 <w:rFonts w:ascii="Comfortaa" w:hAnsi="Comfortaa"/>
@@ -15550,20 +15260,20 @@
                 <w:ilvl w:val="0"/>
                 <w:numId w:val="17"/>
               </w:numPr>
-              <w:spacing w:line="240" w:lineRule="auto"/>
-              <w:rPr>
-                <w:rFonts w:ascii="Comfortaa" w:hAnsi="Comfortaa"/>
-                <w:b/>
-                <w:bCs/>
-              </w:rPr>
-            </w:pPr>
-            <w:proofErr w:type="spellStart"/>
-            <w:r>
-              <w:rPr>
-                <w:rFonts w:ascii="Comfortaa" w:hAnsi="Comfortaa"/>
-                <w:b/>
-                <w:bCs/>
-              </w:rPr>
+              <w:rPr>
+                <w:rFonts w:ascii="Comfortaa" w:hAnsi="Comfortaa"/>
+                <w:b/>
+                <w:bCs/>
+              </w:rPr>
+            </w:pPr>
+            <w:proofErr w:type="spellStart"/>
+            <w:r>
+              <w:rPr>
+                <w:rFonts w:ascii="Comfortaa" w:hAnsi="Comfortaa"/>
+                <w:b/>
+                <w:bCs/>
+              </w:rPr>
+              <w:lastRenderedPageBreak/>
               <w:t>Legend</w:t>
             </w:r>
             <w:proofErr w:type="spellEnd"/>
@@ -15575,20 +15285,20 @@
                 <w:ilvl w:val="0"/>
                 <w:numId w:val="17"/>
               </w:numPr>
-              <w:spacing w:line="240" w:lineRule="auto"/>
-              <w:rPr>
-                <w:rFonts w:ascii="Comfortaa" w:hAnsi="Comfortaa"/>
-                <w:b/>
-                <w:bCs/>
-              </w:rPr>
-            </w:pPr>
-            <w:proofErr w:type="spellStart"/>
-            <w:r>
-              <w:rPr>
-                <w:rFonts w:ascii="Comfortaa" w:hAnsi="Comfortaa"/>
-                <w:b/>
-                <w:bCs/>
-              </w:rPr>
+              <w:rPr>
+                <w:rFonts w:ascii="Comfortaa" w:hAnsi="Comfortaa"/>
+                <w:b/>
+                <w:bCs/>
+              </w:rPr>
+            </w:pPr>
+            <w:proofErr w:type="spellStart"/>
+            <w:r>
+              <w:rPr>
+                <w:rFonts w:ascii="Comfortaa" w:hAnsi="Comfortaa"/>
+                <w:b/>
+                <w:bCs/>
+              </w:rPr>
+              <w:lastRenderedPageBreak/>
               <w:t>Phosphorous</w:t>
             </w:r>
             <w:proofErr w:type="spellEnd"/>
@@ -15708,7 +15418,6 @@
                 <w:ilvl w:val="0"/>
                 <w:numId w:val="17"/>
               </w:numPr>
-              <w:spacing w:line="240" w:lineRule="auto"/>
               <w:rPr>
                 <w:rFonts w:ascii="Comfortaa" w:hAnsi="Comfortaa"/>
                 <w:b/>
@@ -15741,7 +15450,6 @@
                 <w:ilvl w:val="1"/>
                 <w:numId w:val="17"/>
               </w:numPr>
-              <w:spacing w:line="240" w:lineRule="auto"/>
               <w:rPr>
                 <w:rFonts w:ascii="Comfortaa" w:hAnsi="Comfortaa"/>
               </w:rPr>
@@ -15758,9 +15466,6 @@
             <w:tcW w:w="5382" w:type="dxa"/>
           </w:tcPr>
           <w:p>
-            <w:pPr>
-              <w:spacing w:line="240" w:lineRule="auto"/>
-            </w:pPr>
             <w:r>
               <w:rPr>
                 <w:rStyle w:val="Fontdeparagrafimplicit1"/>
@@ -15793,7 +15498,6 @@
           </w:p>
           <w:p>
             <w:pPr>
-              <w:spacing w:line="240" w:lineRule="auto"/>
               <w:rPr>
                 <w:rStyle w:val="Fontdeparagrafimplicit1"/>
                 <w:rFonts w:ascii="Comfortaa" w:hAnsi="Comfortaa"/>
@@ -15809,9 +15513,6 @@
             <w:tcW w:w="4252" w:type="dxa"/>
           </w:tcPr>
           <w:p>
-            <w:pPr>
-              <w:spacing w:line="240" w:lineRule="auto"/>
-            </w:pPr>
             <w:proofErr w:type="spellStart"/>
             <w:r>
               <w:rPr>
@@ -15885,7 +15586,6 @@
           </w:p>
           <w:p>
             <w:pPr>
-              <w:spacing w:line="240" w:lineRule="auto"/>
               <w:rPr>
                 <w:rFonts w:ascii="Comfortaa" w:hAnsi="Comfortaa"/>
               </w:rPr>
@@ -15903,7 +15603,6 @@
           </w:tcPr>
           <w:p>
             <w:pPr>
-              <w:spacing w:line="240" w:lineRule="auto"/>
               <w:rPr>
                 <w:rStyle w:val="Fontdeparagrafimplicit1"/>
                 <w:rFonts w:ascii="Comfortaa" w:hAnsi="Comfortaa"/>
@@ -15939,7 +15638,6 @@
           </w:tcPr>
           <w:p>
             <w:pPr>
-              <w:spacing w:line="240" w:lineRule="auto"/>
               <w:rPr>
                 <w:rFonts w:ascii="Comfortaa" w:hAnsi="Comfortaa"/>
               </w:rPr>
@@ -16018,7 +15716,6 @@
           </w:tcPr>
           <w:p>
             <w:pPr>
-              <w:spacing w:line="240" w:lineRule="auto"/>
               <w:rPr>
                 <w:rStyle w:val="Fontdeparagrafimplicit1"/>
                 <w:rFonts w:ascii="Comfortaa" w:hAnsi="Comfortaa"/>
@@ -16044,7 +15741,6 @@
           </w:tcPr>
           <w:p>
             <w:pPr>
-              <w:spacing w:line="240" w:lineRule="auto"/>
               <w:rPr>
                 <w:rFonts w:ascii="Comfortaa" w:hAnsi="Comfortaa"/>
               </w:rPr>
@@ -16093,7 +15789,6 @@
           </w:tcPr>
           <w:p>
             <w:pPr>
-              <w:spacing w:line="240" w:lineRule="auto"/>
               <w:rPr>
                 <w:rFonts w:ascii="Comfortaa" w:hAnsi="Comfortaa"/>
                 <w:b/>
@@ -16111,7 +15806,6 @@
           </w:p>
           <w:p>
             <w:pPr>
-              <w:spacing w:line="240" w:lineRule="auto"/>
               <w:rPr>
                 <w:rStyle w:val="Fontdeparagrafimplicit1"/>
                 <w:rFonts w:ascii="Comfortaa" w:hAnsi="Comfortaa"/>
@@ -16143,7 +15837,6 @@
           </w:tcPr>
           <w:p>
             <w:pPr>
-              <w:spacing w:line="240" w:lineRule="auto"/>
               <w:rPr>
                 <w:rFonts w:ascii="Comfortaa" w:hAnsi="Comfortaa"/>
               </w:rPr>
@@ -16186,9 +15879,6 @@
             <w:tcW w:w="5382" w:type="dxa"/>
           </w:tcPr>
           <w:p>
-            <w:pPr>
-              <w:spacing w:line="240" w:lineRule="auto"/>
-            </w:pPr>
             <w:r>
               <w:rPr>
                 <w:rStyle w:val="Fontdeparagrafimplicit1"/>
@@ -16239,7 +15929,6 @@
           </w:p>
           <w:p>
             <w:pPr>
-              <w:spacing w:line="240" w:lineRule="auto"/>
               <w:rPr>
                 <w:rStyle w:val="Fontdeparagrafimplicit1"/>
                 <w:rFonts w:ascii="Comfortaa" w:hAnsi="Comfortaa"/>
@@ -16255,9 +15944,6 @@
             <w:tcW w:w="4252" w:type="dxa"/>
           </w:tcPr>
           <w:p>
-            <w:pPr>
-              <w:spacing w:line="240" w:lineRule="auto"/>
-            </w:pPr>
             <w:proofErr w:type="spellStart"/>
             <w:r>
               <w:rPr>
@@ -16699,7 +16385,6 @@
           </w:p>
           <w:p>
             <w:pPr>
-              <w:spacing w:line="240" w:lineRule="auto"/>
               <w:rPr>
                 <w:rFonts w:ascii="Comfortaa" w:hAnsi="Comfortaa"/>
               </w:rPr>
@@ -16717,7 +16402,6 @@
           </w:tcPr>
           <w:p>
             <w:pPr>
-              <w:spacing w:line="240" w:lineRule="auto"/>
               <w:rPr>
                 <w:rFonts w:ascii="Comfortaa" w:hAnsi="Comfortaa"/>
                 <w:b/>
@@ -16759,7 +16443,6 @@
           </w:p>
           <w:p>
             <w:pPr>
-              <w:spacing w:line="240" w:lineRule="auto"/>
               <w:rPr>
                 <w:rStyle w:val="Fontdeparagrafimplicit1"/>
                 <w:rFonts w:ascii="Comfortaa" w:hAnsi="Comfortaa"/>
@@ -16776,7 +16459,6 @@
           </w:tcPr>
           <w:p>
             <w:pPr>
-              <w:spacing w:line="240" w:lineRule="auto"/>
               <w:rPr>
                 <w:rFonts w:ascii="Comfortaa" w:hAnsi="Comfortaa"/>
                 <w:b/>
@@ -16817,7 +16499,6 @@
               <w:tabs>
                 <w:tab w:val="center" w:pos="2585"/>
               </w:tabs>
-              <w:spacing w:line="240" w:lineRule="auto"/>
               <w:rPr>
                 <w:rFonts w:ascii="Comfortaa" w:hAnsi="Comfortaa"/>
                 <w:highlight w:val="cyan"/>
@@ -16837,7 +16518,6 @@
           </w:tcPr>
           <w:p>
             <w:pPr>
-              <w:spacing w:line="240" w:lineRule="auto"/>
               <w:rPr>
                 <w:rFonts w:ascii="Comfortaa" w:hAnsi="Comfortaa"/>
                 <w:b/>
@@ -16861,7 +16541,6 @@
           </w:tcPr>
           <w:p>
             <w:pPr>
-              <w:spacing w:line="240" w:lineRule="auto"/>
               <w:rPr>
                 <w:rFonts w:ascii="Comfortaa" w:hAnsi="Comfortaa"/>
               </w:rPr>
@@ -17113,7 +16792,6 @@
           </w:tcPr>
           <w:p>
             <w:pPr>
-              <w:spacing w:line="240" w:lineRule="auto"/>
               <w:rPr>
                 <w:rStyle w:val="Fontdeparagrafimplicit1"/>
                 <w:rFonts w:ascii="Comfortaa" w:hAnsi="Comfortaa"/>
@@ -17138,7 +16816,6 @@
           </w:tcPr>
           <w:p>
             <w:pPr>
-              <w:spacing w:line="240" w:lineRule="auto"/>
               <w:rPr>
                 <w:rFonts w:ascii="Comfortaa" w:hAnsi="Comfortaa"/>
               </w:rPr>
@@ -17228,7 +16905,6 @@
           </w:tcPr>
           <w:p>
             <w:pPr>
-              <w:spacing w:line="240" w:lineRule="auto"/>
               <w:rPr>
                 <w:rStyle w:val="Fontdeparagrafimplicit1"/>
                 <w:rFonts w:ascii="Comfortaa" w:hAnsi="Comfortaa"/>
@@ -17271,7 +16947,6 @@
           </w:tcPr>
           <w:p>
             <w:pPr>
-              <w:spacing w:line="240" w:lineRule="auto"/>
               <w:rPr>
                 <w:rFonts w:ascii="Comfortaa" w:hAnsi="Comfortaa"/>
               </w:rPr>
@@ -17739,7 +17414,6 @@
           </w:tcPr>
           <w:p>
             <w:pPr>
-              <w:spacing w:line="240" w:lineRule="auto"/>
               <w:rPr>
                 <w:rStyle w:val="Fontdeparagrafimplicit1"/>
                 <w:rFonts w:ascii="Comfortaa" w:hAnsi="Comfortaa"/>
@@ -17763,7 +17437,6 @@
           </w:tcPr>
           <w:p>
             <w:pPr>
-              <w:spacing w:line="240" w:lineRule="auto"/>
               <w:rPr>
                 <w:rFonts w:ascii="Comfortaa" w:hAnsi="Comfortaa"/>
                 <w:b/>
@@ -18231,7 +17904,6 @@
           </w:p>
           <w:p>
             <w:pPr>
-              <w:spacing w:line="240" w:lineRule="auto"/>
               <w:rPr>
                 <w:rFonts w:ascii="Comfortaa" w:hAnsi="Comfortaa"/>
               </w:rPr>
@@ -18249,7 +17921,6 @@
           </w:tcPr>
           <w:p>
             <w:pPr>
-              <w:spacing w:line="240" w:lineRule="auto"/>
               <w:rPr>
                 <w:rStyle w:val="Fontdeparagrafimplicit1"/>
                 <w:rFonts w:ascii="Comfortaa" w:hAnsi="Comfortaa"/>
@@ -18274,7 +17945,6 @@
           </w:tcPr>
           <w:p>
             <w:pPr>
-              <w:spacing w:line="240" w:lineRule="auto"/>
               <w:rPr>
                 <w:rFonts w:ascii="Comfortaa" w:hAnsi="Comfortaa"/>
               </w:rPr>
@@ -18338,7 +18008,6 @@
           </w:tcPr>
           <w:p>
             <w:pPr>
-              <w:spacing w:line="240" w:lineRule="auto"/>
               <w:rPr>
                 <w:rStyle w:val="Fontdeparagrafimplicit1"/>
                 <w:rFonts w:ascii="Comfortaa" w:hAnsi="Comfortaa"/>
@@ -18419,7 +18088,6 @@
           </w:tcPr>
           <w:p>
             <w:pPr>
-              <w:spacing w:line="240" w:lineRule="auto"/>
               <w:rPr>
                 <w:rFonts w:ascii="Comfortaa" w:hAnsi="Comfortaa"/>
               </w:rPr>
@@ -18491,7 +18159,6 @@
           </w:tcPr>
           <w:p>
             <w:pPr>
-              <w:spacing w:line="240" w:lineRule="auto"/>
               <w:rPr>
                 <w:rFonts w:ascii="Comfortaa" w:hAnsi="Comfortaa"/>
                 <w:b/>
@@ -18517,7 +18184,6 @@
           </w:p>
           <w:p>
             <w:pPr>
-              <w:spacing w:line="240" w:lineRule="auto"/>
               <w:rPr>
                 <w:rStyle w:val="Fontdeparagrafimplicit1"/>
                 <w:rFonts w:ascii="Comfortaa" w:hAnsi="Comfortaa"/>
@@ -18534,7 +18200,6 @@
           </w:tcPr>
           <w:p>
             <w:pPr>
-              <w:spacing w:line="240" w:lineRule="auto"/>
               <w:rPr>
                 <w:rFonts w:ascii="Comfortaa" w:hAnsi="Comfortaa"/>
                 <w:b/>
@@ -18572,7 +18237,6 @@
           </w:p>
           <w:p>
             <w:pPr>
-              <w:spacing w:line="240" w:lineRule="auto"/>
               <w:rPr>
                 <w:rFonts w:ascii="Comfortaa" w:hAnsi="Comfortaa"/>
               </w:rPr>
@@ -18590,7 +18254,6 @@
           </w:tcPr>
           <w:p>
             <w:pPr>
-              <w:spacing w:line="240" w:lineRule="auto"/>
               <w:rPr>
                 <w:rStyle w:val="Fontdeparagrafimplicit1"/>
                 <w:rFonts w:ascii="Comfortaa" w:hAnsi="Comfortaa"/>
@@ -18615,7 +18278,6 @@
           </w:tcPr>
           <w:p>
             <w:pPr>
-              <w:spacing w:line="240" w:lineRule="auto"/>
               <w:rPr>
                 <w:rFonts w:ascii="Comfortaa" w:hAnsi="Comfortaa"/>
               </w:rPr>
@@ -18733,7 +18395,6 @@
           </w:tcPr>
           <w:p>
             <w:pPr>
-              <w:spacing w:line="240" w:lineRule="auto"/>
               <w:rPr>
                 <w:rFonts w:ascii="Comfortaa" w:hAnsi="Comfortaa"/>
                 <w:b/>
@@ -18796,7 +18457,6 @@
           </w:p>
           <w:p>
             <w:pPr>
-              <w:spacing w:line="240" w:lineRule="auto"/>
               <w:rPr>
                 <w:rFonts w:ascii="Comfortaa" w:hAnsi="Comfortaa"/>
                 <w:b/>
@@ -18832,7 +18492,6 @@
           </w:p>
           <w:p>
             <w:pPr>
-              <w:spacing w:line="240" w:lineRule="auto"/>
               <w:rPr>
                 <w:rFonts w:ascii="Comfortaa" w:hAnsi="Comfortaa"/>
                 <w:b/>
@@ -18868,7 +18527,6 @@
           </w:p>
           <w:p>
             <w:pPr>
-              <w:spacing w:line="240" w:lineRule="auto"/>
               <w:rPr>
                 <w:rStyle w:val="Fontdeparagrafimplicit1"/>
                 <w:rFonts w:ascii="Comfortaa" w:hAnsi="Comfortaa"/>
@@ -18885,7 +18543,6 @@
           </w:tcPr>
           <w:p>
             <w:pPr>
-              <w:spacing w:line="240" w:lineRule="auto"/>
               <w:rPr>
                 <w:rFonts w:ascii="Comfortaa" w:hAnsi="Comfortaa"/>
                 <w:b/>
@@ -19119,7 +18776,6 @@
                 <w:ilvl w:val="2"/>
                 <w:numId w:val="17"/>
               </w:numPr>
-              <w:spacing w:line="240" w:lineRule="auto"/>
               <w:rPr>
                 <w:rFonts w:ascii="Comfortaa" w:hAnsi="Comfortaa"/>
               </w:rPr>
@@ -19137,19 +18793,19 @@
           </w:tcPr>
           <w:p>
             <w:pPr>
-              <w:spacing w:line="240" w:lineRule="auto"/>
-              <w:rPr>
-                <w:rFonts w:ascii="Comfortaa" w:hAnsi="Comfortaa"/>
-                <w:b/>
-                <w:bCs/>
-              </w:rPr>
-            </w:pPr>
-            <w:r>
-              <w:rPr>
-                <w:rFonts w:ascii="Comfortaa" w:hAnsi="Comfortaa"/>
-                <w:b/>
-                <w:bCs/>
-              </w:rPr>
+              <w:rPr>
+                <w:rFonts w:ascii="Comfortaa" w:hAnsi="Comfortaa"/>
+                <w:b/>
+                <w:bCs/>
+              </w:rPr>
+            </w:pPr>
+            <w:r>
+              <w:rPr>
+                <w:rFonts w:ascii="Comfortaa" w:hAnsi="Comfortaa"/>
+                <w:b/>
+                <w:bCs/>
+              </w:rPr>
+              <w:lastRenderedPageBreak/>
               <w:t xml:space="preserve">1. Strat vegetal </w:t>
             </w:r>
             <w:r>
@@ -19164,7 +18820,6 @@
           </w:p>
           <w:p>
             <w:pPr>
-              <w:spacing w:line="240" w:lineRule="auto"/>
               <w:rPr>
                 <w:rFonts w:ascii="Comfortaa" w:hAnsi="Comfortaa"/>
                 <w:b/>
@@ -19182,7 +18837,6 @@
           </w:p>
           <w:p>
             <w:pPr>
-              <w:spacing w:line="240" w:lineRule="auto"/>
               <w:rPr>
                 <w:rFonts w:ascii="Comfortaa" w:hAnsi="Comfortaa"/>
                 <w:b/>
@@ -19200,7 +18854,6 @@
           </w:p>
           <w:p>
             <w:pPr>
-              <w:spacing w:line="240" w:lineRule="auto"/>
               <w:rPr>
                 <w:rStyle w:val="Fontdeparagrafimplicit1"/>
                 <w:rFonts w:ascii="Comfortaa" w:hAnsi="Comfortaa"/>
@@ -19217,7 +18870,6 @@
           </w:tcPr>
           <w:p>
             <w:pPr>
-              <w:spacing w:line="240" w:lineRule="auto"/>
               <w:rPr>
                 <w:rFonts w:ascii="Comfortaa" w:hAnsi="Comfortaa"/>
                 <w:b/>
@@ -19361,7 +19013,6 @@
                 <w:ilvl w:val="3"/>
                 <w:numId w:val="17"/>
               </w:numPr>
-              <w:spacing w:line="240" w:lineRule="auto"/>
               <w:rPr>
                 <w:rFonts w:ascii="Comfortaa" w:hAnsi="Comfortaa"/>
               </w:rPr>
@@ -19379,20 +19030,18 @@
           </w:tcPr>
           <w:p>
             <w:pPr>
-              <w:spacing w:line="240" w:lineRule="auto"/>
-              <w:rPr>
-                <w:rFonts w:ascii="Comfortaa" w:hAnsi="Comfortaa"/>
-                <w:b/>
-                <w:bCs/>
-              </w:rPr>
-            </w:pPr>
-            <w:r>
-              <w:rPr>
-                <w:rFonts w:ascii="Comfortaa" w:hAnsi="Comfortaa"/>
-                <w:b/>
-                <w:bCs/>
-              </w:rPr>
-              <w:lastRenderedPageBreak/>
+              <w:rPr>
+                <w:rFonts w:ascii="Comfortaa" w:hAnsi="Comfortaa"/>
+                <w:b/>
+                <w:bCs/>
+              </w:rPr>
+            </w:pPr>
+            <w:r>
+              <w:rPr>
+                <w:rFonts w:ascii="Comfortaa" w:hAnsi="Comfortaa"/>
+                <w:b/>
+                <w:bCs/>
+              </w:rPr>
               <w:t>Zone umede de trata</w:t>
             </w:r>
             <w:r>
@@ -19406,7 +19055,6 @@
           </w:p>
           <w:p>
             <w:pPr>
-              <w:spacing w:line="240" w:lineRule="auto"/>
               <w:rPr>
                 <w:rStyle w:val="Fontdeparagrafimplicit1"/>
                 <w:rFonts w:ascii="Comfortaa" w:hAnsi="Comfortaa"/>
@@ -19423,7 +19071,6 @@
           </w:tcPr>
           <w:p>
             <w:pPr>
-              <w:spacing w:line="240" w:lineRule="auto"/>
               <w:rPr>
                 <w:rFonts w:ascii="Comfortaa" w:hAnsi="Comfortaa"/>
                 <w:b/>
@@ -19461,7 +19108,6 @@
           </w:p>
           <w:p>
             <w:pPr>
-              <w:spacing w:line="240" w:lineRule="auto"/>
               <w:rPr>
                 <w:rFonts w:ascii="Comfortaa" w:hAnsi="Comfortaa"/>
               </w:rPr>
@@ -19479,7 +19125,6 @@
           </w:tcPr>
           <w:p>
             <w:pPr>
-              <w:spacing w:line="240" w:lineRule="auto"/>
               <w:rPr>
                 <w:rFonts w:ascii="Comfortaa" w:hAnsi="Comfortaa"/>
                 <w:b/>
@@ -19498,7 +19143,6 @@
           </w:p>
           <w:p>
             <w:pPr>
-              <w:spacing w:line="240" w:lineRule="auto"/>
               <w:rPr>
                 <w:rStyle w:val="Fontdeparagrafimplicit1"/>
                 <w:rFonts w:ascii="Comfortaa" w:hAnsi="Comfortaa"/>
@@ -19515,7 +19159,6 @@
           </w:tcPr>
           <w:p>
             <w:pPr>
-              <w:spacing w:line="240" w:lineRule="auto"/>
               <w:rPr>
                 <w:rFonts w:ascii="Comfortaa" w:hAnsi="Comfortaa"/>
                 <w:b/>
@@ -19633,7 +19276,6 @@
           </w:p>
           <w:p>
             <w:pPr>
-              <w:spacing w:line="240" w:lineRule="auto"/>
               <w:rPr>
                 <w:rFonts w:ascii="Comfortaa" w:hAnsi="Comfortaa"/>
                 <w:highlight w:val="cyan"/>
@@ -19652,7 +19294,6 @@
           </w:tcPr>
           <w:p>
             <w:pPr>
-              <w:spacing w:line="240" w:lineRule="auto"/>
               <w:rPr>
                 <w:rFonts w:ascii="Comfortaa" w:hAnsi="Comfortaa"/>
                 <w:b/>
@@ -19678,7 +19319,6 @@
           </w:p>
           <w:p>
             <w:pPr>
-              <w:spacing w:line="240" w:lineRule="auto"/>
               <w:rPr>
                 <w:rStyle w:val="Fontdeparagrafimplicit1"/>
                 <w:rFonts w:ascii="Comfortaa" w:hAnsi="Comfortaa"/>
@@ -19695,7 +19335,6 @@
           </w:tcPr>
           <w:p>
             <w:pPr>
-              <w:spacing w:line="240" w:lineRule="auto"/>
               <w:rPr>
                 <w:rFonts w:ascii="Comfortaa" w:hAnsi="Comfortaa"/>
                 <w:b/>
@@ -19733,7 +19372,6 @@
           </w:p>
           <w:p>
             <w:pPr>
-              <w:spacing w:line="240" w:lineRule="auto"/>
               <w:rPr>
                 <w:rFonts w:ascii="Comfortaa" w:hAnsi="Comfortaa"/>
                 <w:highlight w:val="cyan"/>
@@ -19752,7 +19390,6 @@
           </w:tcPr>
           <w:p>
             <w:pPr>
-              <w:spacing w:line="240" w:lineRule="auto"/>
               <w:rPr>
                 <w:rStyle w:val="Fontdeparagrafimplicit1"/>
                 <w:rFonts w:ascii="Comfortaa" w:hAnsi="Comfortaa"/>
@@ -19786,7 +19423,6 @@
           </w:tcPr>
           <w:p>
             <w:pPr>
-              <w:spacing w:line="240" w:lineRule="auto"/>
               <w:rPr>
                 <w:rFonts w:ascii="Comfortaa" w:hAnsi="Comfortaa"/>
               </w:rPr>
@@ -20172,7 +19808,6 @@
           </w:tcPr>
           <w:p>
             <w:pPr>
-              <w:spacing w:line="240" w:lineRule="auto"/>
               <w:rPr>
                 <w:rFonts w:ascii="Comfortaa" w:hAnsi="Comfortaa"/>
                 <w:b/>
@@ -20235,7 +19870,6 @@
           </w:p>
           <w:p>
             <w:pPr>
-              <w:spacing w:line="240" w:lineRule="auto"/>
               <w:rPr>
                 <w:rFonts w:ascii="Comfortaa" w:hAnsi="Comfortaa"/>
                 <w:b/>
@@ -20253,7 +19887,6 @@
           </w:p>
           <w:p>
             <w:pPr>
-              <w:spacing w:line="240" w:lineRule="auto"/>
               <w:rPr>
                 <w:rFonts w:ascii="Comfortaa" w:hAnsi="Comfortaa"/>
                 <w:b/>
@@ -20289,7 +19922,6 @@
           </w:p>
           <w:p>
             <w:pPr>
-              <w:spacing w:line="240" w:lineRule="auto"/>
               <w:rPr>
                 <w:rStyle w:val="Fontdeparagrafimplicit1"/>
                 <w:rFonts w:ascii="Comfortaa" w:hAnsi="Comfortaa"/>
@@ -20306,7 +19938,6 @@
           </w:tcPr>
           <w:p>
             <w:pPr>
-              <w:spacing w:line="240" w:lineRule="auto"/>
               <w:rPr>
                 <w:rFonts w:ascii="Comfortaa" w:hAnsi="Comfortaa"/>
                 <w:b/>
@@ -20518,7 +20149,6 @@
           <w:p>
             <w:pPr>
               <w:pStyle w:val="Lijstalinea"/>
-              <w:spacing w:line="240" w:lineRule="auto"/>
               <w:rPr>
                 <w:rFonts w:ascii="Comfortaa" w:hAnsi="Comfortaa"/>
               </w:rPr>
@@ -20536,7 +20166,6 @@
           </w:tcPr>
           <w:p>
             <w:pPr>
-              <w:spacing w:line="240" w:lineRule="auto"/>
               <w:rPr>
                 <w:rFonts w:ascii="Comfortaa" w:hAnsi="Comfortaa"/>
                 <w:b/>
@@ -20563,7 +20192,6 @@
           </w:p>
           <w:p>
             <w:pPr>
-              <w:spacing w:line="240" w:lineRule="auto"/>
               <w:rPr>
                 <w:rFonts w:ascii="Comfortaa" w:hAnsi="Comfortaa"/>
                 <w:b/>
@@ -20581,7 +20209,6 @@
           </w:p>
           <w:p>
             <w:pPr>
-              <w:spacing w:line="240" w:lineRule="auto"/>
               <w:rPr>
                 <w:rFonts w:ascii="Comfortaa" w:hAnsi="Comfortaa"/>
                 <w:b/>
@@ -20596,7 +20223,6 @@
           </w:tcPr>
           <w:p>
             <w:pPr>
-              <w:spacing w:line="240" w:lineRule="auto"/>
               <w:rPr>
                 <w:rFonts w:ascii="Comfortaa" w:hAnsi="Comfortaa"/>
                 <w:b/>
@@ -20688,7 +20314,6 @@
           </w:p>
           <w:p>
             <w:pPr>
-              <w:spacing w:line="240" w:lineRule="auto"/>
               <w:rPr>
                 <w:rFonts w:ascii="Comfortaa" w:hAnsi="Comfortaa"/>
               </w:rPr>
@@ -20705,9 +20330,6 @@
             <w:tcW w:w="5382" w:type="dxa"/>
           </w:tcPr>
           <w:p>
-            <w:pPr>
-              <w:spacing w:line="240" w:lineRule="auto"/>
-            </w:pPr>
             <w:r>
               <w:rPr>
                 <w:rStyle w:val="Fontdeparagrafimplicit1"/>
@@ -20744,7 +20366,6 @@
           </w:p>
           <w:p>
             <w:pPr>
-              <w:spacing w:line="240" w:lineRule="auto"/>
               <w:rPr>
                 <w:rFonts w:ascii="Comfortaa" w:hAnsi="Comfortaa"/>
                 <w:b/>
@@ -20758,9 +20379,6 @@
             <w:tcW w:w="4252" w:type="dxa"/>
           </w:tcPr>
           <w:p>
-            <w:pPr>
-              <w:spacing w:line="240" w:lineRule="auto"/>
-            </w:pPr>
             <w:r>
               <w:rPr>
                 <w:rStyle w:val="Fontdeparagrafimplicit1"/>
@@ -20862,7 +20480,6 @@
           </w:p>
           <w:p>
             <w:pPr>
-              <w:spacing w:line="240" w:lineRule="auto"/>
               <w:rPr>
                 <w:rFonts w:ascii="Comfortaa" w:hAnsi="Comfortaa"/>
               </w:rPr>
@@ -20880,7 +20497,6 @@
           </w:tcPr>
           <w:p>
             <w:pPr>
-              <w:spacing w:line="240" w:lineRule="auto"/>
               <w:rPr>
                 <w:rFonts w:ascii="Comfortaa" w:hAnsi="Comfortaa"/>
                 <w:b/>
@@ -20907,7 +20523,6 @@
           </w:p>
           <w:p>
             <w:pPr>
-              <w:spacing w:line="240" w:lineRule="auto"/>
               <w:rPr>
                 <w:rFonts w:ascii="Comfortaa" w:hAnsi="Comfortaa"/>
                 <w:b/>
@@ -20925,7 +20540,6 @@
           </w:p>
           <w:p>
             <w:pPr>
-              <w:spacing w:line="240" w:lineRule="auto"/>
               <w:rPr>
                 <w:rFonts w:ascii="Comfortaa" w:hAnsi="Comfortaa"/>
                 <w:b/>
@@ -20943,7 +20557,6 @@
           </w:p>
           <w:p>
             <w:pPr>
-              <w:spacing w:line="240" w:lineRule="auto"/>
               <w:rPr>
                 <w:rFonts w:ascii="Comfortaa" w:hAnsi="Comfortaa"/>
                 <w:b/>
@@ -20961,7 +20574,6 @@
           </w:p>
           <w:p>
             <w:pPr>
-              <w:spacing w:line="240" w:lineRule="auto"/>
               <w:rPr>
                 <w:rFonts w:ascii="Comfortaa" w:hAnsi="Comfortaa"/>
                 <w:b/>
@@ -20979,7 +20591,6 @@
           </w:p>
           <w:p>
             <w:pPr>
-              <w:spacing w:line="240" w:lineRule="auto"/>
               <w:rPr>
                 <w:rFonts w:ascii="Comfortaa" w:hAnsi="Comfortaa"/>
                 <w:b/>
@@ -20997,7 +20608,6 @@
           </w:p>
           <w:p>
             <w:pPr>
-              <w:spacing w:line="240" w:lineRule="auto"/>
               <w:rPr>
                 <w:rFonts w:ascii="Comfortaa" w:hAnsi="Comfortaa"/>
                 <w:b/>
@@ -21015,7 +20625,6 @@
           </w:p>
           <w:p>
             <w:pPr>
-              <w:spacing w:line="240" w:lineRule="auto"/>
               <w:rPr>
                 <w:rFonts w:ascii="Comfortaa" w:hAnsi="Comfortaa"/>
                 <w:b/>
@@ -21033,7 +20642,6 @@
           </w:p>
           <w:p>
             <w:pPr>
-              <w:spacing w:line="240" w:lineRule="auto"/>
               <w:rPr>
                 <w:rFonts w:ascii="Comfortaa" w:hAnsi="Comfortaa"/>
                 <w:b/>
@@ -21051,7 +20659,6 @@
           </w:p>
           <w:p>
             <w:pPr>
-              <w:spacing w:line="240" w:lineRule="auto"/>
               <w:rPr>
                 <w:rFonts w:ascii="Comfortaa" w:hAnsi="Comfortaa"/>
                 <w:b/>
@@ -21069,7 +20676,6 @@
           </w:p>
           <w:p>
             <w:pPr>
-              <w:spacing w:line="240" w:lineRule="auto"/>
               <w:rPr>
                 <w:rFonts w:ascii="Comfortaa" w:hAnsi="Comfortaa"/>
                 <w:b/>
@@ -21097,7 +20703,6 @@
           </w:p>
           <w:p>
             <w:pPr>
-              <w:spacing w:line="240" w:lineRule="auto"/>
               <w:rPr>
                 <w:rFonts w:ascii="Comfortaa" w:hAnsi="Comfortaa"/>
                 <w:b/>
@@ -21112,7 +20717,6 @@
           </w:tcPr>
           <w:p>
             <w:pPr>
-              <w:spacing w:line="240" w:lineRule="auto"/>
               <w:rPr>
                 <w:rFonts w:ascii="Comfortaa" w:hAnsi="Comfortaa"/>
                 <w:b/>
@@ -21491,7 +21095,6 @@
           </w:p>
           <w:p>
             <w:pPr>
-              <w:spacing w:line="240" w:lineRule="auto"/>
               <w:rPr>
                 <w:rFonts w:ascii="Comfortaa" w:hAnsi="Comfortaa"/>
               </w:rPr>
@@ -21509,7 +21112,6 @@
           </w:tcPr>
           <w:p>
             <w:pPr>
-              <w:spacing w:line="240" w:lineRule="auto"/>
               <w:rPr>
                 <w:rFonts w:ascii="Comfortaa" w:hAnsi="Comfortaa"/>
                 <w:b/>
@@ -21537,7 +21139,6 @@
           </w:p>
           <w:p>
             <w:pPr>
-              <w:spacing w:line="240" w:lineRule="auto"/>
               <w:rPr>
                 <w:rFonts w:ascii="Comfortaa" w:hAnsi="Comfortaa"/>
                 <w:b/>
@@ -21552,7 +21153,6 @@
           </w:tcPr>
           <w:p>
             <w:pPr>
-              <w:spacing w:line="240" w:lineRule="auto"/>
               <w:rPr>
                 <w:rFonts w:ascii="Comfortaa" w:hAnsi="Comfortaa"/>
                 <w:b/>
@@ -21590,7 +21190,6 @@
           </w:p>
           <w:p>
             <w:pPr>
-              <w:spacing w:line="240" w:lineRule="auto"/>
               <w:rPr>
                 <w:rFonts w:ascii="Comfortaa" w:hAnsi="Comfortaa"/>
                 <w:b/>
@@ -21610,19 +21209,19 @@
           </w:tcPr>
           <w:p>
             <w:pPr>
-              <w:spacing w:line="240" w:lineRule="auto"/>
-              <w:rPr>
-                <w:rFonts w:ascii="Comfortaa" w:hAnsi="Comfortaa"/>
-                <w:b/>
-                <w:bCs/>
-              </w:rPr>
-            </w:pPr>
-            <w:r>
-              <w:rPr>
-                <w:rFonts w:ascii="Comfortaa" w:hAnsi="Comfortaa"/>
-                <w:b/>
-                <w:bCs/>
-              </w:rPr>
+              <w:rPr>
+                <w:rFonts w:ascii="Comfortaa" w:hAnsi="Comfortaa"/>
+                <w:b/>
+                <w:bCs/>
+              </w:rPr>
+            </w:pPr>
+            <w:r>
+              <w:rPr>
+                <w:rFonts w:ascii="Comfortaa" w:hAnsi="Comfortaa"/>
+                <w:b/>
+                <w:bCs/>
+              </w:rPr>
+              <w:lastRenderedPageBreak/>
               <w:t>1. Reglare</w:t>
             </w:r>
             <w:r>
@@ -21637,7 +21236,6 @@
           </w:p>
           <w:p>
             <w:pPr>
-              <w:spacing w:line="240" w:lineRule="auto"/>
               <w:rPr>
                 <w:rFonts w:ascii="Comfortaa" w:hAnsi="Comfortaa"/>
                 <w:b/>
@@ -21655,7 +21253,6 @@
           </w:p>
           <w:p>
             <w:pPr>
-              <w:spacing w:line="240" w:lineRule="auto"/>
               <w:rPr>
                 <w:rFonts w:ascii="Comfortaa" w:hAnsi="Comfortaa"/>
                 <w:b/>
@@ -21670,7 +21267,6 @@
           </w:tcPr>
           <w:p>
             <w:pPr>
-              <w:spacing w:line="240" w:lineRule="auto"/>
               <w:rPr>
                 <w:rFonts w:ascii="Comfortaa" w:hAnsi="Comfortaa"/>
                 <w:b/>
@@ -21726,7 +21322,6 @@
           </w:p>
           <w:p>
             <w:pPr>
-              <w:spacing w:line="240" w:lineRule="auto"/>
               <w:rPr>
                 <w:rFonts w:ascii="Comfortaa" w:hAnsi="Comfortaa"/>
               </w:rPr>
@@ -21744,7 +21339,6 @@
           </w:tcPr>
           <w:p>
             <w:pPr>
-              <w:spacing w:line="240" w:lineRule="auto"/>
               <w:rPr>
                 <w:rFonts w:ascii="Comfortaa" w:hAnsi="Comfortaa"/>
                 <w:b/>
@@ -21771,7 +21365,6 @@
           </w:p>
           <w:p>
             <w:pPr>
-              <w:spacing w:line="240" w:lineRule="auto"/>
               <w:rPr>
                 <w:rFonts w:ascii="Comfortaa" w:hAnsi="Comfortaa"/>
                 <w:b/>
@@ -21789,26 +21382,23 @@
           </w:p>
           <w:p>
             <w:pPr>
-              <w:spacing w:line="240" w:lineRule="auto"/>
-              <w:rPr>
-                <w:rFonts w:ascii="Comfortaa" w:hAnsi="Comfortaa"/>
-                <w:b/>
-                <w:bCs/>
-              </w:rPr>
-            </w:pPr>
-            <w:r>
-              <w:rPr>
-                <w:rFonts w:ascii="Comfortaa" w:hAnsi="Comfortaa"/>
-                <w:b/>
-                <w:bCs/>
-              </w:rPr>
-              <w:lastRenderedPageBreak/>
+              <w:rPr>
+                <w:rFonts w:ascii="Comfortaa" w:hAnsi="Comfortaa"/>
+                <w:b/>
+                <w:bCs/>
+              </w:rPr>
+            </w:pPr>
+            <w:r>
+              <w:rPr>
+                <w:rFonts w:ascii="Comfortaa" w:hAnsi="Comfortaa"/>
+                <w:b/>
+                <w:bCs/>
+              </w:rPr>
               <w:t xml:space="preserve">4. Asigurarea habitatului </w:t>
             </w:r>
           </w:p>
           <w:p>
             <w:pPr>
-              <w:spacing w:line="240" w:lineRule="auto"/>
               <w:rPr>
                 <w:rFonts w:ascii="Comfortaa" w:hAnsi="Comfortaa"/>
                 <w:b/>
@@ -21826,7 +21416,6 @@
           </w:p>
           <w:p>
             <w:pPr>
-              <w:spacing w:line="240" w:lineRule="auto"/>
               <w:rPr>
                 <w:rFonts w:ascii="Comfortaa" w:hAnsi="Comfortaa"/>
                 <w:b/>
@@ -21862,7 +21451,6 @@
           </w:p>
           <w:p>
             <w:pPr>
-              <w:spacing w:line="240" w:lineRule="auto"/>
               <w:rPr>
                 <w:rFonts w:ascii="Comfortaa" w:hAnsi="Comfortaa"/>
                 <w:b/>
@@ -21880,7 +21468,6 @@
           </w:p>
           <w:p>
             <w:pPr>
-              <w:spacing w:line="240" w:lineRule="auto"/>
               <w:rPr>
                 <w:rFonts w:ascii="Comfortaa" w:hAnsi="Comfortaa"/>
                 <w:b/>
@@ -21898,7 +21485,6 @@
           </w:p>
           <w:p>
             <w:pPr>
-              <w:spacing w:line="240" w:lineRule="auto"/>
               <w:rPr>
                 <w:rFonts w:ascii="Comfortaa" w:hAnsi="Comfortaa"/>
                 <w:b/>
@@ -21916,7 +21502,6 @@
           </w:p>
           <w:p>
             <w:pPr>
-              <w:spacing w:line="240" w:lineRule="auto"/>
               <w:rPr>
                 <w:rFonts w:ascii="Comfortaa" w:hAnsi="Comfortaa"/>
                 <w:b/>
@@ -21934,7 +21519,6 @@
           </w:p>
           <w:p>
             <w:pPr>
-              <w:spacing w:line="240" w:lineRule="auto"/>
               <w:rPr>
                 <w:rFonts w:ascii="Comfortaa" w:hAnsi="Comfortaa"/>
                 <w:b/>
@@ -21952,7 +21536,6 @@
           </w:p>
           <w:p>
             <w:pPr>
-              <w:spacing w:line="240" w:lineRule="auto"/>
               <w:rPr>
                 <w:rFonts w:ascii="Comfortaa" w:hAnsi="Comfortaa"/>
                 <w:b/>
@@ -21970,7 +21553,6 @@
           </w:p>
           <w:p>
             <w:pPr>
-              <w:spacing w:line="240" w:lineRule="auto"/>
               <w:rPr>
                 <w:rFonts w:ascii="Comfortaa" w:hAnsi="Comfortaa"/>
                 <w:b/>
@@ -21985,20 +21567,18 @@
           </w:tcPr>
           <w:p>
             <w:pPr>
-              <w:spacing w:line="240" w:lineRule="auto"/>
-              <w:rPr>
-                <w:rFonts w:ascii="Comfortaa" w:hAnsi="Comfortaa"/>
-                <w:b/>
-                <w:bCs/>
-              </w:rPr>
-            </w:pPr>
-            <w:r>
-              <w:rPr>
-                <w:rFonts w:ascii="Comfortaa" w:hAnsi="Comfortaa"/>
-                <w:b/>
-                <w:bCs/>
-              </w:rPr>
-              <w:lastRenderedPageBreak/>
+              <w:rPr>
+                <w:rFonts w:ascii="Comfortaa" w:hAnsi="Comfortaa"/>
+                <w:b/>
+                <w:bCs/>
+              </w:rPr>
+            </w:pPr>
+            <w:r>
+              <w:rPr>
+                <w:rFonts w:ascii="Comfortaa" w:hAnsi="Comfortaa"/>
+                <w:b/>
+                <w:bCs/>
+              </w:rPr>
               <w:t xml:space="preserve">1. </w:t>
             </w:r>
             <w:proofErr w:type="spellStart"/>
@@ -22110,14 +21690,6 @@
                 <w:bCs/>
               </w:rPr>
               <w:br/>
-            </w:r>
-            <w:r>
-              <w:rPr>
-                <w:rFonts w:ascii="Comfortaa" w:hAnsi="Comfortaa"/>
-                <w:b/>
-                <w:bCs/>
-              </w:rPr>
-              <w:lastRenderedPageBreak/>
               <w:t xml:space="preserve">4. Habitat </w:t>
             </w:r>
             <w:proofErr w:type="spellStart"/>
@@ -22373,7 +21945,6 @@
           </w:p>
           <w:p>
             <w:pPr>
-              <w:spacing w:line="240" w:lineRule="auto"/>
               <w:rPr>
                 <w:rFonts w:ascii="Comfortaa" w:hAnsi="Comfortaa"/>
               </w:rPr>
@@ -22390,9 +21961,6 @@
             <w:tcW w:w="5382" w:type="dxa"/>
           </w:tcPr>
           <w:p>
-            <w:pPr>
-              <w:spacing w:line="240" w:lineRule="auto"/>
-            </w:pPr>
             <w:r>
               <w:rPr>
                 <w:rStyle w:val="Fontdeparagrafimplicit1"/>
@@ -22401,7 +21969,6 @@
                 <w:bCs/>
                 <w:shd w:val="clear" w:color="auto" w:fill="FFFF00"/>
               </w:rPr>
-              <w:lastRenderedPageBreak/>
               <w:t xml:space="preserve">Tema 10 </w:t>
             </w:r>
             <w:r>
@@ -22423,7 +21990,6 @@
                 <w:ilvl w:val="1"/>
                 <w:numId w:val="7"/>
               </w:numPr>
-              <w:spacing w:line="240" w:lineRule="auto"/>
               <w:rPr>
                 <w:rFonts w:ascii="Comfortaa" w:hAnsi="Comfortaa"/>
                 <w:b/>
@@ -22445,9 +22011,6 @@
             <w:tcW w:w="4252" w:type="dxa"/>
           </w:tcPr>
           <w:p>
-            <w:pPr>
-              <w:spacing w:line="240" w:lineRule="auto"/>
-            </w:pPr>
             <w:r>
               <w:rPr>
                 <w:rStyle w:val="Fontdeparagrafimplicit1"/>
@@ -22549,7 +22112,6 @@
           </w:p>
           <w:p>
             <w:pPr>
-              <w:spacing w:line="240" w:lineRule="auto"/>
               <w:rPr>
                 <w:rFonts w:ascii="Comfortaa" w:hAnsi="Comfortaa"/>
               </w:rPr>
@@ -22585,7 +22147,6 @@
           </w:tcPr>
           <w:p>
             <w:pPr>
-              <w:spacing w:line="240" w:lineRule="auto"/>
               <w:rPr>
                 <w:rFonts w:ascii="Comfortaa" w:hAnsi="Comfortaa"/>
                 <w:b/>
@@ -22608,7 +22169,6 @@
           </w:tcPr>
           <w:p>
             <w:pPr>
-              <w:spacing w:line="240" w:lineRule="auto"/>
               <w:rPr>
                 <w:rFonts w:ascii="Comfortaa" w:hAnsi="Comfortaa"/>
               </w:rPr>
@@ -23076,7 +22636,6 @@
           </w:tcPr>
           <w:p>
             <w:pPr>
-              <w:spacing w:line="240" w:lineRule="auto"/>
               <w:rPr>
                 <w:rFonts w:ascii="Comfortaa" w:hAnsi="Comfortaa"/>
                 <w:b/>
@@ -23099,7 +22658,6 @@
           </w:tcPr>
           <w:p>
             <w:pPr>
-              <w:spacing w:line="240" w:lineRule="auto"/>
               <w:rPr>
                 <w:rFonts w:ascii="Comfortaa" w:hAnsi="Comfortaa"/>
               </w:rPr>
@@ -23891,7 +23449,6 @@
           </w:tcPr>
           <w:p>
             <w:pPr>
-              <w:spacing w:line="240" w:lineRule="auto"/>
               <w:rPr>
                 <w:rFonts w:ascii="Comfortaa" w:hAnsi="Comfortaa"/>
                 <w:b/>
@@ -23932,7 +23489,6 @@
           </w:tcPr>
           <w:p>
             <w:pPr>
-              <w:spacing w:line="240" w:lineRule="auto"/>
               <w:rPr>
                 <w:rFonts w:ascii="Comfortaa" w:hAnsi="Comfortaa"/>
               </w:rPr>
@@ -24292,7 +23848,6 @@
           </w:tcPr>
           <w:p>
             <w:pPr>
-              <w:spacing w:line="240" w:lineRule="auto"/>
               <w:rPr>
                 <w:rFonts w:ascii="Comfortaa" w:hAnsi="Comfortaa"/>
                 <w:b/>
@@ -24315,7 +23870,6 @@
           </w:tcPr>
           <w:p>
             <w:pPr>
-              <w:spacing w:line="240" w:lineRule="auto"/>
               <w:rPr>
                 <w:rFonts w:ascii="Comfortaa" w:hAnsi="Comfortaa"/>
               </w:rPr>
@@ -24531,7 +24085,6 @@
           </w:tcPr>
           <w:p>
             <w:pPr>
-              <w:spacing w:line="240" w:lineRule="auto"/>
               <w:rPr>
                 <w:rFonts w:ascii="Comfortaa" w:hAnsi="Comfortaa"/>
                 <w:b/>
@@ -24549,7 +24102,6 @@
           </w:p>
           <w:p>
             <w:pPr>
-              <w:spacing w:line="240" w:lineRule="auto"/>
               <w:rPr>
                 <w:rFonts w:ascii="Comfortaa" w:hAnsi="Comfortaa"/>
                 <w:b/>
@@ -24564,7 +24116,6 @@
           </w:tcPr>
           <w:p>
             <w:pPr>
-              <w:spacing w:line="240" w:lineRule="auto"/>
               <w:rPr>
                 <w:rFonts w:ascii="Comfortaa" w:hAnsi="Comfortaa"/>
                 <w:b/>
@@ -24960,7 +24511,6 @@
           </w:p>
           <w:p>
             <w:pPr>
-              <w:spacing w:line="240" w:lineRule="auto"/>
               <w:rPr>
                 <w:rFonts w:ascii="Comfortaa" w:hAnsi="Comfortaa"/>
               </w:rPr>
@@ -24978,7 +24528,6 @@
           </w:tcPr>
           <w:p>
             <w:pPr>
-              <w:spacing w:line="240" w:lineRule="auto"/>
               <w:rPr>
                 <w:rFonts w:ascii="Comfortaa" w:hAnsi="Comfortaa"/>
                 <w:b/>
@@ -25001,25 +24550,24 @@
                 <w:ilvl w:val="1"/>
                 <w:numId w:val="20"/>
               </w:numPr>
-              <w:spacing w:line="240" w:lineRule="auto"/>
-              <w:rPr>
-                <w:rFonts w:ascii="Comfortaa" w:hAnsi="Comfortaa"/>
-                <w:b/>
-                <w:bCs/>
-              </w:rPr>
-            </w:pPr>
-            <w:r>
-              <w:rPr>
-                <w:rFonts w:ascii="Comfortaa" w:hAnsi="Comfortaa"/>
-                <w:b/>
-                <w:bCs/>
-              </w:rPr>
+              <w:rPr>
+                <w:rFonts w:ascii="Comfortaa" w:hAnsi="Comfortaa"/>
+                <w:b/>
+                <w:bCs/>
+              </w:rPr>
+            </w:pPr>
+            <w:r>
+              <w:rPr>
+                <w:rFonts w:ascii="Comfortaa" w:hAnsi="Comfortaa"/>
+                <w:b/>
+                <w:bCs/>
+              </w:rPr>
+              <w:lastRenderedPageBreak/>
               <w:t>Restaurarea zonelor inundabile ca soluție bazată pe natură</w:t>
             </w:r>
           </w:p>
           <w:p>
             <w:pPr>
-              <w:spacing w:line="240" w:lineRule="auto"/>
               <w:rPr>
                 <w:rFonts w:ascii="Comfortaa" w:hAnsi="Comfortaa"/>
                 <w:b/>
@@ -25034,20 +24582,20 @@
           </w:tcPr>
           <w:p>
             <w:pPr>
-              <w:spacing w:line="240" w:lineRule="auto"/>
-              <w:rPr>
-                <w:rFonts w:ascii="Comfortaa" w:hAnsi="Comfortaa"/>
-                <w:b/>
-                <w:bCs/>
-              </w:rPr>
-            </w:pPr>
-            <w:proofErr w:type="spellStart"/>
-            <w:r>
-              <w:rPr>
-                <w:rFonts w:ascii="Comfortaa" w:hAnsi="Comfortaa"/>
-                <w:b/>
-                <w:bCs/>
-              </w:rPr>
+              <w:rPr>
+                <w:rFonts w:ascii="Comfortaa" w:hAnsi="Comfortaa"/>
+                <w:b/>
+                <w:bCs/>
+              </w:rPr>
+            </w:pPr>
+            <w:proofErr w:type="spellStart"/>
+            <w:r>
+              <w:rPr>
+                <w:rFonts w:ascii="Comfortaa" w:hAnsi="Comfortaa"/>
+                <w:b/>
+                <w:bCs/>
+              </w:rPr>
+              <w:lastRenderedPageBreak/>
               <w:t>People</w:t>
             </w:r>
             <w:proofErr w:type="spellEnd"/>
@@ -25113,20 +24661,20 @@
                 <w:ilvl w:val="1"/>
                 <w:numId w:val="20"/>
               </w:numPr>
-              <w:spacing w:line="240" w:lineRule="auto"/>
-              <w:rPr>
-                <w:rFonts w:ascii="Comfortaa" w:hAnsi="Comfortaa"/>
-                <w:b/>
-                <w:bCs/>
-              </w:rPr>
-            </w:pPr>
-            <w:proofErr w:type="spellStart"/>
-            <w:r>
-              <w:rPr>
-                <w:rFonts w:ascii="Comfortaa" w:hAnsi="Comfortaa"/>
-                <w:b/>
-                <w:bCs/>
-              </w:rPr>
+              <w:rPr>
+                <w:rFonts w:ascii="Comfortaa" w:hAnsi="Comfortaa"/>
+                <w:b/>
+                <w:bCs/>
+              </w:rPr>
+            </w:pPr>
+            <w:proofErr w:type="spellStart"/>
+            <w:r>
+              <w:rPr>
+                <w:rFonts w:ascii="Comfortaa" w:hAnsi="Comfortaa"/>
+                <w:b/>
+                <w:bCs/>
+              </w:rPr>
+              <w:lastRenderedPageBreak/>
               <w:t>Restoring</w:t>
             </w:r>
             <w:proofErr w:type="spellEnd"/>
@@ -25187,7 +24735,6 @@
           </w:p>
           <w:p>
             <w:pPr>
-              <w:spacing w:line="240" w:lineRule="auto"/>
               <w:rPr>
                 <w:rFonts w:ascii="Comfortaa" w:hAnsi="Comfortaa"/>
               </w:rPr>
@@ -25205,25 +24752,24 @@
           </w:tcPr>
           <w:p>
             <w:pPr>
-              <w:spacing w:line="240" w:lineRule="auto"/>
-              <w:rPr>
-                <w:rFonts w:ascii="Comfortaa" w:hAnsi="Comfortaa"/>
-                <w:b/>
-                <w:bCs/>
-              </w:rPr>
-            </w:pPr>
-            <w:r>
-              <w:rPr>
-                <w:rFonts w:ascii="Comfortaa" w:hAnsi="Comfortaa"/>
-                <w:b/>
-                <w:bCs/>
-              </w:rPr>
+              <w:rPr>
+                <w:rFonts w:ascii="Comfortaa" w:hAnsi="Comfortaa"/>
+                <w:b/>
+                <w:bCs/>
+              </w:rPr>
+            </w:pPr>
+            <w:r>
+              <w:rPr>
+                <w:rFonts w:ascii="Comfortaa" w:hAnsi="Comfortaa"/>
+                <w:b/>
+                <w:bCs/>
+              </w:rPr>
+              <w:lastRenderedPageBreak/>
               <w:t>Astăzi, mă bucur să vă spun că oamenii au început să înțeleagă cât de mult au nevoie de zone inundabile sănătoase – atât pentru natură, cât și pentru ei înșiși.</w:t>
             </w:r>
           </w:p>
           <w:p>
             <w:pPr>
-              <w:spacing w:line="240" w:lineRule="auto"/>
               <w:rPr>
                 <w:rFonts w:ascii="Comfortaa" w:hAnsi="Comfortaa"/>
                 <w:b/>
@@ -25238,21 +24784,19 @@
           </w:tcPr>
           <w:p>
             <w:pPr>
-              <w:spacing w:line="240" w:lineRule="auto"/>
-              <w:rPr>
-                <w:rFonts w:ascii="Comfortaa" w:hAnsi="Comfortaa"/>
-                <w:b/>
-                <w:bCs/>
-              </w:rPr>
-            </w:pPr>
-            <w:proofErr w:type="spellStart"/>
-            <w:r>
-              <w:rPr>
-                <w:rFonts w:ascii="Comfortaa" w:hAnsi="Comfortaa"/>
-                <w:b/>
-                <w:bCs/>
-              </w:rPr>
-              <w:lastRenderedPageBreak/>
+              <w:rPr>
+                <w:rFonts w:ascii="Comfortaa" w:hAnsi="Comfortaa"/>
+                <w:b/>
+                <w:bCs/>
+              </w:rPr>
+            </w:pPr>
+            <w:proofErr w:type="spellStart"/>
+            <w:r>
+              <w:rPr>
+                <w:rFonts w:ascii="Comfortaa" w:hAnsi="Comfortaa"/>
+                <w:b/>
+                <w:bCs/>
+              </w:rPr>
               <w:t>Today</w:t>
             </w:r>
             <w:proofErr w:type="spellEnd"/>
@@ -25591,7 +25135,6 @@
           </w:p>
           <w:p>
             <w:pPr>
-              <w:spacing w:line="240" w:lineRule="auto"/>
               <w:rPr>
                 <w:rFonts w:ascii="Comfortaa" w:hAnsi="Comfortaa"/>
               </w:rPr>
@@ -25609,20 +25152,18 @@
           </w:tcPr>
           <w:p>
             <w:pPr>
-              <w:spacing w:line="240" w:lineRule="auto"/>
-              <w:rPr>
-                <w:rFonts w:ascii="Comfortaa" w:hAnsi="Comfortaa"/>
-                <w:b/>
-                <w:bCs/>
-              </w:rPr>
-            </w:pPr>
-            <w:r>
-              <w:rPr>
-                <w:rFonts w:ascii="Comfortaa" w:hAnsi="Comfortaa"/>
-                <w:b/>
-                <w:bCs/>
-              </w:rPr>
-              <w:lastRenderedPageBreak/>
+              <w:rPr>
+                <w:rFonts w:ascii="Comfortaa" w:hAnsi="Comfortaa"/>
+                <w:b/>
+                <w:bCs/>
+              </w:rPr>
+            </w:pPr>
+            <w:r>
+              <w:rPr>
+                <w:rFonts w:ascii="Comfortaa" w:hAnsi="Comfortaa"/>
+                <w:b/>
+                <w:bCs/>
+              </w:rPr>
               <w:t xml:space="preserve">1. Turism </w:t>
             </w:r>
             <w:r>
@@ -25637,7 +25178,6 @@
           </w:p>
           <w:p>
             <w:pPr>
-              <w:spacing w:line="240" w:lineRule="auto"/>
               <w:rPr>
                 <w:rFonts w:ascii="Comfortaa" w:hAnsi="Comfortaa"/>
                 <w:b/>
@@ -25655,7 +25195,6 @@
           </w:p>
           <w:p>
             <w:pPr>
-              <w:spacing w:line="240" w:lineRule="auto"/>
               <w:rPr>
                 <w:rFonts w:ascii="Comfortaa" w:hAnsi="Comfortaa"/>
                 <w:b/>
@@ -25673,7 +25212,6 @@
           </w:p>
           <w:p>
             <w:pPr>
-              <w:spacing w:line="240" w:lineRule="auto"/>
               <w:rPr>
                 <w:rFonts w:ascii="Comfortaa" w:hAnsi="Comfortaa"/>
                 <w:b/>
@@ -25691,7 +25229,6 @@
           </w:p>
           <w:p>
             <w:pPr>
-              <w:spacing w:line="240" w:lineRule="auto"/>
               <w:rPr>
                 <w:rFonts w:ascii="Comfortaa" w:hAnsi="Comfortaa"/>
                 <w:b/>
@@ -25709,7 +25246,6 @@
           </w:p>
           <w:p>
             <w:pPr>
-              <w:spacing w:line="240" w:lineRule="auto"/>
               <w:rPr>
                 <w:rFonts w:ascii="Comfortaa" w:hAnsi="Comfortaa"/>
                 <w:b/>
@@ -25727,7 +25263,6 @@
           </w:p>
           <w:p>
             <w:pPr>
-              <w:spacing w:line="240" w:lineRule="auto"/>
               <w:rPr>
                 <w:rFonts w:ascii="Comfortaa" w:hAnsi="Comfortaa"/>
                 <w:b/>
@@ -25745,7 +25280,6 @@
           </w:p>
           <w:p>
             <w:pPr>
-              <w:spacing w:line="240" w:lineRule="auto"/>
               <w:rPr>
                 <w:rFonts w:ascii="Comfortaa" w:hAnsi="Comfortaa"/>
                 <w:b/>
@@ -25763,7 +25297,6 @@
           </w:p>
           <w:p>
             <w:pPr>
-              <w:spacing w:line="240" w:lineRule="auto"/>
               <w:rPr>
                 <w:rFonts w:ascii="Comfortaa" w:hAnsi="Comfortaa"/>
                 <w:b/>
@@ -25799,7 +25332,6 @@
           </w:p>
           <w:p>
             <w:pPr>
-              <w:spacing w:line="240" w:lineRule="auto"/>
               <w:rPr>
                 <w:rFonts w:ascii="Comfortaa" w:hAnsi="Comfortaa"/>
                 <w:b/>
@@ -25817,7 +25349,6 @@
           </w:p>
           <w:p>
             <w:pPr>
-              <w:spacing w:line="240" w:lineRule="auto"/>
               <w:rPr>
                 <w:rFonts w:ascii="Comfortaa" w:hAnsi="Comfortaa"/>
                 <w:b/>
@@ -25835,7 +25366,6 @@
           </w:p>
           <w:p>
             <w:pPr>
-              <w:spacing w:line="240" w:lineRule="auto"/>
               <w:rPr>
                 <w:rFonts w:ascii="Comfortaa" w:hAnsi="Comfortaa"/>
                 <w:b/>
@@ -25850,7 +25380,6 @@
           </w:tcPr>
           <w:p>
             <w:pPr>
-              <w:spacing w:line="240" w:lineRule="auto"/>
               <w:rPr>
                 <w:rFonts w:ascii="Comfortaa" w:hAnsi="Comfortaa"/>
                 <w:b/>
@@ -26221,7 +25750,6 @@
           </w:p>
           <w:p>
             <w:pPr>
-              <w:spacing w:line="240" w:lineRule="auto"/>
               <w:rPr>
                 <w:rFonts w:ascii="Comfortaa" w:hAnsi="Comfortaa"/>
               </w:rPr>
@@ -26231,6 +25759,1161 @@
       </w:tr>
     </w:tbl>
     <w:p/>
+    <w:p>
+      <w:pPr>
+        <w:rPr>
+          <w:rFonts w:ascii="MS Gothic" w:eastAsia="MS Gothic" w:hAnsi="MS Gothic"/>
+          <w:color w:val="000000"/>
+        </w:rPr>
+      </w:pPr>
+      <w:r>
+        <w:rPr>
+          <w:rFonts w:ascii="Comfortaa" w:hAnsi="Comfortaa"/>
+          <w:b/>
+          <w:bCs/>
+          <w:color w:val="000000"/>
+        </w:rPr>
+        <w:t xml:space="preserve">O parte din </w:t>
+      </w:r>
+      <w:proofErr w:type="spellStart"/>
+      <w:r>
+        <w:rPr>
+          <w:rFonts w:ascii="Comfortaa" w:hAnsi="Comfortaa"/>
+          <w:b/>
+          <w:bCs/>
+          <w:color w:val="000000"/>
+        </w:rPr>
+        <w:t>c_</w:t>
+      </w:r>
+      <w:r>
+        <w:rPr>
+          <w:rFonts w:ascii="Comfortaa" w:hAnsi="Comfortaa"/>
+          <w:b/>
+          <w:bCs/>
+          <w:color w:val="FF0000"/>
+        </w:rPr>
+        <w:t>a</w:t>
+      </w:r>
+      <w:r>
+        <w:rPr>
+          <w:rFonts w:ascii="Comfortaa" w:hAnsi="Comfortaa"/>
+          <w:b/>
+          <w:bCs/>
+          <w:color w:val="000000"/>
+        </w:rPr>
+        <w:t>_rbon</w:t>
+      </w:r>
+      <w:proofErr w:type="spellEnd"/>
+      <w:r>
+        <w:rPr>
+          <w:rFonts w:ascii="Comfortaa" w:hAnsi="Comfortaa"/>
+          <w:b/>
+          <w:bCs/>
+          <w:color w:val="000000"/>
+        </w:rPr>
+        <w:t xml:space="preserve"> rămâne blocat în </w:t>
+      </w:r>
+      <w:proofErr w:type="spellStart"/>
+      <w:r>
+        <w:rPr>
+          <w:rFonts w:ascii="Comfortaa" w:hAnsi="Comfortaa"/>
+          <w:b/>
+          <w:bCs/>
+          <w:color w:val="000000"/>
+        </w:rPr>
+        <w:t>s_</w:t>
+      </w:r>
+      <w:r>
+        <w:rPr>
+          <w:rFonts w:ascii="Comfortaa" w:hAnsi="Comfortaa"/>
+          <w:b/>
+          <w:bCs/>
+          <w:color w:val="FF0000"/>
+        </w:rPr>
+        <w:t>o</w:t>
+      </w:r>
+      <w:r>
+        <w:rPr>
+          <w:rFonts w:ascii="Comfortaa" w:hAnsi="Comfortaa"/>
+          <w:b/>
+          <w:bCs/>
+          <w:color w:val="000000"/>
+        </w:rPr>
+        <w:t>_l</w:t>
+      </w:r>
+      <w:proofErr w:type="spellEnd"/>
+      <w:r>
+        <w:rPr>
+          <w:rFonts w:ascii="Comfortaa" w:hAnsi="Comfortaa"/>
+          <w:b/>
+          <w:bCs/>
+          <w:color w:val="000000"/>
+        </w:rPr>
+        <w:t xml:space="preserve"> pentru o perioadă foarte lungă de timp - uneori </w:t>
+      </w:r>
+      <w:proofErr w:type="spellStart"/>
+      <w:r>
+        <w:rPr>
+          <w:rFonts w:ascii="Comfortaa" w:hAnsi="Comfortaa"/>
+          <w:b/>
+          <w:bCs/>
+          <w:color w:val="000000"/>
+        </w:rPr>
+        <w:t>s_</w:t>
+      </w:r>
+      <w:r>
+        <w:rPr>
+          <w:rFonts w:ascii="Comfortaa" w:hAnsi="Comfortaa"/>
+          <w:b/>
+          <w:bCs/>
+          <w:color w:val="FF0000"/>
+        </w:rPr>
+        <w:t>u</w:t>
+      </w:r>
+      <w:r>
+        <w:rPr>
+          <w:rFonts w:ascii="Comfortaa" w:hAnsi="Comfortaa"/>
+          <w:b/>
+          <w:bCs/>
+          <w:color w:val="000000"/>
+        </w:rPr>
+        <w:t>_te</w:t>
+      </w:r>
+      <w:proofErr w:type="spellEnd"/>
+      <w:r>
+        <w:rPr>
+          <w:rFonts w:ascii="Comfortaa" w:hAnsi="Comfortaa"/>
+          <w:b/>
+          <w:bCs/>
+          <w:color w:val="000000"/>
+        </w:rPr>
+        <w:t xml:space="preserve"> sau chiar </w:t>
+      </w:r>
+      <w:proofErr w:type="spellStart"/>
+      <w:r>
+        <w:rPr>
+          <w:rFonts w:ascii="Comfortaa" w:hAnsi="Comfortaa"/>
+          <w:b/>
+          <w:bCs/>
+          <w:color w:val="000000"/>
+        </w:rPr>
+        <w:t>m_</w:t>
+      </w:r>
+      <w:r>
+        <w:rPr>
+          <w:rFonts w:ascii="Comfortaa" w:hAnsi="Comfortaa"/>
+          <w:b/>
+          <w:bCs/>
+          <w:color w:val="FF0000"/>
+        </w:rPr>
+        <w:t>i</w:t>
+      </w:r>
+      <w:r>
+        <w:rPr>
+          <w:rFonts w:ascii="Comfortaa" w:hAnsi="Comfortaa"/>
+          <w:b/>
+          <w:bCs/>
+          <w:color w:val="000000"/>
+        </w:rPr>
+        <w:t>_i</w:t>
+      </w:r>
+      <w:proofErr w:type="spellEnd"/>
+      <w:r>
+        <w:rPr>
+          <w:rFonts w:ascii="Comfortaa" w:hAnsi="Comfortaa"/>
+          <w:b/>
+          <w:bCs/>
+          <w:color w:val="000000"/>
+        </w:rPr>
+        <w:t xml:space="preserve"> de </w:t>
+      </w:r>
+      <w:proofErr w:type="spellStart"/>
+      <w:r>
+        <w:rPr>
+          <w:rFonts w:ascii="Comfortaa" w:hAnsi="Comfortaa"/>
+          <w:b/>
+          <w:bCs/>
+          <w:color w:val="000000"/>
+        </w:rPr>
+        <w:t>a_</w:t>
+      </w:r>
+      <w:r>
+        <w:rPr>
+          <w:rFonts w:ascii="Comfortaa" w:hAnsi="Comfortaa"/>
+          <w:b/>
+          <w:bCs/>
+          <w:color w:val="FF0000"/>
+        </w:rPr>
+        <w:t>n</w:t>
+      </w:r>
+      <w:r>
+        <w:rPr>
+          <w:rFonts w:ascii="Comfortaa" w:hAnsi="Comfortaa"/>
+          <w:b/>
+          <w:bCs/>
+          <w:color w:val="000000"/>
+        </w:rPr>
+        <w:t>_i</w:t>
+      </w:r>
+      <w:proofErr w:type="spellEnd"/>
+      <w:r>
+        <w:rPr>
+          <w:rFonts w:ascii="Comfortaa" w:hAnsi="Comfortaa"/>
+          <w:b/>
+          <w:bCs/>
+          <w:color w:val="000000"/>
+        </w:rPr>
+        <w:t xml:space="preserve">! Dacă îl lăsăm </w:t>
+      </w:r>
+      <w:proofErr w:type="spellStart"/>
+      <w:r>
+        <w:rPr>
+          <w:rFonts w:ascii="Comfortaa" w:hAnsi="Comfortaa"/>
+          <w:b/>
+          <w:bCs/>
+          <w:color w:val="000000"/>
+        </w:rPr>
+        <w:t>ne_</w:t>
+      </w:r>
+      <w:r>
+        <w:rPr>
+          <w:rFonts w:ascii="Comfortaa" w:hAnsi="Comfortaa"/>
+          <w:b/>
+          <w:bCs/>
+          <w:color w:val="FF0000"/>
+        </w:rPr>
+        <w:t>d</w:t>
+      </w:r>
+      <w:r>
+        <w:rPr>
+          <w:rFonts w:ascii="Comfortaa" w:hAnsi="Comfortaa"/>
+          <w:b/>
+          <w:bCs/>
+          <w:color w:val="000000"/>
+        </w:rPr>
+        <w:t>_eranjat</w:t>
+      </w:r>
+      <w:proofErr w:type="spellEnd"/>
+      <w:r>
+        <w:rPr>
+          <w:rFonts w:ascii="Comfortaa" w:hAnsi="Comfortaa"/>
+          <w:b/>
+          <w:bCs/>
+          <w:color w:val="000000"/>
+        </w:rPr>
+        <w:t xml:space="preserve">, acest carbon din </w:t>
+      </w:r>
+      <w:proofErr w:type="spellStart"/>
+      <w:r>
+        <w:rPr>
+          <w:rFonts w:ascii="Comfortaa" w:hAnsi="Comfortaa"/>
+          <w:b/>
+          <w:bCs/>
+          <w:color w:val="000000"/>
+        </w:rPr>
+        <w:t>s_</w:t>
+      </w:r>
+      <w:r>
+        <w:rPr>
+          <w:rFonts w:ascii="Comfortaa" w:hAnsi="Comfortaa"/>
+          <w:b/>
+          <w:bCs/>
+          <w:color w:val="FF0000"/>
+        </w:rPr>
+        <w:t>o</w:t>
+      </w:r>
+      <w:r>
+        <w:rPr>
+          <w:rFonts w:ascii="Comfortaa" w:hAnsi="Comfortaa"/>
+          <w:b/>
+          <w:bCs/>
+          <w:color w:val="000000"/>
+        </w:rPr>
+        <w:t>_l</w:t>
+      </w:r>
+      <w:proofErr w:type="spellEnd"/>
+      <w:r>
+        <w:rPr>
+          <w:rFonts w:ascii="Comfortaa" w:hAnsi="Comfortaa"/>
+          <w:b/>
+          <w:bCs/>
+          <w:color w:val="000000"/>
+        </w:rPr>
+        <w:t xml:space="preserve"> rămâne în siguranță în </w:t>
+      </w:r>
+      <w:proofErr w:type="spellStart"/>
+      <w:r>
+        <w:rPr>
+          <w:rFonts w:ascii="Comfortaa" w:hAnsi="Comfortaa"/>
+          <w:b/>
+          <w:bCs/>
+          <w:color w:val="000000"/>
+        </w:rPr>
+        <w:t>sub_</w:t>
+      </w:r>
+      <w:r>
+        <w:rPr>
+          <w:rFonts w:ascii="Comfortaa" w:hAnsi="Comfortaa"/>
+          <w:b/>
+          <w:bCs/>
+          <w:color w:val="FF0000"/>
+        </w:rPr>
+        <w:t>t</w:t>
+      </w:r>
+      <w:r>
+        <w:rPr>
+          <w:rFonts w:ascii="Comfortaa" w:hAnsi="Comfortaa"/>
+          <w:b/>
+          <w:bCs/>
+          <w:color w:val="000000"/>
+        </w:rPr>
+        <w:t>_eran</w:t>
+      </w:r>
+      <w:proofErr w:type="spellEnd"/>
+      <w:r>
+        <w:rPr>
+          <w:rFonts w:ascii="Comfortaa" w:hAnsi="Comfortaa"/>
+          <w:b/>
+          <w:bCs/>
+          <w:color w:val="000000"/>
+        </w:rPr>
+        <w:t xml:space="preserve">, în loc să ajungă în </w:t>
+      </w:r>
+      <w:proofErr w:type="spellStart"/>
+      <w:r>
+        <w:rPr>
+          <w:rFonts w:ascii="Comfortaa" w:hAnsi="Comfortaa"/>
+          <w:b/>
+          <w:bCs/>
+          <w:color w:val="000000"/>
+        </w:rPr>
+        <w:t>a_</w:t>
+      </w:r>
+      <w:r>
+        <w:rPr>
+          <w:rFonts w:ascii="Comfortaa" w:hAnsi="Comfortaa"/>
+          <w:b/>
+          <w:bCs/>
+          <w:color w:val="FF0000"/>
+        </w:rPr>
+        <w:t>t</w:t>
+      </w:r>
+      <w:r>
+        <w:rPr>
+          <w:rFonts w:ascii="Comfortaa" w:hAnsi="Comfortaa"/>
+          <w:b/>
+          <w:bCs/>
+          <w:color w:val="000000"/>
+        </w:rPr>
+        <w:t>_mosferă</w:t>
+      </w:r>
+      <w:proofErr w:type="spellEnd"/>
+      <w:r>
+        <w:rPr>
+          <w:rFonts w:ascii="Comfortaa" w:hAnsi="Comfortaa"/>
+          <w:b/>
+          <w:bCs/>
+          <w:color w:val="000000"/>
+        </w:rPr>
+        <w:t xml:space="preserve">. Carbonul </w:t>
+      </w:r>
+      <w:proofErr w:type="spellStart"/>
+      <w:r>
+        <w:rPr>
+          <w:rFonts w:ascii="Comfortaa" w:hAnsi="Comfortaa"/>
+          <w:b/>
+          <w:bCs/>
+          <w:color w:val="000000"/>
+        </w:rPr>
+        <w:t>a_</w:t>
+      </w:r>
+      <w:r>
+        <w:rPr>
+          <w:rFonts w:ascii="Comfortaa" w:hAnsi="Comfortaa"/>
+          <w:b/>
+          <w:bCs/>
+          <w:color w:val="FF0000"/>
+        </w:rPr>
+        <w:t>l</w:t>
+      </w:r>
+      <w:r>
+        <w:rPr>
+          <w:rFonts w:ascii="Comfortaa" w:hAnsi="Comfortaa"/>
+          <w:b/>
+          <w:bCs/>
+          <w:color w:val="000000"/>
+        </w:rPr>
+        <w:t>_bastru</w:t>
+      </w:r>
+      <w:proofErr w:type="spellEnd"/>
+      <w:r>
+        <w:rPr>
+          <w:rFonts w:ascii="Comfortaa" w:hAnsi="Comfortaa"/>
+          <w:b/>
+          <w:bCs/>
+          <w:color w:val="000000"/>
+        </w:rPr>
+        <w:t xml:space="preserve">, stocat în zonele de coastă și umede, ajută, de asemenea, la încetinirea </w:t>
+      </w:r>
+      <w:proofErr w:type="spellStart"/>
+      <w:r>
+        <w:rPr>
+          <w:rFonts w:ascii="Comfortaa" w:hAnsi="Comfortaa"/>
+          <w:b/>
+          <w:bCs/>
+          <w:color w:val="000000"/>
+        </w:rPr>
+        <w:t>sc_</w:t>
+      </w:r>
+      <w:r>
+        <w:rPr>
+          <w:rFonts w:ascii="Comfortaa" w:hAnsi="Comfortaa"/>
+          <w:b/>
+          <w:bCs/>
+          <w:color w:val="FF0000"/>
+        </w:rPr>
+        <w:t>h</w:t>
+      </w:r>
+      <w:r>
+        <w:rPr>
+          <w:rFonts w:ascii="Comfortaa" w:hAnsi="Comfortaa"/>
+          <w:b/>
+          <w:bCs/>
+          <w:color w:val="000000"/>
+        </w:rPr>
+        <w:t>_imbărilor</w:t>
+      </w:r>
+      <w:proofErr w:type="spellEnd"/>
+      <w:r>
+        <w:rPr>
+          <w:rFonts w:ascii="Comfortaa" w:hAnsi="Comfortaa"/>
+          <w:b/>
+          <w:bCs/>
+          <w:color w:val="000000"/>
+        </w:rPr>
+        <w:t xml:space="preserve"> </w:t>
+      </w:r>
+      <w:proofErr w:type="spellStart"/>
+      <w:r>
+        <w:rPr>
+          <w:rFonts w:ascii="Comfortaa" w:hAnsi="Comfortaa"/>
+          <w:b/>
+          <w:bCs/>
+          <w:color w:val="000000"/>
+        </w:rPr>
+        <w:t>cl_</w:t>
+      </w:r>
+      <w:r>
+        <w:rPr>
+          <w:rFonts w:ascii="Comfortaa" w:hAnsi="Comfortaa"/>
+          <w:b/>
+          <w:bCs/>
+          <w:color w:val="FF0000"/>
+        </w:rPr>
+        <w:t>i</w:t>
+      </w:r>
+      <w:r>
+        <w:rPr>
+          <w:rFonts w:ascii="Comfortaa" w:hAnsi="Comfortaa"/>
+          <w:b/>
+          <w:bCs/>
+          <w:color w:val="000000"/>
+        </w:rPr>
+        <w:t>_matice</w:t>
+      </w:r>
+      <w:proofErr w:type="spellEnd"/>
+      <w:r>
+        <w:rPr>
+          <w:rFonts w:ascii="Comfortaa" w:hAnsi="Comfortaa"/>
+          <w:b/>
+          <w:bCs/>
+          <w:color w:val="000000"/>
+        </w:rPr>
+        <w:t>.</w:t>
+      </w:r>
+      <w:r>
+        <w:rPr>
+          <w:rFonts w:ascii="MS Gothic" w:eastAsia="MS Gothic" w:hAnsi="MS Gothic" w:hint="eastAsia"/>
+          <w:color w:val="000000"/>
+        </w:rPr>
+        <w:t> +</w:t>
+      </w:r>
+    </w:p>
+    <w:p>
+      <w:pPr>
+        <w:rPr>
+          <w:rFonts w:ascii="MS Gothic" w:eastAsia="MS Gothic" w:hAnsi="MS Gothic"/>
+          <w:color w:val="000000"/>
+        </w:rPr>
+      </w:pPr>
+    </w:p>
+    <w:p>
+      <w:pPr>
+        <w:rPr>
+          <w:rFonts w:ascii="MS Gothic" w:eastAsia="MS Gothic" w:hAnsi="MS Gothic"/>
+          <w:color w:val="000000"/>
+        </w:rPr>
+      </w:pPr>
+    </w:p>
+    <w:p>
+      <w:pPr>
+        <w:shd w:val="clear" w:color="auto" w:fill="0A0A0A"/>
+        <w:spacing w:line="270" w:lineRule="atLeast"/>
+        <w:rPr>
+          <w:rFonts w:ascii="Menlo" w:hAnsi="Menlo" w:cs="Menlo"/>
+          <w:color w:val="D8DEE9"/>
+          <w:sz w:val="18"/>
+          <w:szCs w:val="18"/>
+        </w:rPr>
+      </w:pPr>
+      <w:r>
+        <w:rPr>
+          <w:rFonts w:ascii="Menlo" w:hAnsi="Menlo" w:cs="Menlo"/>
+          <w:color w:val="D8DEE9"/>
+          <w:sz w:val="18"/>
+          <w:szCs w:val="18"/>
+        </w:rPr>
+        <w:t xml:space="preserve">        </w:t>
+      </w:r>
+      <w:r>
+        <w:rPr>
+          <w:rFonts w:ascii="Menlo" w:hAnsi="Menlo" w:cs="Menlo"/>
+          <w:color w:val="82D2CE"/>
+          <w:sz w:val="18"/>
+          <w:szCs w:val="18"/>
+        </w:rPr>
+        <w:t>"blank1"</w:t>
+      </w:r>
+      <w:r>
+        <w:rPr>
+          <w:rFonts w:ascii="Menlo" w:hAnsi="Menlo" w:cs="Menlo"/>
+          <w:color w:val="D8DEE9"/>
+          <w:sz w:val="18"/>
+          <w:szCs w:val="18"/>
+        </w:rPr>
+        <w:t xml:space="preserve">: </w:t>
+      </w:r>
+      <w:r>
+        <w:rPr>
+          <w:rFonts w:ascii="Menlo" w:hAnsi="Menlo" w:cs="Menlo"/>
+          <w:color w:val="E394DC"/>
+          <w:sz w:val="18"/>
+          <w:szCs w:val="18"/>
+        </w:rPr>
+        <w:t>"ar"</w:t>
+      </w:r>
+      <w:r>
+        <w:rPr>
+          <w:rFonts w:ascii="Menlo" w:hAnsi="Menlo" w:cs="Menlo"/>
+          <w:color w:val="D8DEE9"/>
+          <w:sz w:val="18"/>
+          <w:szCs w:val="18"/>
+        </w:rPr>
+        <w:t>,</w:t>
+      </w:r>
+    </w:p>
+    <w:p>
+      <w:pPr>
+        <w:shd w:val="clear" w:color="auto" w:fill="0A0A0A"/>
+        <w:spacing w:line="270" w:lineRule="atLeast"/>
+        <w:rPr>
+          <w:rFonts w:ascii="Menlo" w:hAnsi="Menlo" w:cs="Menlo"/>
+          <w:color w:val="D8DEE9"/>
+          <w:sz w:val="18"/>
+          <w:szCs w:val="18"/>
+        </w:rPr>
+      </w:pPr>
+      <w:r>
+        <w:rPr>
+          <w:rFonts w:ascii="Menlo" w:hAnsi="Menlo" w:cs="Menlo"/>
+          <w:color w:val="D8DEE9"/>
+          <w:sz w:val="18"/>
+          <w:szCs w:val="18"/>
+        </w:rPr>
+        <w:t xml:space="preserve">        </w:t>
+      </w:r>
+      <w:r>
+        <w:rPr>
+          <w:rFonts w:ascii="Menlo" w:hAnsi="Menlo" w:cs="Menlo"/>
+          <w:color w:val="82D2CE"/>
+          <w:sz w:val="18"/>
+          <w:szCs w:val="18"/>
+        </w:rPr>
+        <w:t>"blank2"</w:t>
+      </w:r>
+      <w:r>
+        <w:rPr>
+          <w:rFonts w:ascii="Menlo" w:hAnsi="Menlo" w:cs="Menlo"/>
+          <w:color w:val="D8DEE9"/>
+          <w:sz w:val="18"/>
+          <w:szCs w:val="18"/>
+        </w:rPr>
+        <w:t xml:space="preserve">: </w:t>
+      </w:r>
+      <w:r>
+        <w:rPr>
+          <w:rFonts w:ascii="Menlo" w:hAnsi="Menlo" w:cs="Menlo"/>
+          <w:color w:val="E394DC"/>
+          <w:sz w:val="18"/>
+          <w:szCs w:val="18"/>
+        </w:rPr>
+        <w:t>"o"</w:t>
+      </w:r>
+      <w:r>
+        <w:rPr>
+          <w:rFonts w:ascii="Menlo" w:hAnsi="Menlo" w:cs="Menlo"/>
+          <w:color w:val="D8DEE9"/>
+          <w:sz w:val="18"/>
+          <w:szCs w:val="18"/>
+        </w:rPr>
+        <w:t>,</w:t>
+      </w:r>
+    </w:p>
+    <w:p>
+      <w:pPr>
+        <w:shd w:val="clear" w:color="auto" w:fill="0A0A0A"/>
+        <w:spacing w:line="270" w:lineRule="atLeast"/>
+        <w:rPr>
+          <w:rFonts w:ascii="Menlo" w:hAnsi="Menlo" w:cs="Menlo"/>
+          <w:color w:val="D8DEE9"/>
+          <w:sz w:val="18"/>
+          <w:szCs w:val="18"/>
+        </w:rPr>
+      </w:pPr>
+      <w:r>
+        <w:rPr>
+          <w:rFonts w:ascii="Menlo" w:hAnsi="Menlo" w:cs="Menlo"/>
+          <w:color w:val="D8DEE9"/>
+          <w:sz w:val="18"/>
+          <w:szCs w:val="18"/>
+        </w:rPr>
+        <w:t xml:space="preserve">        </w:t>
+      </w:r>
+      <w:r>
+        <w:rPr>
+          <w:rFonts w:ascii="Menlo" w:hAnsi="Menlo" w:cs="Menlo"/>
+          <w:color w:val="82D2CE"/>
+          <w:sz w:val="18"/>
+          <w:szCs w:val="18"/>
+        </w:rPr>
+        <w:t>"blank3"</w:t>
+      </w:r>
+      <w:r>
+        <w:rPr>
+          <w:rFonts w:ascii="Menlo" w:hAnsi="Menlo" w:cs="Menlo"/>
+          <w:color w:val="D8DEE9"/>
+          <w:sz w:val="18"/>
+          <w:szCs w:val="18"/>
+        </w:rPr>
+        <w:t xml:space="preserve">: </w:t>
+      </w:r>
+      <w:r>
+        <w:rPr>
+          <w:rFonts w:ascii="Menlo" w:hAnsi="Menlo" w:cs="Menlo"/>
+          <w:color w:val="E394DC"/>
+          <w:sz w:val="18"/>
+          <w:szCs w:val="18"/>
+        </w:rPr>
+        <w:t>"u"</w:t>
+      </w:r>
+      <w:r>
+        <w:rPr>
+          <w:rFonts w:ascii="Menlo" w:hAnsi="Menlo" w:cs="Menlo"/>
+          <w:color w:val="D8DEE9"/>
+          <w:sz w:val="18"/>
+          <w:szCs w:val="18"/>
+        </w:rPr>
+        <w:t>,</w:t>
+      </w:r>
+    </w:p>
+    <w:p>
+      <w:pPr>
+        <w:shd w:val="clear" w:color="auto" w:fill="0A0A0A"/>
+        <w:spacing w:line="270" w:lineRule="atLeast"/>
+        <w:rPr>
+          <w:rFonts w:ascii="Menlo" w:hAnsi="Menlo" w:cs="Menlo"/>
+          <w:color w:val="D8DEE9"/>
+          <w:sz w:val="18"/>
+          <w:szCs w:val="18"/>
+        </w:rPr>
+      </w:pPr>
+      <w:r>
+        <w:rPr>
+          <w:rFonts w:ascii="Menlo" w:hAnsi="Menlo" w:cs="Menlo"/>
+          <w:color w:val="D8DEE9"/>
+          <w:sz w:val="18"/>
+          <w:szCs w:val="18"/>
+        </w:rPr>
+        <w:t xml:space="preserve">        </w:t>
+      </w:r>
+      <w:r>
+        <w:rPr>
+          <w:rFonts w:ascii="Menlo" w:hAnsi="Menlo" w:cs="Menlo"/>
+          <w:color w:val="82D2CE"/>
+          <w:sz w:val="18"/>
+          <w:szCs w:val="18"/>
+        </w:rPr>
+        <w:t>"blank4"</w:t>
+      </w:r>
+      <w:r>
+        <w:rPr>
+          <w:rFonts w:ascii="Menlo" w:hAnsi="Menlo" w:cs="Menlo"/>
+          <w:color w:val="D8DEE9"/>
+          <w:sz w:val="18"/>
+          <w:szCs w:val="18"/>
+        </w:rPr>
+        <w:t xml:space="preserve">: </w:t>
+      </w:r>
+      <w:r>
+        <w:rPr>
+          <w:rFonts w:ascii="Menlo" w:hAnsi="Menlo" w:cs="Menlo"/>
+          <w:color w:val="E394DC"/>
+          <w:sz w:val="18"/>
+          <w:szCs w:val="18"/>
+        </w:rPr>
+        <w:t>"i"</w:t>
+      </w:r>
+      <w:r>
+        <w:rPr>
+          <w:rFonts w:ascii="Menlo" w:hAnsi="Menlo" w:cs="Menlo"/>
+          <w:color w:val="D8DEE9"/>
+          <w:sz w:val="18"/>
+          <w:szCs w:val="18"/>
+        </w:rPr>
+        <w:t>,</w:t>
+      </w:r>
+    </w:p>
+    <w:p>
+      <w:pPr>
+        <w:shd w:val="clear" w:color="auto" w:fill="0A0A0A"/>
+        <w:spacing w:line="270" w:lineRule="atLeast"/>
+        <w:rPr>
+          <w:rFonts w:ascii="Menlo" w:hAnsi="Menlo" w:cs="Menlo"/>
+          <w:color w:val="D8DEE9"/>
+          <w:sz w:val="18"/>
+          <w:szCs w:val="18"/>
+        </w:rPr>
+      </w:pPr>
+      <w:r>
+        <w:rPr>
+          <w:rFonts w:ascii="Menlo" w:hAnsi="Menlo" w:cs="Menlo"/>
+          <w:color w:val="D8DEE9"/>
+          <w:sz w:val="18"/>
+          <w:szCs w:val="18"/>
+        </w:rPr>
+        <w:t xml:space="preserve">        </w:t>
+      </w:r>
+      <w:r>
+        <w:rPr>
+          <w:rFonts w:ascii="Menlo" w:hAnsi="Menlo" w:cs="Menlo"/>
+          <w:color w:val="82D2CE"/>
+          <w:sz w:val="18"/>
+          <w:szCs w:val="18"/>
+        </w:rPr>
+        <w:t>"blank5"</w:t>
+      </w:r>
+      <w:r>
+        <w:rPr>
+          <w:rFonts w:ascii="Menlo" w:hAnsi="Menlo" w:cs="Menlo"/>
+          <w:color w:val="D8DEE9"/>
+          <w:sz w:val="18"/>
+          <w:szCs w:val="18"/>
+        </w:rPr>
+        <w:t xml:space="preserve">: </w:t>
+      </w:r>
+      <w:r>
+        <w:rPr>
+          <w:rFonts w:ascii="Menlo" w:hAnsi="Menlo" w:cs="Menlo"/>
+          <w:color w:val="E394DC"/>
+          <w:sz w:val="18"/>
+          <w:szCs w:val="18"/>
+        </w:rPr>
+        <w:t>"n"</w:t>
+      </w:r>
+      <w:r>
+        <w:rPr>
+          <w:rFonts w:ascii="Menlo" w:hAnsi="Menlo" w:cs="Menlo"/>
+          <w:color w:val="D8DEE9"/>
+          <w:sz w:val="18"/>
+          <w:szCs w:val="18"/>
+        </w:rPr>
+        <w:t>,</w:t>
+      </w:r>
+    </w:p>
+    <w:p>
+      <w:pPr>
+        <w:shd w:val="clear" w:color="auto" w:fill="0A0A0A"/>
+        <w:spacing w:line="270" w:lineRule="atLeast"/>
+        <w:rPr>
+          <w:rFonts w:ascii="Menlo" w:hAnsi="Menlo" w:cs="Menlo"/>
+          <w:color w:val="D8DEE9"/>
+          <w:sz w:val="18"/>
+          <w:szCs w:val="18"/>
+        </w:rPr>
+      </w:pPr>
+      <w:r>
+        <w:rPr>
+          <w:rFonts w:ascii="Menlo" w:hAnsi="Menlo" w:cs="Menlo"/>
+          <w:color w:val="D8DEE9"/>
+          <w:sz w:val="18"/>
+          <w:szCs w:val="18"/>
+        </w:rPr>
+        <w:t xml:space="preserve">        </w:t>
+      </w:r>
+      <w:r>
+        <w:rPr>
+          <w:rFonts w:ascii="Menlo" w:hAnsi="Menlo" w:cs="Menlo"/>
+          <w:color w:val="82D2CE"/>
+          <w:sz w:val="18"/>
+          <w:szCs w:val="18"/>
+        </w:rPr>
+        <w:t>"blank6"</w:t>
+      </w:r>
+      <w:r>
+        <w:rPr>
+          <w:rFonts w:ascii="Menlo" w:hAnsi="Menlo" w:cs="Menlo"/>
+          <w:color w:val="D8DEE9"/>
+          <w:sz w:val="18"/>
+          <w:szCs w:val="18"/>
+        </w:rPr>
+        <w:t xml:space="preserve">: </w:t>
+      </w:r>
+      <w:r>
+        <w:rPr>
+          <w:rFonts w:ascii="Menlo" w:hAnsi="Menlo" w:cs="Menlo"/>
+          <w:color w:val="E394DC"/>
+          <w:sz w:val="18"/>
+          <w:szCs w:val="18"/>
+        </w:rPr>
+        <w:t>"d"</w:t>
+      </w:r>
+      <w:r>
+        <w:rPr>
+          <w:rFonts w:ascii="Menlo" w:hAnsi="Menlo" w:cs="Menlo"/>
+          <w:color w:val="D8DEE9"/>
+          <w:sz w:val="18"/>
+          <w:szCs w:val="18"/>
+        </w:rPr>
+        <w:t>,</w:t>
+      </w:r>
+    </w:p>
+    <w:p>
+      <w:pPr>
+        <w:shd w:val="clear" w:color="auto" w:fill="0A0A0A"/>
+        <w:spacing w:line="270" w:lineRule="atLeast"/>
+        <w:rPr>
+          <w:rFonts w:ascii="Menlo" w:hAnsi="Menlo" w:cs="Menlo"/>
+          <w:color w:val="D8DEE9"/>
+          <w:sz w:val="18"/>
+          <w:szCs w:val="18"/>
+        </w:rPr>
+      </w:pPr>
+      <w:r>
+        <w:rPr>
+          <w:rFonts w:ascii="Menlo" w:hAnsi="Menlo" w:cs="Menlo"/>
+          <w:color w:val="D8DEE9"/>
+          <w:sz w:val="18"/>
+          <w:szCs w:val="18"/>
+        </w:rPr>
+        <w:t xml:space="preserve">        </w:t>
+      </w:r>
+      <w:r>
+        <w:rPr>
+          <w:rFonts w:ascii="Menlo" w:hAnsi="Menlo" w:cs="Menlo"/>
+          <w:color w:val="82D2CE"/>
+          <w:sz w:val="18"/>
+          <w:szCs w:val="18"/>
+        </w:rPr>
+        <w:t>"blank7"</w:t>
+      </w:r>
+      <w:r>
+        <w:rPr>
+          <w:rFonts w:ascii="Menlo" w:hAnsi="Menlo" w:cs="Menlo"/>
+          <w:color w:val="D8DEE9"/>
+          <w:sz w:val="18"/>
+          <w:szCs w:val="18"/>
+        </w:rPr>
+        <w:t xml:space="preserve">: </w:t>
+      </w:r>
+      <w:r>
+        <w:rPr>
+          <w:rFonts w:ascii="Menlo" w:hAnsi="Menlo" w:cs="Menlo"/>
+          <w:color w:val="E394DC"/>
+          <w:sz w:val="18"/>
+          <w:szCs w:val="18"/>
+        </w:rPr>
+        <w:t>"</w:t>
+      </w:r>
+      <w:proofErr w:type="spellStart"/>
+      <w:r>
+        <w:rPr>
+          <w:rFonts w:ascii="Menlo" w:hAnsi="Menlo" w:cs="Menlo"/>
+          <w:color w:val="E394DC"/>
+          <w:sz w:val="18"/>
+          <w:szCs w:val="18"/>
+        </w:rPr>
+        <w:t>ol</w:t>
+      </w:r>
+      <w:proofErr w:type="spellEnd"/>
+      <w:r>
+        <w:rPr>
+          <w:rFonts w:ascii="Menlo" w:hAnsi="Menlo" w:cs="Menlo"/>
+          <w:color w:val="E394DC"/>
+          <w:sz w:val="18"/>
+          <w:szCs w:val="18"/>
+        </w:rPr>
+        <w:t>"</w:t>
+      </w:r>
+      <w:r>
+        <w:rPr>
+          <w:rFonts w:ascii="Menlo" w:hAnsi="Menlo" w:cs="Menlo"/>
+          <w:color w:val="D8DEE9"/>
+          <w:sz w:val="18"/>
+          <w:szCs w:val="18"/>
+        </w:rPr>
+        <w:t>,</w:t>
+      </w:r>
+    </w:p>
+    <w:p>
+      <w:pPr>
+        <w:shd w:val="clear" w:color="auto" w:fill="0A0A0A"/>
+        <w:spacing w:line="270" w:lineRule="atLeast"/>
+        <w:rPr>
+          <w:rFonts w:ascii="Menlo" w:hAnsi="Menlo" w:cs="Menlo"/>
+          <w:color w:val="D8DEE9"/>
+          <w:sz w:val="18"/>
+          <w:szCs w:val="18"/>
+        </w:rPr>
+      </w:pPr>
+      <w:r>
+        <w:rPr>
+          <w:rFonts w:ascii="Menlo" w:hAnsi="Menlo" w:cs="Menlo"/>
+          <w:color w:val="D8DEE9"/>
+          <w:sz w:val="18"/>
+          <w:szCs w:val="18"/>
+        </w:rPr>
+        <w:t xml:space="preserve">        </w:t>
+      </w:r>
+      <w:r>
+        <w:rPr>
+          <w:rFonts w:ascii="Menlo" w:hAnsi="Menlo" w:cs="Menlo"/>
+          <w:color w:val="82D2CE"/>
+          <w:sz w:val="18"/>
+          <w:szCs w:val="18"/>
+        </w:rPr>
+        <w:t>"blank8"</w:t>
+      </w:r>
+      <w:r>
+        <w:rPr>
+          <w:rFonts w:ascii="Menlo" w:hAnsi="Menlo" w:cs="Menlo"/>
+          <w:color w:val="D8DEE9"/>
+          <w:sz w:val="18"/>
+          <w:szCs w:val="18"/>
+        </w:rPr>
+        <w:t xml:space="preserve">: </w:t>
+      </w:r>
+      <w:r>
+        <w:rPr>
+          <w:rFonts w:ascii="Menlo" w:hAnsi="Menlo" w:cs="Menlo"/>
+          <w:color w:val="E394DC"/>
+          <w:sz w:val="18"/>
+          <w:szCs w:val="18"/>
+        </w:rPr>
+        <w:t>"</w:t>
+      </w:r>
+      <w:proofErr w:type="spellStart"/>
+      <w:r>
+        <w:rPr>
+          <w:rFonts w:ascii="Menlo" w:hAnsi="Menlo" w:cs="Menlo"/>
+          <w:color w:val="E394DC"/>
+          <w:sz w:val="18"/>
+          <w:szCs w:val="18"/>
+        </w:rPr>
+        <w:t>tmo</w:t>
+      </w:r>
+      <w:proofErr w:type="spellEnd"/>
+      <w:r>
+        <w:rPr>
+          <w:rFonts w:ascii="Menlo" w:hAnsi="Menlo" w:cs="Menlo"/>
+          <w:color w:val="E394DC"/>
+          <w:sz w:val="18"/>
+          <w:szCs w:val="18"/>
+        </w:rPr>
+        <w:t>"</w:t>
+      </w:r>
+      <w:r>
+        <w:rPr>
+          <w:rFonts w:ascii="Menlo" w:hAnsi="Menlo" w:cs="Menlo"/>
+          <w:color w:val="D8DEE9"/>
+          <w:sz w:val="18"/>
+          <w:szCs w:val="18"/>
+        </w:rPr>
+        <w:t>,</w:t>
+      </w:r>
+    </w:p>
+    <w:p>
+      <w:pPr>
+        <w:shd w:val="clear" w:color="auto" w:fill="0A0A0A"/>
+        <w:spacing w:line="270" w:lineRule="atLeast"/>
+        <w:rPr>
+          <w:rFonts w:ascii="Menlo" w:hAnsi="Menlo" w:cs="Menlo"/>
+          <w:color w:val="D8DEE9"/>
+          <w:sz w:val="18"/>
+          <w:szCs w:val="18"/>
+        </w:rPr>
+      </w:pPr>
+      <w:r>
+        <w:rPr>
+          <w:rFonts w:ascii="Menlo" w:hAnsi="Menlo" w:cs="Menlo"/>
+          <w:color w:val="D8DEE9"/>
+          <w:sz w:val="18"/>
+          <w:szCs w:val="18"/>
+        </w:rPr>
+        <w:t xml:space="preserve">        </w:t>
+      </w:r>
+      <w:r>
+        <w:rPr>
+          <w:rFonts w:ascii="Menlo" w:hAnsi="Menlo" w:cs="Menlo"/>
+          <w:color w:val="82D2CE"/>
+          <w:sz w:val="18"/>
+          <w:szCs w:val="18"/>
+        </w:rPr>
+        <w:t>"blank9"</w:t>
+      </w:r>
+      <w:r>
+        <w:rPr>
+          <w:rFonts w:ascii="Menlo" w:hAnsi="Menlo" w:cs="Menlo"/>
+          <w:color w:val="D8DEE9"/>
+          <w:sz w:val="18"/>
+          <w:szCs w:val="18"/>
+        </w:rPr>
+        <w:t xml:space="preserve">: </w:t>
+      </w:r>
+      <w:r>
+        <w:rPr>
+          <w:rFonts w:ascii="Menlo" w:hAnsi="Menlo" w:cs="Menlo"/>
+          <w:color w:val="E394DC"/>
+          <w:sz w:val="18"/>
+          <w:szCs w:val="18"/>
+        </w:rPr>
+        <w:t>"l"</w:t>
+      </w:r>
+      <w:r>
+        <w:rPr>
+          <w:rFonts w:ascii="Menlo" w:hAnsi="Menlo" w:cs="Menlo"/>
+          <w:color w:val="D8DEE9"/>
+          <w:sz w:val="18"/>
+          <w:szCs w:val="18"/>
+        </w:rPr>
+        <w:t>,</w:t>
+      </w:r>
+    </w:p>
+    <w:p>
+      <w:pPr>
+        <w:shd w:val="clear" w:color="auto" w:fill="0A0A0A"/>
+        <w:spacing w:line="270" w:lineRule="atLeast"/>
+        <w:rPr>
+          <w:rFonts w:ascii="Menlo" w:hAnsi="Menlo" w:cs="Menlo"/>
+          <w:color w:val="D8DEE9"/>
+          <w:sz w:val="18"/>
+          <w:szCs w:val="18"/>
+        </w:rPr>
+      </w:pPr>
+      <w:r>
+        <w:rPr>
+          <w:rFonts w:ascii="Menlo" w:hAnsi="Menlo" w:cs="Menlo"/>
+          <w:color w:val="D8DEE9"/>
+          <w:sz w:val="18"/>
+          <w:szCs w:val="18"/>
+        </w:rPr>
+        <w:t xml:space="preserve">        </w:t>
+      </w:r>
+      <w:r>
+        <w:rPr>
+          <w:rFonts w:ascii="Menlo" w:hAnsi="Menlo" w:cs="Menlo"/>
+          <w:color w:val="82D2CE"/>
+          <w:sz w:val="18"/>
+          <w:szCs w:val="18"/>
+        </w:rPr>
+        <w:t>"blank10"</w:t>
+      </w:r>
+      <w:r>
+        <w:rPr>
+          <w:rFonts w:ascii="Menlo" w:hAnsi="Menlo" w:cs="Menlo"/>
+          <w:color w:val="D8DEE9"/>
+          <w:sz w:val="18"/>
+          <w:szCs w:val="18"/>
+        </w:rPr>
+        <w:t xml:space="preserve">: </w:t>
+      </w:r>
+      <w:r>
+        <w:rPr>
+          <w:rFonts w:ascii="Menlo" w:hAnsi="Menlo" w:cs="Menlo"/>
+          <w:color w:val="E394DC"/>
+          <w:sz w:val="18"/>
+          <w:szCs w:val="18"/>
+        </w:rPr>
+        <w:t>"h"</w:t>
+      </w:r>
+      <w:r>
+        <w:rPr>
+          <w:rFonts w:ascii="Menlo" w:hAnsi="Menlo" w:cs="Menlo"/>
+          <w:color w:val="D8DEE9"/>
+          <w:sz w:val="18"/>
+          <w:szCs w:val="18"/>
+        </w:rPr>
+        <w:t>,</w:t>
+      </w:r>
+    </w:p>
+    <w:p>
+      <w:pPr>
+        <w:shd w:val="clear" w:color="auto" w:fill="0A0A0A"/>
+        <w:spacing w:line="270" w:lineRule="atLeast"/>
+        <w:rPr>
+          <w:rFonts w:ascii="Menlo" w:hAnsi="Menlo" w:cs="Menlo"/>
+          <w:color w:val="D8DEE9"/>
+          <w:sz w:val="18"/>
+          <w:szCs w:val="18"/>
+        </w:rPr>
+      </w:pPr>
+      <w:r>
+        <w:rPr>
+          <w:rFonts w:ascii="Menlo" w:hAnsi="Menlo" w:cs="Menlo"/>
+          <w:color w:val="D8DEE9"/>
+          <w:sz w:val="18"/>
+          <w:szCs w:val="18"/>
+        </w:rPr>
+        <w:t xml:space="preserve">        </w:t>
+      </w:r>
+      <w:r>
+        <w:rPr>
+          <w:rFonts w:ascii="Menlo" w:hAnsi="Menlo" w:cs="Menlo"/>
+          <w:color w:val="82D2CE"/>
+          <w:sz w:val="18"/>
+          <w:szCs w:val="18"/>
+        </w:rPr>
+        <w:t>"blank11"</w:t>
+      </w:r>
+      <w:r>
+        <w:rPr>
+          <w:rFonts w:ascii="Menlo" w:hAnsi="Menlo" w:cs="Menlo"/>
+          <w:color w:val="D8DEE9"/>
+          <w:sz w:val="18"/>
+          <w:szCs w:val="18"/>
+        </w:rPr>
+        <w:t xml:space="preserve">: </w:t>
+      </w:r>
+      <w:r>
+        <w:rPr>
+          <w:rFonts w:ascii="Menlo" w:hAnsi="Menlo" w:cs="Menlo"/>
+          <w:color w:val="E394DC"/>
+          <w:sz w:val="18"/>
+          <w:szCs w:val="18"/>
+        </w:rPr>
+        <w:t>"i"</w:t>
+      </w:r>
+    </w:p>
     <w:p/>
     <w:sectPr>
       <w:pgSz w:w="11906" w:h="16838"/>
@@ -30635,16 +31318,14 @@
   <w:style w:type="paragraph" w:default="1" w:styleId="Standaard">
     <w:name w:val="Normal"/>
     <w:qFormat/>
-    <w:rsid w:val="00AF605A"/>
+    <w:rsid w:val="00602D27"/>
     <w:pPr>
-      <w:suppressAutoHyphens/>
-      <w:autoSpaceDN w:val="0"/>
-      <w:spacing w:line="276" w:lineRule="auto"/>
-      <w:textAlignment w:val="baseline"/>
+      <w:spacing w:after="0" w:line="240" w:lineRule="auto"/>
     </w:pPr>
     <w:rPr>
-      <w:rFonts w:ascii="Aptos" w:eastAsia="Aptos" w:hAnsi="Aptos" w:cs="Times New Roman"/>
-      <w:kern w:val="3"/>
+      <w:rFonts w:ascii="Times New Roman" w:eastAsia="Times New Roman" w:hAnsi="Times New Roman" w:cs="Times New Roman"/>
+      <w:kern w:val="0"/>
+      <w:lang w:val="nl-NL" w:eastAsia="nl-NL"/>
       <w14:ligatures w14:val="none"/>
     </w:rPr>
   </w:style>
@@ -30659,14 +31340,19 @@
     <w:pPr>
       <w:keepNext/>
       <w:keepLines/>
-      <w:spacing w:before="360" w:after="80"/>
+      <w:suppressAutoHyphens/>
+      <w:autoSpaceDN w:val="0"/>
+      <w:spacing w:before="360" w:after="80" w:line="276" w:lineRule="auto"/>
+      <w:textAlignment w:val="baseline"/>
       <w:outlineLvl w:val="0"/>
     </w:pPr>
     <w:rPr>
       <w:rFonts w:asciiTheme="majorHAnsi" w:eastAsiaTheme="majorEastAsia" w:hAnsiTheme="majorHAnsi" w:cstheme="majorBidi"/>
       <w:color w:val="0F4761" w:themeColor="accent1" w:themeShade="BF"/>
+      <w:kern w:val="3"/>
       <w:sz w:val="40"/>
       <w:szCs w:val="40"/>
+      <w:lang w:val="ro" w:eastAsia="en-US"/>
     </w:rPr>
   </w:style>
   <w:style w:type="paragraph" w:styleId="Kop2">
@@ -30682,14 +31368,19 @@
     <w:pPr>
       <w:keepNext/>
       <w:keepLines/>
-      <w:spacing w:before="160" w:after="80"/>
+      <w:suppressAutoHyphens/>
+      <w:autoSpaceDN w:val="0"/>
+      <w:spacing w:before="160" w:after="80" w:line="276" w:lineRule="auto"/>
+      <w:textAlignment w:val="baseline"/>
       <w:outlineLvl w:val="1"/>
     </w:pPr>
     <w:rPr>
       <w:rFonts w:asciiTheme="majorHAnsi" w:eastAsiaTheme="majorEastAsia" w:hAnsiTheme="majorHAnsi" w:cstheme="majorBidi"/>
       <w:color w:val="0F4761" w:themeColor="accent1" w:themeShade="BF"/>
+      <w:kern w:val="3"/>
       <w:sz w:val="32"/>
       <w:szCs w:val="32"/>
+      <w:lang w:val="ro" w:eastAsia="en-US"/>
     </w:rPr>
   </w:style>
   <w:style w:type="paragraph" w:styleId="Kop3">
@@ -30705,14 +31396,19 @@
     <w:pPr>
       <w:keepNext/>
       <w:keepLines/>
-      <w:spacing w:before="160" w:after="80"/>
+      <w:suppressAutoHyphens/>
+      <w:autoSpaceDN w:val="0"/>
+      <w:spacing w:before="160" w:after="80" w:line="276" w:lineRule="auto"/>
+      <w:textAlignment w:val="baseline"/>
       <w:outlineLvl w:val="2"/>
     </w:pPr>
     <w:rPr>
-      <w:rFonts w:eastAsiaTheme="majorEastAsia" w:cstheme="majorBidi"/>
+      <w:rFonts w:ascii="Aptos" w:eastAsiaTheme="majorEastAsia" w:hAnsi="Aptos" w:cstheme="majorBidi"/>
       <w:color w:val="0F4761" w:themeColor="accent1" w:themeShade="BF"/>
+      <w:kern w:val="3"/>
       <w:sz w:val="28"/>
       <w:szCs w:val="28"/>
+      <w:lang w:val="ro" w:eastAsia="en-US"/>
     </w:rPr>
   </w:style>
   <w:style w:type="paragraph" w:styleId="Kop4">
@@ -30728,14 +31424,19 @@
     <w:pPr>
       <w:keepNext/>
       <w:keepLines/>
-      <w:spacing w:before="80" w:after="40"/>
+      <w:suppressAutoHyphens/>
+      <w:autoSpaceDN w:val="0"/>
+      <w:spacing w:before="80" w:after="40" w:line="276" w:lineRule="auto"/>
+      <w:textAlignment w:val="baseline"/>
       <w:outlineLvl w:val="3"/>
     </w:pPr>
     <w:rPr>
-      <w:rFonts w:eastAsiaTheme="majorEastAsia" w:cstheme="majorBidi"/>
+      <w:rFonts w:ascii="Aptos" w:eastAsiaTheme="majorEastAsia" w:hAnsi="Aptos" w:cstheme="majorBidi"/>
       <w:i/>
       <w:iCs/>
       <w:color w:val="0F4761" w:themeColor="accent1" w:themeShade="BF"/>
+      <w:kern w:val="3"/>
+      <w:lang w:val="ro" w:eastAsia="en-US"/>
     </w:rPr>
   </w:style>
   <w:style w:type="paragraph" w:styleId="Kop5">
@@ -30751,12 +31452,17 @@
     <w:pPr>
       <w:keepNext/>
       <w:keepLines/>
-      <w:spacing w:before="80" w:after="40"/>
+      <w:suppressAutoHyphens/>
+      <w:autoSpaceDN w:val="0"/>
+      <w:spacing w:before="80" w:after="40" w:line="276" w:lineRule="auto"/>
+      <w:textAlignment w:val="baseline"/>
       <w:outlineLvl w:val="4"/>
     </w:pPr>
     <w:rPr>
-      <w:rFonts w:eastAsiaTheme="majorEastAsia" w:cstheme="majorBidi"/>
+      <w:rFonts w:ascii="Aptos" w:eastAsiaTheme="majorEastAsia" w:hAnsi="Aptos" w:cstheme="majorBidi"/>
       <w:color w:val="0F4761" w:themeColor="accent1" w:themeShade="BF"/>
+      <w:kern w:val="3"/>
+      <w:lang w:val="ro" w:eastAsia="en-US"/>
     </w:rPr>
   </w:style>
   <w:style w:type="paragraph" w:styleId="Kop6">
@@ -30772,14 +31478,19 @@
     <w:pPr>
       <w:keepNext/>
       <w:keepLines/>
-      <w:spacing w:before="40" w:after="0"/>
+      <w:suppressAutoHyphens/>
+      <w:autoSpaceDN w:val="0"/>
+      <w:spacing w:before="40" w:line="276" w:lineRule="auto"/>
+      <w:textAlignment w:val="baseline"/>
       <w:outlineLvl w:val="5"/>
     </w:pPr>
     <w:rPr>
-      <w:rFonts w:eastAsiaTheme="majorEastAsia" w:cstheme="majorBidi"/>
+      <w:rFonts w:ascii="Aptos" w:eastAsiaTheme="majorEastAsia" w:hAnsi="Aptos" w:cstheme="majorBidi"/>
       <w:i/>
       <w:iCs/>
       <w:color w:val="595959" w:themeColor="text1" w:themeTint="A6"/>
+      <w:kern w:val="3"/>
+      <w:lang w:val="ro" w:eastAsia="en-US"/>
     </w:rPr>
   </w:style>
   <w:style w:type="paragraph" w:styleId="Kop7">
@@ -30795,12 +31506,17 @@
     <w:pPr>
       <w:keepNext/>
       <w:keepLines/>
-      <w:spacing w:before="40" w:after="0"/>
+      <w:suppressAutoHyphens/>
+      <w:autoSpaceDN w:val="0"/>
+      <w:spacing w:before="40" w:line="276" w:lineRule="auto"/>
+      <w:textAlignment w:val="baseline"/>
       <w:outlineLvl w:val="6"/>
     </w:pPr>
     <w:rPr>
-      <w:rFonts w:eastAsiaTheme="majorEastAsia" w:cstheme="majorBidi"/>
+      <w:rFonts w:ascii="Aptos" w:eastAsiaTheme="majorEastAsia" w:hAnsi="Aptos" w:cstheme="majorBidi"/>
       <w:color w:val="595959" w:themeColor="text1" w:themeTint="A6"/>
+      <w:kern w:val="3"/>
+      <w:lang w:val="ro" w:eastAsia="en-US"/>
     </w:rPr>
   </w:style>
   <w:style w:type="paragraph" w:styleId="Kop8">
@@ -30816,14 +31532,19 @@
     <w:pPr>
       <w:keepNext/>
       <w:keepLines/>
-      <w:spacing w:after="0"/>
+      <w:suppressAutoHyphens/>
+      <w:autoSpaceDN w:val="0"/>
+      <w:spacing w:line="276" w:lineRule="auto"/>
+      <w:textAlignment w:val="baseline"/>
       <w:outlineLvl w:val="7"/>
     </w:pPr>
     <w:rPr>
-      <w:rFonts w:eastAsiaTheme="majorEastAsia" w:cstheme="majorBidi"/>
+      <w:rFonts w:ascii="Aptos" w:eastAsiaTheme="majorEastAsia" w:hAnsi="Aptos" w:cstheme="majorBidi"/>
       <w:i/>
       <w:iCs/>
       <w:color w:val="272727" w:themeColor="text1" w:themeTint="D8"/>
+      <w:kern w:val="3"/>
+      <w:lang w:val="ro" w:eastAsia="en-US"/>
     </w:rPr>
   </w:style>
   <w:style w:type="paragraph" w:styleId="Kop9">
@@ -30839,12 +31560,17 @@
     <w:pPr>
       <w:keepNext/>
       <w:keepLines/>
-      <w:spacing w:after="0"/>
+      <w:suppressAutoHyphens/>
+      <w:autoSpaceDN w:val="0"/>
+      <w:spacing w:line="276" w:lineRule="auto"/>
+      <w:textAlignment w:val="baseline"/>
       <w:outlineLvl w:val="8"/>
     </w:pPr>
     <w:rPr>
-      <w:rFonts w:eastAsiaTheme="majorEastAsia" w:cstheme="majorBidi"/>
+      <w:rFonts w:ascii="Aptos" w:eastAsiaTheme="majorEastAsia" w:hAnsi="Aptos" w:cstheme="majorBidi"/>
       <w:color w:val="272727" w:themeColor="text1" w:themeTint="D8"/>
+      <w:kern w:val="3"/>
+      <w:lang w:val="ro" w:eastAsia="en-US"/>
     </w:rPr>
   </w:style>
   <w:style w:type="character" w:default="1" w:styleId="Standaardalinea-lettertype">
@@ -31002,8 +31728,11 @@
     <w:qFormat/>
     <w:rsid w:val="004E2C2A"/>
     <w:pPr>
-      <w:spacing w:after="80" w:line="240" w:lineRule="auto"/>
+      <w:suppressAutoHyphens/>
+      <w:autoSpaceDN w:val="0"/>
+      <w:spacing w:after="80"/>
       <w:contextualSpacing/>
+      <w:textAlignment w:val="baseline"/>
     </w:pPr>
     <w:rPr>
       <w:rFonts w:asciiTheme="majorHAnsi" w:eastAsiaTheme="majorEastAsia" w:hAnsiTheme="majorHAnsi" w:cstheme="majorBidi"/>
@@ -31011,6 +31740,7 @@
       <w:kern w:val="28"/>
       <w:sz w:val="56"/>
       <w:szCs w:val="56"/>
+      <w:lang w:val="ro" w:eastAsia="en-US"/>
     </w:rPr>
   </w:style>
   <w:style w:type="character" w:customStyle="1" w:styleId="TitelChar">
@@ -31039,13 +31769,19 @@
       <w:numPr>
         <w:ilvl w:val="1"/>
       </w:numPr>
+      <w:suppressAutoHyphens/>
+      <w:autoSpaceDN w:val="0"/>
+      <w:spacing w:after="160" w:line="276" w:lineRule="auto"/>
+      <w:textAlignment w:val="baseline"/>
     </w:pPr>
     <w:rPr>
-      <w:rFonts w:eastAsiaTheme="majorEastAsia" w:cstheme="majorBidi"/>
+      <w:rFonts w:ascii="Aptos" w:eastAsiaTheme="majorEastAsia" w:hAnsi="Aptos" w:cstheme="majorBidi"/>
       <w:color w:val="595959" w:themeColor="text1" w:themeTint="A6"/>
       <w:spacing w:val="15"/>
+      <w:kern w:val="3"/>
       <w:sz w:val="28"/>
       <w:szCs w:val="28"/>
+      <w:lang w:val="ro" w:eastAsia="en-US"/>
     </w:rPr>
   </w:style>
   <w:style w:type="character" w:customStyle="1" w:styleId="OndertitelChar">
@@ -31071,13 +31807,19 @@
     <w:qFormat/>
     <w:rsid w:val="004E2C2A"/>
     <w:pPr>
-      <w:spacing w:before="160"/>
+      <w:suppressAutoHyphens/>
+      <w:autoSpaceDN w:val="0"/>
+      <w:spacing w:before="160" w:after="160" w:line="276" w:lineRule="auto"/>
       <w:jc w:val="center"/>
+      <w:textAlignment w:val="baseline"/>
     </w:pPr>
     <w:rPr>
+      <w:rFonts w:ascii="Aptos" w:eastAsia="Aptos" w:hAnsi="Aptos"/>
       <w:i/>
       <w:iCs/>
       <w:color w:val="404040" w:themeColor="text1" w:themeTint="BF"/>
+      <w:kern w:val="3"/>
+      <w:lang w:val="ro" w:eastAsia="en-US"/>
     </w:rPr>
   </w:style>
   <w:style w:type="character" w:customStyle="1" w:styleId="CitaatChar">
@@ -31099,9 +31841,18 @@
     <w:qFormat/>
     <w:rsid w:val="004E2C2A"/>
     <w:pPr>
+      <w:suppressAutoHyphens/>
+      <w:autoSpaceDN w:val="0"/>
+      <w:spacing w:after="160" w:line="276" w:lineRule="auto"/>
       <w:ind w:left="720"/>
       <w:contextualSpacing/>
+      <w:textAlignment w:val="baseline"/>
     </w:pPr>
+    <w:rPr>
+      <w:rFonts w:ascii="Aptos" w:eastAsia="Aptos" w:hAnsi="Aptos"/>
+      <w:kern w:val="3"/>
+      <w:lang w:val="ro" w:eastAsia="en-US"/>
+    </w:rPr>
   </w:style>
   <w:style w:type="character" w:styleId="Intensievebenadrukking">
     <w:name w:val="Intense Emphasis"/>
@@ -31128,14 +31879,20 @@
         <w:top w:val="single" w:sz="4" w:space="10" w:color="0F4761" w:themeColor="accent1" w:themeShade="BF"/>
         <w:bottom w:val="single" w:sz="4" w:space="10" w:color="0F4761" w:themeColor="accent1" w:themeShade="BF"/>
       </w:pBdr>
-      <w:spacing w:before="360" w:after="360"/>
+      <w:suppressAutoHyphens/>
+      <w:autoSpaceDN w:val="0"/>
+      <w:spacing w:before="360" w:after="360" w:line="276" w:lineRule="auto"/>
       <w:ind w:left="864" w:right="864"/>
       <w:jc w:val="center"/>
+      <w:textAlignment w:val="baseline"/>
     </w:pPr>
     <w:rPr>
+      <w:rFonts w:ascii="Aptos" w:eastAsia="Aptos" w:hAnsi="Aptos"/>
       <w:i/>
       <w:iCs/>
       <w:color w:val="0F4761" w:themeColor="accent1" w:themeShade="BF"/>
+      <w:kern w:val="3"/>
+      <w:lang w:val="ro" w:eastAsia="en-US"/>
     </w:rPr>
   </w:style>
   <w:style w:type="character" w:customStyle="1" w:styleId="DuidelijkcitaatChar">
@@ -31188,8 +31945,17 @@
     <w:basedOn w:val="Standaard"/>
     <w:rsid w:val="004E2C2A"/>
     <w:pPr>
+      <w:suppressAutoHyphens/>
+      <w:autoSpaceDN w:val="0"/>
+      <w:spacing w:after="160" w:line="276" w:lineRule="auto"/>
       <w:ind w:left="720"/>
+      <w:textAlignment w:val="baseline"/>
     </w:pPr>
+    <w:rPr>
+      <w:rFonts w:ascii="Aptos" w:eastAsia="Aptos" w:hAnsi="Aptos"/>
+      <w:kern w:val="3"/>
+      <w:lang w:val="ro" w:eastAsia="en-US"/>
+    </w:rPr>
   </w:style>
   <w:style w:type="character" w:customStyle="1" w:styleId="Fontdeparagrafimplicit1">
     <w:name w:val="Font de paragraf implicit1"/>
@@ -31238,11 +32004,17 @@
     <w:unhideWhenUsed/>
     <w:rsid w:val="007E3D1E"/>
     <w:pPr>
-      <w:spacing w:line="240" w:lineRule="auto"/>
+      <w:suppressAutoHyphens/>
+      <w:autoSpaceDN w:val="0"/>
+      <w:spacing w:after="160"/>
+      <w:textAlignment w:val="baseline"/>
     </w:pPr>
     <w:rPr>
+      <w:rFonts w:ascii="Aptos" w:eastAsia="Aptos" w:hAnsi="Aptos"/>
+      <w:kern w:val="3"/>
       <w:sz w:val="20"/>
       <w:szCs w:val="20"/>
+      <w:lang w:val="ro" w:eastAsia="en-US"/>
     </w:rPr>
   </w:style>
   <w:style w:type="character" w:customStyle="1" w:styleId="TekstopmerkingChar">
